--- a/开题报告.docx
+++ b/开题报告.docx
@@ -764,7 +764,7 @@
       <w:pPr>
         <w:jc w:val="center"/>
         <w:rPr>
-          <w:rFonts w:ascii="Staccato222 BT" w:eastAsia="黑体" w:hAnsi="Staccato222 BT" w:hint="eastAsia"/>
+          <w:rFonts w:ascii="Staccato222 BT" w:eastAsia="黑体" w:hAnsi="Staccato222 BT"/>
         </w:rPr>
       </w:pPr>
     </w:p>
@@ -780,21 +780,12 @@
         </w:tabs>
         <w:jc w:val="left"/>
         <w:rPr>
-          <w:rFonts w:ascii="黑体" w:eastAsia="黑体" w:hAnsi="黑体" w:cs="黑体"/>
-          <w:b/>
-          <w:bCs/>
-          <w:sz w:val="28"/>
-        </w:rPr>
-      </w:pPr>
-      <w:r>
-        <w:rPr>
           <w:rFonts w:ascii="黑体" w:eastAsia="黑体" w:hAnsi="黑体" w:cs="黑体" w:hint="eastAsia"/>
           <w:b/>
           <w:bCs/>
           <w:sz w:val="28"/>
         </w:rPr>
-        <w:t>研究的背景和意义</w:t>
-      </w:r>
+      </w:pPr>
       <w:r>
         <w:rPr>
           <w:rFonts w:ascii="黑体" w:eastAsia="黑体" w:hAnsi="黑体" w:cs="黑体" w:hint="eastAsia"/>
@@ -802,6 +793,15 @@
           <w:bCs/>
           <w:sz w:val="28"/>
         </w:rPr>
+        <w:t>研究的背景和意义</w:t>
+      </w:r>
+      <w:r>
+        <w:rPr>
+          <w:rFonts w:ascii="黑体" w:eastAsia="黑体" w:hAnsi="黑体" w:cs="黑体" w:hint="eastAsia"/>
+          <w:b/>
+          <w:bCs/>
+          <w:sz w:val="28"/>
+        </w:rPr>
         <w:tab/>
       </w:r>
     </w:p>
@@ -822,13 +822,69 @@
       </w:r>
       <w:r>
         <w:rPr>
-          <w:rFonts w:hint="eastAsia"/>
-          <w:sz w:val="24"/>
+          <w:sz w:val="24"/>
+          <w:vertAlign w:val="superscript"/>
+        </w:rPr>
+        <w:fldChar w:fldCharType="begin"/>
+      </w:r>
+      <w:r>
+        <w:rPr>
+          <w:sz w:val="24"/>
+          <w:vertAlign w:val="superscript"/>
+        </w:rPr>
+        <w:instrText xml:space="preserve"> </w:instrText>
+      </w:r>
+      <w:r>
+        <w:rPr>
+          <w:rFonts w:hint="eastAsia"/>
+          <w:sz w:val="24"/>
+          <w:vertAlign w:val="superscript"/>
+        </w:rPr>
+        <w:instrText>REF _Ref223187508 \r \h</w:instrText>
+      </w:r>
+      <w:r>
+        <w:rPr>
+          <w:sz w:val="24"/>
+          <w:vertAlign w:val="superscript"/>
+        </w:rPr>
+        <w:instrText xml:space="preserve"> </w:instrText>
+      </w:r>
+      <w:r>
+        <w:rPr>
+          <w:sz w:val="24"/>
+          <w:vertAlign w:val="superscript"/>
+        </w:rPr>
+      </w:r>
+      <w:r>
+        <w:rPr>
+          <w:sz w:val="24"/>
+          <w:vertAlign w:val="superscript"/>
+        </w:rPr>
+        <w:instrText xml:space="preserve"> \* MERGEFORMAT </w:instrText>
+      </w:r>
+      <w:r>
+        <w:rPr>
+          <w:sz w:val="24"/>
+          <w:vertAlign w:val="superscript"/>
+        </w:rPr>
+        <w:fldChar w:fldCharType="separate"/>
+      </w:r>
+      <w:r>
+        <w:rPr>
+          <w:sz w:val="24"/>
+          <w:vertAlign w:val="superscript"/>
         </w:rPr>
         <w:t>[1]</w:t>
       </w:r>
       <w:r>
         <w:rPr>
+          <w:sz w:val="24"/>
+          <w:vertAlign w:val="superscript"/>
+        </w:rPr>
+        <w:fldChar w:fldCharType="end"/>
+      </w:r>
+      <w:r>
+        <w:rPr>
           <w:rFonts w:hint="eastAsia"/>
           <w:sz w:val="24"/>
         </w:rPr>
@@ -865,12 +921,14 @@
       <w:r>
         <w:rPr>
           <w:sz w:val="24"/>
+          <w:vertAlign w:val="superscript"/>
         </w:rPr>
         <w:fldChar w:fldCharType="begin"/>
       </w:r>
       <w:r>
         <w:rPr>
           <w:sz w:val="24"/>
+          <w:vertAlign w:val="superscript"/>
         </w:rPr>
         <w:instrText xml:space="preserve"> </w:instrText>
       </w:r>
@@ -878,35 +936,48 @@
         <w:rPr>
           <w:rFonts w:hint="eastAsia"/>
           <w:sz w:val="24"/>
+          <w:vertAlign w:val="superscript"/>
         </w:rPr>
         <w:instrText>REF _Ref222514063 \r \h</w:instrText>
       </w:r>
       <w:r>
         <w:rPr>
           <w:sz w:val="24"/>
+          <w:vertAlign w:val="superscript"/>
         </w:rPr>
         <w:instrText xml:space="preserve"> </w:instrText>
       </w:r>
       <w:r>
         <w:rPr>
           <w:sz w:val="24"/>
-        </w:rPr>
-      </w:r>
-      <w:r>
-        <w:rPr>
-          <w:sz w:val="24"/>
+          <w:vertAlign w:val="superscript"/>
+        </w:rPr>
+      </w:r>
+      <w:r>
+        <w:rPr>
+          <w:sz w:val="24"/>
+          <w:vertAlign w:val="superscript"/>
+        </w:rPr>
+        <w:instrText xml:space="preserve"> \* MERGEFORMAT </w:instrText>
+      </w:r>
+      <w:r>
+        <w:rPr>
+          <w:sz w:val="24"/>
+          <w:vertAlign w:val="superscript"/>
         </w:rPr>
         <w:fldChar w:fldCharType="separate"/>
       </w:r>
       <w:r>
         <w:rPr>
           <w:sz w:val="24"/>
+          <w:vertAlign w:val="superscript"/>
         </w:rPr>
         <w:t>[2]</w:t>
       </w:r>
       <w:r>
         <w:rPr>
           <w:sz w:val="24"/>
+          <w:vertAlign w:val="superscript"/>
         </w:rPr>
         <w:fldChar w:fldCharType="end"/>
       </w:r>
@@ -1018,12 +1089,14 @@
       <w:r>
         <w:rPr>
           <w:sz w:val="24"/>
+          <w:vertAlign w:val="superscript"/>
         </w:rPr>
         <w:fldChar w:fldCharType="begin"/>
       </w:r>
       <w:r>
         <w:rPr>
           <w:sz w:val="24"/>
+          <w:vertAlign w:val="superscript"/>
         </w:rPr>
         <w:instrText xml:space="preserve"> </w:instrText>
       </w:r>
@@ -1031,35 +1104,48 @@
         <w:rPr>
           <w:rFonts w:hint="eastAsia"/>
           <w:sz w:val="24"/>
+          <w:vertAlign w:val="superscript"/>
         </w:rPr>
         <w:instrText>REF _Ref223187479 \r \h</w:instrText>
       </w:r>
       <w:r>
         <w:rPr>
           <w:sz w:val="24"/>
+          <w:vertAlign w:val="superscript"/>
         </w:rPr>
         <w:instrText xml:space="preserve"> </w:instrText>
       </w:r>
       <w:r>
         <w:rPr>
           <w:sz w:val="24"/>
-        </w:rPr>
-      </w:r>
-      <w:r>
-        <w:rPr>
-          <w:sz w:val="24"/>
+          <w:vertAlign w:val="superscript"/>
+        </w:rPr>
+      </w:r>
+      <w:r>
+        <w:rPr>
+          <w:sz w:val="24"/>
+          <w:vertAlign w:val="superscript"/>
+        </w:rPr>
+        <w:instrText xml:space="preserve"> \* MERGEFORMAT </w:instrText>
+      </w:r>
+      <w:r>
+        <w:rPr>
+          <w:sz w:val="24"/>
+          <w:vertAlign w:val="superscript"/>
         </w:rPr>
         <w:fldChar w:fldCharType="separate"/>
       </w:r>
       <w:r>
         <w:rPr>
           <w:sz w:val="24"/>
+          <w:vertAlign w:val="superscript"/>
         </w:rPr>
         <w:t>[3]</w:t>
       </w:r>
       <w:r>
         <w:rPr>
           <w:sz w:val="24"/>
+          <w:vertAlign w:val="superscript"/>
         </w:rPr>
         <w:fldChar w:fldCharType="end"/>
       </w:r>
@@ -1118,7 +1204,6 @@
         <w:spacing w:line="300" w:lineRule="auto"/>
         <w:ind w:firstLine="420"/>
         <w:rPr>
-          <w:rFonts w:hint="eastAsia"/>
           <w:sz w:val="24"/>
         </w:rPr>
       </w:pPr>
@@ -1174,12 +1259,14 @@
       <w:r>
         <w:rPr>
           <w:sz w:val="24"/>
+          <w:vertAlign w:val="superscript"/>
         </w:rPr>
         <w:fldChar w:fldCharType="begin"/>
       </w:r>
       <w:r>
         <w:rPr>
           <w:sz w:val="24"/>
+          <w:vertAlign w:val="superscript"/>
         </w:rPr>
         <w:instrText xml:space="preserve"> </w:instrText>
       </w:r>
@@ -1187,35 +1274,48 @@
         <w:rPr>
           <w:rFonts w:hint="eastAsia"/>
           <w:sz w:val="24"/>
+          <w:vertAlign w:val="superscript"/>
         </w:rPr>
         <w:instrText>REF _Ref223187479 \r \h</w:instrText>
       </w:r>
       <w:r>
         <w:rPr>
           <w:sz w:val="24"/>
+          <w:vertAlign w:val="superscript"/>
         </w:rPr>
         <w:instrText xml:space="preserve"> </w:instrText>
       </w:r>
       <w:r>
         <w:rPr>
           <w:sz w:val="24"/>
-        </w:rPr>
-      </w:r>
-      <w:r>
-        <w:rPr>
-          <w:sz w:val="24"/>
+          <w:vertAlign w:val="superscript"/>
+        </w:rPr>
+      </w:r>
+      <w:r>
+        <w:rPr>
+          <w:sz w:val="24"/>
+          <w:vertAlign w:val="superscript"/>
+        </w:rPr>
+        <w:instrText xml:space="preserve"> \* MERGEFORMAT </w:instrText>
+      </w:r>
+      <w:r>
+        <w:rPr>
+          <w:sz w:val="24"/>
+          <w:vertAlign w:val="superscript"/>
         </w:rPr>
         <w:fldChar w:fldCharType="separate"/>
       </w:r>
       <w:r>
         <w:rPr>
           <w:sz w:val="24"/>
+          <w:vertAlign w:val="superscript"/>
         </w:rPr>
         <w:t>[3]</w:t>
       </w:r>
       <w:r>
         <w:rPr>
           <w:sz w:val="24"/>
+          <w:vertAlign w:val="superscript"/>
         </w:rPr>
         <w:fldChar w:fldCharType="end"/>
       </w:r>
@@ -1229,12 +1329,14 @@
       <w:r>
         <w:rPr>
           <w:sz w:val="24"/>
+          <w:vertAlign w:val="superscript"/>
         </w:rPr>
         <w:fldChar w:fldCharType="begin"/>
       </w:r>
       <w:r>
         <w:rPr>
           <w:sz w:val="24"/>
+          <w:vertAlign w:val="superscript"/>
         </w:rPr>
         <w:instrText xml:space="preserve"> </w:instrText>
       </w:r>
@@ -1242,35 +1344,48 @@
         <w:rPr>
           <w:rFonts w:hint="eastAsia"/>
           <w:sz w:val="24"/>
+          <w:vertAlign w:val="superscript"/>
         </w:rPr>
         <w:instrText>REF _Ref223187508 \r \h</w:instrText>
       </w:r>
       <w:r>
         <w:rPr>
           <w:sz w:val="24"/>
+          <w:vertAlign w:val="superscript"/>
         </w:rPr>
         <w:instrText xml:space="preserve"> </w:instrText>
       </w:r>
       <w:r>
         <w:rPr>
           <w:sz w:val="24"/>
-        </w:rPr>
-      </w:r>
-      <w:r>
-        <w:rPr>
-          <w:sz w:val="24"/>
+          <w:vertAlign w:val="superscript"/>
+        </w:rPr>
+      </w:r>
+      <w:r>
+        <w:rPr>
+          <w:sz w:val="24"/>
+          <w:vertAlign w:val="superscript"/>
+        </w:rPr>
+        <w:instrText xml:space="preserve"> \* MERGEFORMAT </w:instrText>
+      </w:r>
+      <w:r>
+        <w:rPr>
+          <w:sz w:val="24"/>
+          <w:vertAlign w:val="superscript"/>
         </w:rPr>
         <w:fldChar w:fldCharType="separate"/>
       </w:r>
       <w:r>
         <w:rPr>
           <w:sz w:val="24"/>
+          <w:vertAlign w:val="superscript"/>
         </w:rPr>
         <w:t>[1]</w:t>
       </w:r>
       <w:r>
         <w:rPr>
           <w:sz w:val="24"/>
+          <w:vertAlign w:val="superscript"/>
         </w:rPr>
         <w:fldChar w:fldCharType="end"/>
       </w:r>
@@ -1298,12 +1413,14 @@
       <w:r>
         <w:rPr>
           <w:sz w:val="24"/>
+          <w:vertAlign w:val="superscript"/>
         </w:rPr>
         <w:fldChar w:fldCharType="begin"/>
       </w:r>
       <w:r>
         <w:rPr>
           <w:sz w:val="24"/>
+          <w:vertAlign w:val="superscript"/>
         </w:rPr>
         <w:instrText xml:space="preserve"> </w:instrText>
       </w:r>
@@ -1311,35 +1428,48 @@
         <w:rPr>
           <w:rFonts w:hint="eastAsia"/>
           <w:sz w:val="24"/>
+          <w:vertAlign w:val="superscript"/>
         </w:rPr>
         <w:instrText>REF _Ref223187517 \r \h</w:instrText>
       </w:r>
       <w:r>
         <w:rPr>
           <w:sz w:val="24"/>
+          <w:vertAlign w:val="superscript"/>
         </w:rPr>
         <w:instrText xml:space="preserve"> </w:instrText>
       </w:r>
       <w:r>
         <w:rPr>
           <w:sz w:val="24"/>
-        </w:rPr>
-      </w:r>
-      <w:r>
-        <w:rPr>
-          <w:sz w:val="24"/>
+          <w:vertAlign w:val="superscript"/>
+        </w:rPr>
+      </w:r>
+      <w:r>
+        <w:rPr>
+          <w:sz w:val="24"/>
+          <w:vertAlign w:val="superscript"/>
+        </w:rPr>
+        <w:instrText xml:space="preserve"> \* MERGEFORMAT </w:instrText>
+      </w:r>
+      <w:r>
+        <w:rPr>
+          <w:sz w:val="24"/>
+          <w:vertAlign w:val="superscript"/>
         </w:rPr>
         <w:fldChar w:fldCharType="separate"/>
       </w:r>
       <w:r>
         <w:rPr>
           <w:sz w:val="24"/>
+          <w:vertAlign w:val="superscript"/>
         </w:rPr>
         <w:t>[4]</w:t>
       </w:r>
       <w:r>
         <w:rPr>
           <w:sz w:val="24"/>
+          <w:vertAlign w:val="superscript"/>
         </w:rPr>
         <w:fldChar w:fldCharType="end"/>
       </w:r>
@@ -1395,12 +1525,14 @@
       <w:r>
         <w:rPr>
           <w:sz w:val="24"/>
+          <w:vertAlign w:val="superscript"/>
         </w:rPr>
         <w:fldChar w:fldCharType="begin"/>
       </w:r>
       <w:r>
         <w:rPr>
           <w:sz w:val="24"/>
+          <w:vertAlign w:val="superscript"/>
         </w:rPr>
         <w:instrText xml:space="preserve"> </w:instrText>
       </w:r>
@@ -1408,35 +1540,48 @@
         <w:rPr>
           <w:rFonts w:hint="eastAsia"/>
           <w:sz w:val="24"/>
+          <w:vertAlign w:val="superscript"/>
         </w:rPr>
         <w:instrText>REF _Ref223187479 \r \h</w:instrText>
       </w:r>
       <w:r>
         <w:rPr>
           <w:sz w:val="24"/>
+          <w:vertAlign w:val="superscript"/>
         </w:rPr>
         <w:instrText xml:space="preserve"> </w:instrText>
       </w:r>
       <w:r>
         <w:rPr>
           <w:sz w:val="24"/>
-        </w:rPr>
-      </w:r>
-      <w:r>
-        <w:rPr>
-          <w:sz w:val="24"/>
+          <w:vertAlign w:val="superscript"/>
+        </w:rPr>
+      </w:r>
+      <w:r>
+        <w:rPr>
+          <w:sz w:val="24"/>
+          <w:vertAlign w:val="superscript"/>
+        </w:rPr>
+        <w:instrText xml:space="preserve"> \* MERGEFORMAT </w:instrText>
+      </w:r>
+      <w:r>
+        <w:rPr>
+          <w:sz w:val="24"/>
+          <w:vertAlign w:val="superscript"/>
         </w:rPr>
         <w:fldChar w:fldCharType="separate"/>
       </w:r>
       <w:r>
         <w:rPr>
           <w:sz w:val="24"/>
+          <w:vertAlign w:val="superscript"/>
         </w:rPr>
         <w:t>[3]</w:t>
       </w:r>
       <w:r>
         <w:rPr>
           <w:sz w:val="24"/>
+          <w:vertAlign w:val="superscript"/>
         </w:rPr>
         <w:fldChar w:fldCharType="end"/>
       </w:r>
@@ -1457,22 +1602,12 @@
         </w:numPr>
         <w:jc w:val="left"/>
         <w:rPr>
-          <w:rFonts w:ascii="黑体" w:eastAsia="黑体" w:hAnsi="黑体" w:cs="黑体"/>
-          <w:b/>
-          <w:bCs/>
-          <w:sz w:val="28"/>
-        </w:rPr>
-      </w:pPr>
-      <w:r>
-        <w:rPr>
           <w:rFonts w:ascii="黑体" w:eastAsia="黑体" w:hAnsi="黑体" w:cs="黑体" w:hint="eastAsia"/>
           <w:b/>
           <w:bCs/>
           <w:sz w:val="28"/>
         </w:rPr>
-        <w:t>研究内容和</w:t>
-      </w:r>
-      <w:proofErr w:type="gramStart"/>
+      </w:pPr>
       <w:r>
         <w:rPr>
           <w:rFonts w:ascii="黑体" w:eastAsia="黑体" w:hAnsi="黑体" w:cs="黑体" w:hint="eastAsia"/>
@@ -1480,9 +1615,9 @@
           <w:bCs/>
           <w:sz w:val="28"/>
         </w:rPr>
-        <w:t>拟解决</w:t>
-      </w:r>
-      <w:proofErr w:type="gramEnd"/>
+        <w:t>研究内容和</w:t>
+      </w:r>
+      <w:proofErr w:type="gramStart"/>
       <w:r>
         <w:rPr>
           <w:rFonts w:ascii="黑体" w:eastAsia="黑体" w:hAnsi="黑体" w:cs="黑体" w:hint="eastAsia"/>
@@ -1490,6 +1625,16 @@
           <w:bCs/>
           <w:sz w:val="28"/>
         </w:rPr>
+        <w:t>拟解决</w:t>
+      </w:r>
+      <w:proofErr w:type="gramEnd"/>
+      <w:r>
+        <w:rPr>
+          <w:rFonts w:ascii="黑体" w:eastAsia="黑体" w:hAnsi="黑体" w:cs="黑体" w:hint="eastAsia"/>
+          <w:b/>
+          <w:bCs/>
+          <w:sz w:val="28"/>
+        </w:rPr>
         <w:t>的关键问题</w:t>
       </w:r>
     </w:p>
@@ -1499,7 +1644,6 @@
         <w:ind w:firstLine="420"/>
         <w:jc w:val="left"/>
         <w:rPr>
-          <w:rFonts w:hint="eastAsia"/>
           <w:sz w:val="24"/>
         </w:rPr>
       </w:pPr>
@@ -1571,12 +1715,14 @@
       <w:r>
         <w:rPr>
           <w:sz w:val="24"/>
+          <w:vertAlign w:val="superscript"/>
         </w:rPr>
         <w:fldChar w:fldCharType="begin"/>
       </w:r>
       <w:r>
         <w:rPr>
           <w:sz w:val="24"/>
+          <w:vertAlign w:val="superscript"/>
         </w:rPr>
         <w:instrText xml:space="preserve"> </w:instrText>
       </w:r>
@@ -1584,35 +1730,48 @@
         <w:rPr>
           <w:rFonts w:hint="eastAsia"/>
           <w:sz w:val="24"/>
+          <w:vertAlign w:val="superscript"/>
         </w:rPr>
         <w:instrText>REF _Ref223187479 \r \h</w:instrText>
       </w:r>
       <w:r>
         <w:rPr>
           <w:sz w:val="24"/>
+          <w:vertAlign w:val="superscript"/>
         </w:rPr>
         <w:instrText xml:space="preserve"> </w:instrText>
       </w:r>
       <w:r>
         <w:rPr>
           <w:sz w:val="24"/>
-        </w:rPr>
-      </w:r>
-      <w:r>
-        <w:rPr>
-          <w:sz w:val="24"/>
+          <w:vertAlign w:val="superscript"/>
+        </w:rPr>
+      </w:r>
+      <w:r>
+        <w:rPr>
+          <w:sz w:val="24"/>
+          <w:vertAlign w:val="superscript"/>
+        </w:rPr>
+        <w:instrText xml:space="preserve"> \* MERGEFORMAT </w:instrText>
+      </w:r>
+      <w:r>
+        <w:rPr>
+          <w:sz w:val="24"/>
+          <w:vertAlign w:val="superscript"/>
         </w:rPr>
         <w:fldChar w:fldCharType="separate"/>
       </w:r>
       <w:r>
         <w:rPr>
           <w:sz w:val="24"/>
+          <w:vertAlign w:val="superscript"/>
         </w:rPr>
         <w:t>[3]</w:t>
       </w:r>
       <w:r>
         <w:rPr>
           <w:sz w:val="24"/>
+          <w:vertAlign w:val="superscript"/>
         </w:rPr>
         <w:fldChar w:fldCharType="end"/>
       </w:r>
@@ -1654,12 +1813,14 @@
       <w:r>
         <w:rPr>
           <w:sz w:val="24"/>
+          <w:vertAlign w:val="superscript"/>
         </w:rPr>
         <w:fldChar w:fldCharType="begin"/>
       </w:r>
       <w:r>
         <w:rPr>
           <w:sz w:val="24"/>
+          <w:vertAlign w:val="superscript"/>
         </w:rPr>
         <w:instrText xml:space="preserve"> </w:instrText>
       </w:r>
@@ -1667,70 +1828,96 @@
         <w:rPr>
           <w:rFonts w:hint="eastAsia"/>
           <w:sz w:val="24"/>
+          <w:vertAlign w:val="superscript"/>
         </w:rPr>
         <w:instrText>REF _Ref222514063 \r \h</w:instrText>
       </w:r>
       <w:r>
         <w:rPr>
           <w:sz w:val="24"/>
+          <w:vertAlign w:val="superscript"/>
         </w:rPr>
         <w:instrText xml:space="preserve"> </w:instrText>
       </w:r>
       <w:r>
         <w:rPr>
           <w:sz w:val="24"/>
-        </w:rPr>
-      </w:r>
-      <w:r>
-        <w:rPr>
-          <w:sz w:val="24"/>
+          <w:vertAlign w:val="superscript"/>
+        </w:rPr>
+      </w:r>
+      <w:r>
+        <w:rPr>
+          <w:sz w:val="24"/>
+          <w:vertAlign w:val="superscript"/>
+        </w:rPr>
+        <w:instrText xml:space="preserve"> \* MERGEFORMAT </w:instrText>
+      </w:r>
+      <w:r>
+        <w:rPr>
+          <w:sz w:val="24"/>
+          <w:vertAlign w:val="superscript"/>
         </w:rPr>
         <w:fldChar w:fldCharType="separate"/>
       </w:r>
       <w:r>
         <w:rPr>
           <w:sz w:val="24"/>
+          <w:vertAlign w:val="superscript"/>
         </w:rPr>
         <w:t>[2]</w:t>
       </w:r>
       <w:r>
         <w:rPr>
           <w:sz w:val="24"/>
+          <w:vertAlign w:val="superscript"/>
         </w:rPr>
         <w:fldChar w:fldCharType="end"/>
       </w:r>
       <w:r>
         <w:rPr>
           <w:sz w:val="24"/>
+          <w:vertAlign w:val="superscript"/>
         </w:rPr>
         <w:fldChar w:fldCharType="begin"/>
       </w:r>
       <w:r>
         <w:rPr>
           <w:sz w:val="24"/>
+          <w:vertAlign w:val="superscript"/>
         </w:rPr>
         <w:instrText xml:space="preserve"> REF _Ref223187564 \r \h </w:instrText>
       </w:r>
       <w:r>
         <w:rPr>
           <w:sz w:val="24"/>
-        </w:rPr>
-      </w:r>
-      <w:r>
-        <w:rPr>
-          <w:sz w:val="24"/>
+          <w:vertAlign w:val="superscript"/>
+        </w:rPr>
+      </w:r>
+      <w:r>
+        <w:rPr>
+          <w:sz w:val="24"/>
+          <w:vertAlign w:val="superscript"/>
+        </w:rPr>
+        <w:instrText xml:space="preserve"> \* MERGEFORMAT </w:instrText>
+      </w:r>
+      <w:r>
+        <w:rPr>
+          <w:sz w:val="24"/>
+          <w:vertAlign w:val="superscript"/>
         </w:rPr>
         <w:fldChar w:fldCharType="separate"/>
       </w:r>
       <w:r>
         <w:rPr>
           <w:sz w:val="24"/>
+          <w:vertAlign w:val="superscript"/>
         </w:rPr>
         <w:t>[9]</w:t>
       </w:r>
       <w:r>
         <w:rPr>
           <w:sz w:val="24"/>
+          <w:vertAlign w:val="superscript"/>
         </w:rPr>
         <w:fldChar w:fldCharType="end"/>
       </w:r>
@@ -1758,12 +1945,14 @@
       <w:r>
         <w:rPr>
           <w:sz w:val="24"/>
+          <w:vertAlign w:val="superscript"/>
         </w:rPr>
         <w:fldChar w:fldCharType="begin"/>
       </w:r>
       <w:r>
         <w:rPr>
           <w:sz w:val="24"/>
+          <w:vertAlign w:val="superscript"/>
         </w:rPr>
         <w:instrText xml:space="preserve"> </w:instrText>
       </w:r>
@@ -1771,35 +1960,48 @@
         <w:rPr>
           <w:rFonts w:hint="eastAsia"/>
           <w:sz w:val="24"/>
+          <w:vertAlign w:val="superscript"/>
         </w:rPr>
         <w:instrText>REF _Ref223187517 \r \h</w:instrText>
       </w:r>
       <w:r>
         <w:rPr>
           <w:sz w:val="24"/>
+          <w:vertAlign w:val="superscript"/>
         </w:rPr>
         <w:instrText xml:space="preserve"> </w:instrText>
       </w:r>
       <w:r>
         <w:rPr>
           <w:sz w:val="24"/>
-        </w:rPr>
-      </w:r>
-      <w:r>
-        <w:rPr>
-          <w:sz w:val="24"/>
+          <w:vertAlign w:val="superscript"/>
+        </w:rPr>
+      </w:r>
+      <w:r>
+        <w:rPr>
+          <w:sz w:val="24"/>
+          <w:vertAlign w:val="superscript"/>
+        </w:rPr>
+        <w:instrText xml:space="preserve"> \* MERGEFORMAT </w:instrText>
+      </w:r>
+      <w:r>
+        <w:rPr>
+          <w:sz w:val="24"/>
+          <w:vertAlign w:val="superscript"/>
         </w:rPr>
         <w:fldChar w:fldCharType="separate"/>
       </w:r>
       <w:r>
         <w:rPr>
           <w:sz w:val="24"/>
+          <w:vertAlign w:val="superscript"/>
         </w:rPr>
         <w:t>[4]</w:t>
       </w:r>
       <w:r>
         <w:rPr>
           <w:sz w:val="24"/>
+          <w:vertAlign w:val="superscript"/>
         </w:rPr>
         <w:fldChar w:fldCharType="end"/>
       </w:r>
@@ -1808,7 +2010,7 @@
           <w:rFonts w:hint="eastAsia"/>
           <w:sz w:val="24"/>
         </w:rPr>
-        <w:t>；用户界面设计方面，设计直</w:t>
+        <w:t>；用户界面设计方面，设计直观、</w:t>
       </w:r>
       <w:r>
         <w:rPr>
@@ -1816,7 +2018,7 @@
           <w:sz w:val="24"/>
         </w:rPr>
         <w:lastRenderedPageBreak/>
-        <w:t>观、友好的用户界面，实现视频上传、实时检测、结果展示等功能，提升用户体验；系统测试与评估方面，对系统的性能和准确性进行测试与评估，验证系统的实用性和可靠性，确保系统能够在实际应用场景中稳定运行。</w:t>
+        <w:t>友好的用户界面，实现视频上传、实时检测、结果展示等功能，提升用户体验；系统测试与评估方面，对系统的性能和准确性进行测试与评估，验证系统的实用性和可靠性，确保系统能够在实际应用场景中稳定运行。</w:t>
       </w:r>
     </w:p>
     <w:p>
@@ -1825,7 +2027,6 @@
         <w:ind w:firstLine="420"/>
         <w:jc w:val="left"/>
         <w:rPr>
-          <w:rFonts w:hint="eastAsia"/>
           <w:sz w:val="24"/>
         </w:rPr>
       </w:pPr>
@@ -1909,12 +2110,14 @@
       <w:r>
         <w:rPr>
           <w:sz w:val="24"/>
+          <w:vertAlign w:val="superscript"/>
         </w:rPr>
         <w:fldChar w:fldCharType="begin"/>
       </w:r>
       <w:r>
         <w:rPr>
           <w:sz w:val="24"/>
+          <w:vertAlign w:val="superscript"/>
         </w:rPr>
         <w:instrText xml:space="preserve"> </w:instrText>
       </w:r>
@@ -1922,35 +2125,48 @@
         <w:rPr>
           <w:rFonts w:hint="eastAsia"/>
           <w:sz w:val="24"/>
+          <w:vertAlign w:val="superscript"/>
         </w:rPr>
         <w:instrText>REF _Ref223187517 \r \h</w:instrText>
       </w:r>
       <w:r>
         <w:rPr>
           <w:sz w:val="24"/>
+          <w:vertAlign w:val="superscript"/>
         </w:rPr>
         <w:instrText xml:space="preserve"> </w:instrText>
       </w:r>
       <w:r>
         <w:rPr>
           <w:sz w:val="24"/>
-        </w:rPr>
-      </w:r>
-      <w:r>
-        <w:rPr>
-          <w:sz w:val="24"/>
+          <w:vertAlign w:val="superscript"/>
+        </w:rPr>
+      </w:r>
+      <w:r>
+        <w:rPr>
+          <w:sz w:val="24"/>
+          <w:vertAlign w:val="superscript"/>
+        </w:rPr>
+        <w:instrText xml:space="preserve"> \* MERGEFORMAT </w:instrText>
+      </w:r>
+      <w:r>
+        <w:rPr>
+          <w:sz w:val="24"/>
+          <w:vertAlign w:val="superscript"/>
         </w:rPr>
         <w:fldChar w:fldCharType="separate"/>
       </w:r>
       <w:r>
         <w:rPr>
           <w:sz w:val="24"/>
+          <w:vertAlign w:val="superscript"/>
         </w:rPr>
         <w:t>[4]</w:t>
       </w:r>
       <w:r>
         <w:rPr>
           <w:sz w:val="24"/>
+          <w:vertAlign w:val="superscript"/>
         </w:rPr>
         <w:fldChar w:fldCharType="end"/>
       </w:r>
@@ -2008,12 +2224,14 @@
       <w:r>
         <w:rPr>
           <w:sz w:val="24"/>
+          <w:vertAlign w:val="superscript"/>
         </w:rPr>
         <w:fldChar w:fldCharType="begin"/>
       </w:r>
       <w:r>
         <w:rPr>
           <w:sz w:val="24"/>
+          <w:vertAlign w:val="superscript"/>
         </w:rPr>
         <w:instrText xml:space="preserve"> </w:instrText>
       </w:r>
@@ -2021,35 +2239,48 @@
         <w:rPr>
           <w:rFonts w:hint="eastAsia"/>
           <w:sz w:val="24"/>
+          <w:vertAlign w:val="superscript"/>
         </w:rPr>
         <w:instrText>REF _Ref222514063 \r \h</w:instrText>
       </w:r>
       <w:r>
         <w:rPr>
           <w:sz w:val="24"/>
+          <w:vertAlign w:val="superscript"/>
         </w:rPr>
         <w:instrText xml:space="preserve"> </w:instrText>
       </w:r>
       <w:r>
         <w:rPr>
           <w:sz w:val="24"/>
-        </w:rPr>
-      </w:r>
-      <w:r>
-        <w:rPr>
-          <w:sz w:val="24"/>
+          <w:vertAlign w:val="superscript"/>
+        </w:rPr>
+      </w:r>
+      <w:r>
+        <w:rPr>
+          <w:sz w:val="24"/>
+          <w:vertAlign w:val="superscript"/>
+        </w:rPr>
+        <w:instrText xml:space="preserve"> \* MERGEFORMAT </w:instrText>
+      </w:r>
+      <w:r>
+        <w:rPr>
+          <w:sz w:val="24"/>
+          <w:vertAlign w:val="superscript"/>
         </w:rPr>
         <w:fldChar w:fldCharType="separate"/>
       </w:r>
       <w:r>
         <w:rPr>
           <w:sz w:val="24"/>
+          <w:vertAlign w:val="superscript"/>
         </w:rPr>
         <w:t>[2]</w:t>
       </w:r>
       <w:r>
         <w:rPr>
           <w:sz w:val="24"/>
+          <w:vertAlign w:val="superscript"/>
         </w:rPr>
         <w:fldChar w:fldCharType="end"/>
       </w:r>
@@ -2064,6 +2295,7 @@
         <w:rPr>
           <w:rFonts w:hint="eastAsia"/>
           <w:sz w:val="24"/>
+          <w:vertAlign w:val="superscript"/>
         </w:rPr>
         <w:t>[3]</w:t>
       </w:r>
@@ -2101,7 +2333,6 @@
         <w:spacing w:line="300" w:lineRule="auto"/>
         <w:ind w:firstLine="420"/>
         <w:rPr>
-          <w:rFonts w:hint="eastAsia"/>
           <w:sz w:val="24"/>
         </w:rPr>
       </w:pPr>
@@ -2184,12 +2415,14 @@
       <w:r>
         <w:rPr>
           <w:sz w:val="24"/>
+          <w:vertAlign w:val="superscript"/>
         </w:rPr>
         <w:fldChar w:fldCharType="begin"/>
       </w:r>
       <w:r>
         <w:rPr>
           <w:sz w:val="24"/>
+          <w:vertAlign w:val="superscript"/>
         </w:rPr>
         <w:instrText xml:space="preserve"> </w:instrText>
       </w:r>
@@ -2197,35 +2430,48 @@
         <w:rPr>
           <w:rFonts w:hint="eastAsia"/>
           <w:sz w:val="24"/>
+          <w:vertAlign w:val="superscript"/>
         </w:rPr>
         <w:instrText>REF _Ref223187479 \r \h</w:instrText>
       </w:r>
       <w:r>
         <w:rPr>
           <w:sz w:val="24"/>
+          <w:vertAlign w:val="superscript"/>
         </w:rPr>
         <w:instrText xml:space="preserve"> </w:instrText>
       </w:r>
       <w:r>
         <w:rPr>
           <w:sz w:val="24"/>
-        </w:rPr>
-      </w:r>
-      <w:r>
-        <w:rPr>
-          <w:sz w:val="24"/>
+          <w:vertAlign w:val="superscript"/>
+        </w:rPr>
+      </w:r>
+      <w:r>
+        <w:rPr>
+          <w:sz w:val="24"/>
+          <w:vertAlign w:val="superscript"/>
+        </w:rPr>
+        <w:instrText xml:space="preserve"> \* MERGEFORMAT </w:instrText>
+      </w:r>
+      <w:r>
+        <w:rPr>
+          <w:sz w:val="24"/>
+          <w:vertAlign w:val="superscript"/>
         </w:rPr>
         <w:fldChar w:fldCharType="separate"/>
       </w:r>
       <w:r>
         <w:rPr>
           <w:sz w:val="24"/>
+          <w:vertAlign w:val="superscript"/>
         </w:rPr>
         <w:t>[3]</w:t>
       </w:r>
       <w:r>
         <w:rPr>
           <w:sz w:val="24"/>
+          <w:vertAlign w:val="superscript"/>
         </w:rPr>
         <w:fldChar w:fldCharType="end"/>
       </w:r>
@@ -2242,7 +2488,6 @@
         <w:spacing w:line="300" w:lineRule="auto"/>
         <w:ind w:firstLine="420"/>
         <w:rPr>
-          <w:rFonts w:hint="eastAsia"/>
           <w:sz w:val="24"/>
         </w:rPr>
       </w:pPr>
@@ -2401,7 +2646,6 @@
         <w:spacing w:line="300" w:lineRule="auto"/>
         <w:ind w:firstLine="420"/>
         <w:rPr>
-          <w:rFonts w:hint="eastAsia"/>
           <w:sz w:val="24"/>
         </w:rPr>
       </w:pPr>
@@ -2531,12 +2775,14 @@
       <w:r>
         <w:rPr>
           <w:sz w:val="24"/>
+          <w:vertAlign w:val="superscript"/>
         </w:rPr>
         <w:fldChar w:fldCharType="begin"/>
       </w:r>
       <w:r>
         <w:rPr>
           <w:sz w:val="24"/>
+          <w:vertAlign w:val="superscript"/>
         </w:rPr>
         <w:instrText xml:space="preserve"> </w:instrText>
       </w:r>
@@ -2544,35 +2790,48 @@
         <w:rPr>
           <w:rFonts w:hint="eastAsia"/>
           <w:sz w:val="24"/>
+          <w:vertAlign w:val="superscript"/>
         </w:rPr>
         <w:instrText>REF _Ref223187517 \r \h</w:instrText>
       </w:r>
       <w:r>
         <w:rPr>
           <w:sz w:val="24"/>
+          <w:vertAlign w:val="superscript"/>
         </w:rPr>
         <w:instrText xml:space="preserve"> </w:instrText>
       </w:r>
       <w:r>
         <w:rPr>
           <w:sz w:val="24"/>
-        </w:rPr>
-      </w:r>
-      <w:r>
-        <w:rPr>
-          <w:sz w:val="24"/>
+          <w:vertAlign w:val="superscript"/>
+        </w:rPr>
+      </w:r>
+      <w:r>
+        <w:rPr>
+          <w:sz w:val="24"/>
+          <w:vertAlign w:val="superscript"/>
+        </w:rPr>
+        <w:instrText xml:space="preserve"> \* MERGEFORMAT </w:instrText>
+      </w:r>
+      <w:r>
+        <w:rPr>
+          <w:sz w:val="24"/>
+          <w:vertAlign w:val="superscript"/>
         </w:rPr>
         <w:fldChar w:fldCharType="separate"/>
       </w:r>
       <w:r>
         <w:rPr>
           <w:sz w:val="24"/>
+          <w:vertAlign w:val="superscript"/>
         </w:rPr>
         <w:t>[4]</w:t>
       </w:r>
       <w:r>
         <w:rPr>
           <w:sz w:val="24"/>
+          <w:vertAlign w:val="superscript"/>
         </w:rPr>
         <w:fldChar w:fldCharType="end"/>
       </w:r>
@@ -2603,7 +2862,6 @@
         <w:spacing w:line="300" w:lineRule="auto"/>
         <w:ind w:firstLine="420"/>
         <w:rPr>
-          <w:rFonts w:hint="eastAsia"/>
           <w:sz w:val="24"/>
         </w:rPr>
       </w:pPr>
@@ -2653,12 +2911,14 @@
       <w:r>
         <w:rPr>
           <w:sz w:val="24"/>
+          <w:vertAlign w:val="superscript"/>
         </w:rPr>
         <w:fldChar w:fldCharType="begin"/>
       </w:r>
       <w:r>
         <w:rPr>
           <w:sz w:val="24"/>
+          <w:vertAlign w:val="superscript"/>
         </w:rPr>
         <w:instrText xml:space="preserve"> </w:instrText>
       </w:r>
@@ -2666,70 +2926,96 @@
         <w:rPr>
           <w:rFonts w:hint="eastAsia"/>
           <w:sz w:val="24"/>
+          <w:vertAlign w:val="superscript"/>
         </w:rPr>
         <w:instrText>REF _Ref222514063 \r \h</w:instrText>
       </w:r>
       <w:r>
         <w:rPr>
           <w:sz w:val="24"/>
+          <w:vertAlign w:val="superscript"/>
         </w:rPr>
         <w:instrText xml:space="preserve"> </w:instrText>
       </w:r>
       <w:r>
         <w:rPr>
           <w:sz w:val="24"/>
-        </w:rPr>
-      </w:r>
-      <w:r>
-        <w:rPr>
-          <w:sz w:val="24"/>
+          <w:vertAlign w:val="superscript"/>
+        </w:rPr>
+      </w:r>
+      <w:r>
+        <w:rPr>
+          <w:sz w:val="24"/>
+          <w:vertAlign w:val="superscript"/>
+        </w:rPr>
+        <w:instrText xml:space="preserve"> \* MERGEFORMAT </w:instrText>
+      </w:r>
+      <w:r>
+        <w:rPr>
+          <w:sz w:val="24"/>
+          <w:vertAlign w:val="superscript"/>
         </w:rPr>
         <w:fldChar w:fldCharType="separate"/>
       </w:r>
       <w:r>
         <w:rPr>
           <w:sz w:val="24"/>
+          <w:vertAlign w:val="superscript"/>
         </w:rPr>
         <w:t>[2]</w:t>
       </w:r>
       <w:r>
         <w:rPr>
           <w:sz w:val="24"/>
+          <w:vertAlign w:val="superscript"/>
         </w:rPr>
         <w:fldChar w:fldCharType="end"/>
       </w:r>
       <w:r>
         <w:rPr>
           <w:sz w:val="24"/>
+          <w:vertAlign w:val="superscript"/>
         </w:rPr>
         <w:fldChar w:fldCharType="begin"/>
       </w:r>
       <w:r>
         <w:rPr>
           <w:sz w:val="24"/>
+          <w:vertAlign w:val="superscript"/>
         </w:rPr>
         <w:instrText xml:space="preserve"> REF _Ref223187479 \r \h </w:instrText>
       </w:r>
       <w:r>
         <w:rPr>
           <w:sz w:val="24"/>
-        </w:rPr>
-      </w:r>
-      <w:r>
-        <w:rPr>
-          <w:sz w:val="24"/>
+          <w:vertAlign w:val="superscript"/>
+        </w:rPr>
+      </w:r>
+      <w:r>
+        <w:rPr>
+          <w:sz w:val="24"/>
+          <w:vertAlign w:val="superscript"/>
+        </w:rPr>
+        <w:instrText xml:space="preserve"> \* MERGEFORMAT </w:instrText>
+      </w:r>
+      <w:r>
+        <w:rPr>
+          <w:sz w:val="24"/>
+          <w:vertAlign w:val="superscript"/>
         </w:rPr>
         <w:fldChar w:fldCharType="separate"/>
       </w:r>
       <w:r>
         <w:rPr>
           <w:sz w:val="24"/>
+          <w:vertAlign w:val="superscript"/>
         </w:rPr>
         <w:t>[3]</w:t>
       </w:r>
       <w:r>
         <w:rPr>
           <w:sz w:val="24"/>
+          <w:vertAlign w:val="superscript"/>
         </w:rPr>
         <w:fldChar w:fldCharType="end"/>
       </w:r>
@@ -3017,7 +3303,6 @@
         <w:spacing w:line="300" w:lineRule="auto"/>
         <w:ind w:firstLine="420"/>
         <w:rPr>
-          <w:rFonts w:hint="eastAsia"/>
           <w:sz w:val="24"/>
         </w:rPr>
       </w:pPr>
@@ -3055,7 +3340,7 @@
         </w:tabs>
         <w:jc w:val="left"/>
         <w:rPr>
-          <w:rFonts w:ascii="黑体" w:eastAsia="黑体" w:hAnsi="黑体" w:cs="黑体"/>
+          <w:rFonts w:ascii="黑体" w:eastAsia="黑体" w:hAnsi="黑体" w:cs="黑体" w:hint="eastAsia"/>
           <w:b/>
           <w:bCs/>
           <w:sz w:val="28"/>
@@ -3718,7 +4003,6 @@
         <w:snapToGrid w:val="0"/>
         <w:spacing w:line="300" w:lineRule="auto"/>
         <w:rPr>
-          <w:rFonts w:hint="eastAsia"/>
           <w:kern w:val="0"/>
           <w:szCs w:val="21"/>
         </w:rPr>
@@ -5162,6 +5446,7 @@
   <w:style w:type="character" w:default="1" w:styleId="a0">
     <w:name w:val="Default Paragraph Font"/>
     <w:uiPriority w:val="1"/>
+    <w:semiHidden/>
     <w:unhideWhenUsed/>
   </w:style>
   <w:style w:type="table" w:default="1" w:styleId="a1">

--- a/开题报告.docx
+++ b/开题报告.docx
@@ -661,6 +661,14 @@
           <w:sz w:val="32"/>
           <w:szCs w:val="32"/>
         </w:rPr>
+        <w:t>2026</w:t>
+      </w:r>
+      <w:r>
+        <w:rPr>
+          <w:rFonts w:eastAsia="黑体" w:hint="eastAsia"/>
+          <w:sz w:val="32"/>
+          <w:szCs w:val="32"/>
+        </w:rPr>
         <w:t>年</w:t>
       </w:r>
       <w:r>
@@ -677,7 +685,7 @@
           <w:sz w:val="32"/>
           <w:szCs w:val="32"/>
         </w:rPr>
-        <w:t xml:space="preserve">  </w:t>
+        <w:t>3</w:t>
       </w:r>
       <w:r>
         <w:rPr>
@@ -685,6 +693,14 @@
           <w:sz w:val="32"/>
           <w:szCs w:val="32"/>
         </w:rPr>
+        <w:t xml:space="preserve"> </w:t>
+      </w:r>
+      <w:r>
+        <w:rPr>
+          <w:rFonts w:eastAsia="黑体" w:hint="eastAsia"/>
+          <w:sz w:val="32"/>
+          <w:szCs w:val="32"/>
+        </w:rPr>
         <w:t>月</w:t>
       </w:r>
       <w:r>
@@ -701,7 +717,15 @@
           <w:sz w:val="32"/>
           <w:szCs w:val="32"/>
         </w:rPr>
-        <w:t xml:space="preserve">  </w:t>
+        <w:t>20</w:t>
+      </w:r>
+      <w:r>
+        <w:rPr>
+          <w:rFonts w:eastAsia="黑体" w:hint="eastAsia"/>
+          <w:sz w:val="32"/>
+          <w:szCs w:val="32"/>
+        </w:rPr>
+        <w:t xml:space="preserve"> </w:t>
       </w:r>
       <w:r>
         <w:rPr>
@@ -847,13 +871,98 @@
           <w:sz w:val="24"/>
           <w:vertAlign w:val="superscript"/>
         </w:rPr>
+        <w:instrText xml:space="preserve">  \* MERGEFORMAT </w:instrText>
+      </w:r>
+      <w:r>
+        <w:rPr>
+          <w:sz w:val="24"/>
+          <w:vertAlign w:val="superscript"/>
+        </w:rPr>
+      </w:r>
+      <w:r>
+        <w:rPr>
+          <w:sz w:val="24"/>
+          <w:vertAlign w:val="superscript"/>
+        </w:rPr>
+        <w:fldChar w:fldCharType="separate"/>
+      </w:r>
+      <w:r>
+        <w:rPr>
+          <w:sz w:val="24"/>
+          <w:vertAlign w:val="superscript"/>
+        </w:rPr>
+        <w:t>[1]</w:t>
+      </w:r>
+      <w:r>
+        <w:rPr>
+          <w:sz w:val="24"/>
+          <w:vertAlign w:val="superscript"/>
+        </w:rPr>
+        <w:fldChar w:fldCharType="end"/>
+      </w:r>
+      <w:r>
+        <w:rPr>
+          <w:rFonts w:hint="eastAsia"/>
+          <w:sz w:val="24"/>
+        </w:rPr>
+        <w:t>。深度学习技术的出现，尤其是</w:t>
+      </w:r>
+      <w:r>
+        <w:rPr>
+          <w:rFonts w:hint="eastAsia"/>
+          <w:sz w:val="24"/>
+        </w:rPr>
+        <w:t>YOLO</w:t>
+      </w:r>
+      <w:r>
+        <w:rPr>
+          <w:rFonts w:hint="eastAsia"/>
+          <w:sz w:val="24"/>
+        </w:rPr>
+        <w:t>（</w:t>
+      </w:r>
+      <w:r>
+        <w:rPr>
+          <w:rFonts w:hint="eastAsia"/>
+          <w:sz w:val="24"/>
+        </w:rPr>
+        <w:t>You Only Look Once</w:t>
+      </w:r>
+      <w:r>
+        <w:rPr>
+          <w:rFonts w:hint="eastAsia"/>
+          <w:sz w:val="24"/>
+        </w:rPr>
+        <w:t>）系列算法的发展，使得实时目标检测的精度和速度得到了显著提升</w:t>
+      </w:r>
+      <w:r>
+        <w:rPr>
+          <w:sz w:val="24"/>
+          <w:vertAlign w:val="superscript"/>
+        </w:rPr>
+        <w:fldChar w:fldCharType="begin"/>
+      </w:r>
+      <w:r>
+        <w:rPr>
+          <w:sz w:val="24"/>
+          <w:vertAlign w:val="superscript"/>
+        </w:rPr>
         <w:instrText xml:space="preserve"> </w:instrText>
       </w:r>
       <w:r>
         <w:rPr>
-          <w:sz w:val="24"/>
-          <w:vertAlign w:val="superscript"/>
-        </w:rPr>
+          <w:rFonts w:hint="eastAsia"/>
+          <w:sz w:val="24"/>
+          <w:vertAlign w:val="superscript"/>
+        </w:rPr>
+        <w:instrText>REF _Ref222514063 \r \h</w:instrText>
+      </w:r>
+      <w:r>
+        <w:rPr>
+          <w:sz w:val="24"/>
+          <w:vertAlign w:val="superscript"/>
+        </w:rPr>
+        <w:instrText xml:space="preserve"> </w:instrText>
       </w:r>
       <w:r>
         <w:rPr>
@@ -867,6 +976,12 @@
           <w:sz w:val="24"/>
           <w:vertAlign w:val="superscript"/>
         </w:rPr>
+      </w:r>
+      <w:r>
+        <w:rPr>
+          <w:sz w:val="24"/>
+          <w:vertAlign w:val="superscript"/>
+        </w:rPr>
         <w:fldChar w:fldCharType="separate"/>
       </w:r>
       <w:r>
@@ -874,7 +989,7 @@
           <w:sz w:val="24"/>
           <w:vertAlign w:val="superscript"/>
         </w:rPr>
-        <w:t>[1]</w:t>
+        <w:t>[2]</w:t>
       </w:r>
       <w:r>
         <w:rPr>
@@ -888,14 +1003,14 @@
           <w:rFonts w:hint="eastAsia"/>
           <w:sz w:val="24"/>
         </w:rPr>
-        <w:t>。深度学习技术的出现，尤其是</w:t>
-      </w:r>
-      <w:r>
-        <w:rPr>
-          <w:rFonts w:hint="eastAsia"/>
-          <w:sz w:val="24"/>
-        </w:rPr>
-        <w:t>YOLO</w:t>
+        <w:t>。然而，传统的视频目标检测系统往往针对特定平台开发，难以在不同操作系统之间移植。</w:t>
+      </w:r>
+      <w:r>
+        <w:rPr>
+          <w:rFonts w:hint="eastAsia"/>
+          <w:sz w:val="24"/>
+        </w:rPr>
+        <w:t>.NET MAUI</w:t>
       </w:r>
       <w:r>
         <w:rPr>
@@ -909,14 +1024,84 @@
           <w:rFonts w:hint="eastAsia"/>
           <w:sz w:val="24"/>
         </w:rPr>
-        <w:t>You Only Look Once</w:t>
-      </w:r>
-      <w:r>
-        <w:rPr>
-          <w:rFonts w:hint="eastAsia"/>
-          <w:sz w:val="24"/>
-        </w:rPr>
-        <w:t>）系列算法的发展，使得实时目标检测的精度和速度得到了显著提升</w:t>
+        <w:t>Multi-platform App UI</w:t>
+      </w:r>
+      <w:r>
+        <w:rPr>
+          <w:rFonts w:hint="eastAsia"/>
+          <w:sz w:val="24"/>
+        </w:rPr>
+        <w:t>）作为微软推出的跨平台开发框架，为解决这一问题提供了新的解决方案。</w:t>
+      </w:r>
+      <w:r>
+        <w:rPr>
+          <w:rFonts w:hint="eastAsia"/>
+          <w:sz w:val="24"/>
+        </w:rPr>
+        <w:t>MAUI</w:t>
+      </w:r>
+      <w:r>
+        <w:rPr>
+          <w:rFonts w:hint="eastAsia"/>
+          <w:sz w:val="24"/>
+        </w:rPr>
+        <w:t>支持一次编码生成</w:t>
+      </w:r>
+      <w:r>
+        <w:rPr>
+          <w:rFonts w:hint="eastAsia"/>
+          <w:sz w:val="24"/>
+        </w:rPr>
+        <w:t>iOS</w:t>
+      </w:r>
+      <w:r>
+        <w:rPr>
+          <w:rFonts w:hint="eastAsia"/>
+          <w:sz w:val="24"/>
+        </w:rPr>
+        <w:t>、</w:t>
+      </w:r>
+      <w:r>
+        <w:rPr>
+          <w:rFonts w:hint="eastAsia"/>
+          <w:sz w:val="24"/>
+        </w:rPr>
+        <w:t>Android</w:t>
+      </w:r>
+      <w:r>
+        <w:rPr>
+          <w:rFonts w:hint="eastAsia"/>
+          <w:sz w:val="24"/>
+        </w:rPr>
+        <w:t>、</w:t>
+      </w:r>
+      <w:r>
+        <w:rPr>
+          <w:rFonts w:hint="eastAsia"/>
+          <w:sz w:val="24"/>
+        </w:rPr>
+        <w:t>Windows</w:t>
+      </w:r>
+      <w:r>
+        <w:rPr>
+          <w:rFonts w:hint="eastAsia"/>
+          <w:sz w:val="24"/>
+        </w:rPr>
+        <w:t>、</w:t>
+      </w:r>
+      <w:r>
+        <w:rPr>
+          <w:rFonts w:hint="eastAsia"/>
+          <w:sz w:val="24"/>
+        </w:rPr>
+        <w:t>macOS</w:t>
+      </w:r>
+      <w:r>
+        <w:rPr>
+          <w:rFonts w:hint="eastAsia"/>
+          <w:sz w:val="24"/>
+        </w:rPr>
+        <w:t>等多平台应用，具有代码复用率高、开发效率高等优势</w:t>
       </w:r>
       <w:r>
         <w:rPr>
@@ -938,7 +1123,7 @@
           <w:sz w:val="24"/>
           <w:vertAlign w:val="superscript"/>
         </w:rPr>
-        <w:instrText>REF _Ref222514063 \r \h</w:instrText>
+        <w:instrText>REF _Ref223187479 \r \h</w:instrText>
       </w:r>
       <w:r>
         <w:rPr>
@@ -952,12 +1137,6 @@
           <w:sz w:val="24"/>
           <w:vertAlign w:val="superscript"/>
         </w:rPr>
-      </w:r>
-      <w:r>
-        <w:rPr>
-          <w:sz w:val="24"/>
-          <w:vertAlign w:val="superscript"/>
-        </w:rPr>
         <w:instrText xml:space="preserve"> \* MERGEFORMAT </w:instrText>
       </w:r>
       <w:r>
@@ -965,168 +1144,6 @@
           <w:sz w:val="24"/>
           <w:vertAlign w:val="superscript"/>
         </w:rPr>
-        <w:fldChar w:fldCharType="separate"/>
-      </w:r>
-      <w:r>
-        <w:rPr>
-          <w:sz w:val="24"/>
-          <w:vertAlign w:val="superscript"/>
-        </w:rPr>
-        <w:t>[2]</w:t>
-      </w:r>
-      <w:r>
-        <w:rPr>
-          <w:sz w:val="24"/>
-          <w:vertAlign w:val="superscript"/>
-        </w:rPr>
-        <w:fldChar w:fldCharType="end"/>
-      </w:r>
-      <w:r>
-        <w:rPr>
-          <w:rFonts w:hint="eastAsia"/>
-          <w:sz w:val="24"/>
-        </w:rPr>
-        <w:t>。然而，传统的视频目标检测系统往往针对特定平台开发，难以在不同操作系统之间移植。</w:t>
-      </w:r>
-      <w:r>
-        <w:rPr>
-          <w:rFonts w:hint="eastAsia"/>
-          <w:sz w:val="24"/>
-        </w:rPr>
-        <w:t>.NET MAUI</w:t>
-      </w:r>
-      <w:r>
-        <w:rPr>
-          <w:rFonts w:hint="eastAsia"/>
-          <w:sz w:val="24"/>
-        </w:rPr>
-        <w:t>（</w:t>
-      </w:r>
-      <w:r>
-        <w:rPr>
-          <w:rFonts w:hint="eastAsia"/>
-          <w:sz w:val="24"/>
-        </w:rPr>
-        <w:t>Multi-platform App UI</w:t>
-      </w:r>
-      <w:r>
-        <w:rPr>
-          <w:rFonts w:hint="eastAsia"/>
-          <w:sz w:val="24"/>
-        </w:rPr>
-        <w:t>）作为微软推出的跨平台开发框架，为解决这一问题提供了新的解决方案。</w:t>
-      </w:r>
-      <w:r>
-        <w:rPr>
-          <w:rFonts w:hint="eastAsia"/>
-          <w:sz w:val="24"/>
-        </w:rPr>
-        <w:t>MAUI</w:t>
-      </w:r>
-      <w:r>
-        <w:rPr>
-          <w:rFonts w:hint="eastAsia"/>
-          <w:sz w:val="24"/>
-        </w:rPr>
-        <w:t>支持一次编码生成</w:t>
-      </w:r>
-      <w:r>
-        <w:rPr>
-          <w:rFonts w:hint="eastAsia"/>
-          <w:sz w:val="24"/>
-        </w:rPr>
-        <w:t>iOS</w:t>
-      </w:r>
-      <w:r>
-        <w:rPr>
-          <w:rFonts w:hint="eastAsia"/>
-          <w:sz w:val="24"/>
-        </w:rPr>
-        <w:t>、</w:t>
-      </w:r>
-      <w:r>
-        <w:rPr>
-          <w:rFonts w:hint="eastAsia"/>
-          <w:sz w:val="24"/>
-        </w:rPr>
-        <w:t>Android</w:t>
-      </w:r>
-      <w:r>
-        <w:rPr>
-          <w:rFonts w:hint="eastAsia"/>
-          <w:sz w:val="24"/>
-        </w:rPr>
-        <w:t>、</w:t>
-      </w:r>
-      <w:r>
-        <w:rPr>
-          <w:rFonts w:hint="eastAsia"/>
-          <w:sz w:val="24"/>
-        </w:rPr>
-        <w:t>Windows</w:t>
-      </w:r>
-      <w:r>
-        <w:rPr>
-          <w:rFonts w:hint="eastAsia"/>
-          <w:sz w:val="24"/>
-        </w:rPr>
-        <w:t>、</w:t>
-      </w:r>
-      <w:r>
-        <w:rPr>
-          <w:rFonts w:hint="eastAsia"/>
-          <w:sz w:val="24"/>
-        </w:rPr>
-        <w:t>macOS</w:t>
-      </w:r>
-      <w:r>
-        <w:rPr>
-          <w:rFonts w:hint="eastAsia"/>
-          <w:sz w:val="24"/>
-        </w:rPr>
-        <w:t>等多平台应用，具有代码复用率高、开发效率高等优势</w:t>
-      </w:r>
-      <w:r>
-        <w:rPr>
-          <w:sz w:val="24"/>
-          <w:vertAlign w:val="superscript"/>
-        </w:rPr>
-        <w:fldChar w:fldCharType="begin"/>
-      </w:r>
-      <w:r>
-        <w:rPr>
-          <w:sz w:val="24"/>
-          <w:vertAlign w:val="superscript"/>
-        </w:rPr>
-        <w:instrText xml:space="preserve"> </w:instrText>
-      </w:r>
-      <w:r>
-        <w:rPr>
-          <w:rFonts w:hint="eastAsia"/>
-          <w:sz w:val="24"/>
-          <w:vertAlign w:val="superscript"/>
-        </w:rPr>
-        <w:instrText>REF _Ref223187479 \r \h</w:instrText>
-      </w:r>
-      <w:r>
-        <w:rPr>
-          <w:sz w:val="24"/>
-          <w:vertAlign w:val="superscript"/>
-        </w:rPr>
-        <w:instrText xml:space="preserve"> </w:instrText>
-      </w:r>
-      <w:r>
-        <w:rPr>
-          <w:sz w:val="24"/>
-          <w:vertAlign w:val="superscript"/>
-        </w:rPr>
-      </w:r>
-      <w:r>
-        <w:rPr>
-          <w:sz w:val="24"/>
-          <w:vertAlign w:val="superscript"/>
-        </w:rPr>
-        <w:instrText xml:space="preserve"> \* MERGEFORMAT </w:instrText>
       </w:r>
       <w:r>
         <w:rPr>
@@ -1290,12 +1307,6 @@
           <w:sz w:val="24"/>
           <w:vertAlign w:val="superscript"/>
         </w:rPr>
-      </w:r>
-      <w:r>
-        <w:rPr>
-          <w:sz w:val="24"/>
-          <w:vertAlign w:val="superscript"/>
-        </w:rPr>
         <w:instrText xml:space="preserve"> \* MERGEFORMAT </w:instrText>
       </w:r>
       <w:r>
@@ -1303,6 +1314,12 @@
           <w:sz w:val="24"/>
           <w:vertAlign w:val="superscript"/>
         </w:rPr>
+      </w:r>
+      <w:r>
+        <w:rPr>
+          <w:sz w:val="24"/>
+          <w:vertAlign w:val="superscript"/>
+        </w:rPr>
         <w:fldChar w:fldCharType="separate"/>
       </w:r>
       <w:r>
@@ -1360,12 +1377,6 @@
           <w:sz w:val="24"/>
           <w:vertAlign w:val="superscript"/>
         </w:rPr>
-      </w:r>
-      <w:r>
-        <w:rPr>
-          <w:sz w:val="24"/>
-          <w:vertAlign w:val="superscript"/>
-        </w:rPr>
         <w:instrText xml:space="preserve"> \* MERGEFORMAT </w:instrText>
       </w:r>
       <w:r>
@@ -1373,6 +1384,12 @@
           <w:sz w:val="24"/>
           <w:vertAlign w:val="superscript"/>
         </w:rPr>
+      </w:r>
+      <w:r>
+        <w:rPr>
+          <w:sz w:val="24"/>
+          <w:vertAlign w:val="superscript"/>
+        </w:rPr>
         <w:fldChar w:fldCharType="separate"/>
       </w:r>
       <w:r>
@@ -1444,12 +1461,6 @@
           <w:sz w:val="24"/>
           <w:vertAlign w:val="superscript"/>
         </w:rPr>
-      </w:r>
-      <w:r>
-        <w:rPr>
-          <w:sz w:val="24"/>
-          <w:vertAlign w:val="superscript"/>
-        </w:rPr>
         <w:instrText xml:space="preserve"> \* MERGEFORMAT </w:instrText>
       </w:r>
       <w:r>
@@ -1457,6 +1468,12 @@
           <w:sz w:val="24"/>
           <w:vertAlign w:val="superscript"/>
         </w:rPr>
+      </w:r>
+      <w:r>
+        <w:rPr>
+          <w:sz w:val="24"/>
+          <w:vertAlign w:val="superscript"/>
+        </w:rPr>
         <w:fldChar w:fldCharType="separate"/>
       </w:r>
       <w:r>
@@ -1556,13 +1573,13 @@
           <w:sz w:val="24"/>
           <w:vertAlign w:val="superscript"/>
         </w:rPr>
-      </w:r>
-      <w:r>
-        <w:rPr>
-          <w:sz w:val="24"/>
-          <w:vertAlign w:val="superscript"/>
-        </w:rPr>
         <w:instrText xml:space="preserve"> \* MERGEFORMAT </w:instrText>
+      </w:r>
+      <w:r>
+        <w:rPr>
+          <w:sz w:val="24"/>
+          <w:vertAlign w:val="superscript"/>
+        </w:rPr>
       </w:r>
       <w:r>
         <w:rPr>
@@ -1746,12 +1763,6 @@
           <w:sz w:val="24"/>
           <w:vertAlign w:val="superscript"/>
         </w:rPr>
-      </w:r>
-      <w:r>
-        <w:rPr>
-          <w:sz w:val="24"/>
-          <w:vertAlign w:val="superscript"/>
-        </w:rPr>
         <w:instrText xml:space="preserve"> \* MERGEFORMAT </w:instrText>
       </w:r>
       <w:r>
@@ -1759,6 +1770,12 @@
           <w:sz w:val="24"/>
           <w:vertAlign w:val="superscript"/>
         </w:rPr>
+      </w:r>
+      <w:r>
+        <w:rPr>
+          <w:sz w:val="24"/>
+          <w:vertAlign w:val="superscript"/>
+        </w:rPr>
         <w:fldChar w:fldCharType="separate"/>
       </w:r>
       <w:r>
@@ -1844,12 +1861,6 @@
           <w:sz w:val="24"/>
           <w:vertAlign w:val="superscript"/>
         </w:rPr>
-      </w:r>
-      <w:r>
-        <w:rPr>
-          <w:sz w:val="24"/>
-          <w:vertAlign w:val="superscript"/>
-        </w:rPr>
         <w:instrText xml:space="preserve"> \* MERGEFORMAT </w:instrText>
       </w:r>
       <w:r>
@@ -1857,6 +1868,12 @@
           <w:sz w:val="24"/>
           <w:vertAlign w:val="superscript"/>
         </w:rPr>
+      </w:r>
+      <w:r>
+        <w:rPr>
+          <w:sz w:val="24"/>
+          <w:vertAlign w:val="superscript"/>
+        </w:rPr>
         <w:fldChar w:fldCharType="separate"/>
       </w:r>
       <w:r>
@@ -1892,12 +1909,6 @@
           <w:sz w:val="24"/>
           <w:vertAlign w:val="superscript"/>
         </w:rPr>
-      </w:r>
-      <w:r>
-        <w:rPr>
-          <w:sz w:val="24"/>
-          <w:vertAlign w:val="superscript"/>
-        </w:rPr>
         <w:instrText xml:space="preserve"> \* MERGEFORMAT </w:instrText>
       </w:r>
       <w:r>
@@ -1905,6 +1916,12 @@
           <w:sz w:val="24"/>
           <w:vertAlign w:val="superscript"/>
         </w:rPr>
+      </w:r>
+      <w:r>
+        <w:rPr>
+          <w:sz w:val="24"/>
+          <w:vertAlign w:val="superscript"/>
+        </w:rPr>
         <w:fldChar w:fldCharType="separate"/>
       </w:r>
       <w:r>
@@ -1976,13 +1993,13 @@
           <w:sz w:val="24"/>
           <w:vertAlign w:val="superscript"/>
         </w:rPr>
-      </w:r>
-      <w:r>
-        <w:rPr>
-          <w:sz w:val="24"/>
-          <w:vertAlign w:val="superscript"/>
-        </w:rPr>
         <w:instrText xml:space="preserve"> \* MERGEFORMAT </w:instrText>
+      </w:r>
+      <w:r>
+        <w:rPr>
+          <w:sz w:val="24"/>
+          <w:vertAlign w:val="superscript"/>
+        </w:rPr>
       </w:r>
       <w:r>
         <w:rPr>
@@ -2141,12 +2158,6 @@
           <w:sz w:val="24"/>
           <w:vertAlign w:val="superscript"/>
         </w:rPr>
-      </w:r>
-      <w:r>
-        <w:rPr>
-          <w:sz w:val="24"/>
-          <w:vertAlign w:val="superscript"/>
-        </w:rPr>
         <w:instrText xml:space="preserve"> \* MERGEFORMAT </w:instrText>
       </w:r>
       <w:r>
@@ -2154,6 +2165,12 @@
           <w:sz w:val="24"/>
           <w:vertAlign w:val="superscript"/>
         </w:rPr>
+      </w:r>
+      <w:r>
+        <w:rPr>
+          <w:sz w:val="24"/>
+          <w:vertAlign w:val="superscript"/>
+        </w:rPr>
         <w:fldChar w:fldCharType="separate"/>
       </w:r>
       <w:r>
@@ -2255,13 +2272,13 @@
           <w:sz w:val="24"/>
           <w:vertAlign w:val="superscript"/>
         </w:rPr>
-      </w:r>
-      <w:r>
-        <w:rPr>
-          <w:sz w:val="24"/>
-          <w:vertAlign w:val="superscript"/>
-        </w:rPr>
         <w:instrText xml:space="preserve"> \* MERGEFORMAT </w:instrText>
+      </w:r>
+      <w:r>
+        <w:rPr>
+          <w:sz w:val="24"/>
+          <w:vertAlign w:val="superscript"/>
+        </w:rPr>
       </w:r>
       <w:r>
         <w:rPr>
@@ -2333,84 +2350,16 @@
         <w:spacing w:line="300" w:lineRule="auto"/>
         <w:ind w:firstLine="420"/>
         <w:rPr>
-          <w:sz w:val="24"/>
-        </w:rPr>
-      </w:pPr>
-      <w:r>
-        <w:rPr>
-          <w:rFonts w:hint="eastAsia"/>
-          <w:sz w:val="24"/>
-        </w:rPr>
-        <w:t>系统架构设计采用</w:t>
-      </w:r>
-      <w:r>
-        <w:rPr>
-          <w:rFonts w:hint="eastAsia"/>
-          <w:sz w:val="24"/>
-        </w:rPr>
-        <w:t>MVVM</w:t>
-      </w:r>
-      <w:r>
-        <w:rPr>
-          <w:rFonts w:hint="eastAsia"/>
-          <w:sz w:val="24"/>
-        </w:rPr>
-        <w:t>（</w:t>
-      </w:r>
-      <w:r>
-        <w:rPr>
-          <w:rFonts w:hint="eastAsia"/>
-          <w:sz w:val="24"/>
-        </w:rPr>
-        <w:t>Model-View-</w:t>
-      </w:r>
-      <w:proofErr w:type="spellStart"/>
-      <w:r>
-        <w:rPr>
-          <w:rFonts w:hint="eastAsia"/>
-          <w:sz w:val="24"/>
-        </w:rPr>
-        <w:t>ViewModel</w:t>
-      </w:r>
-      <w:proofErr w:type="spellEnd"/>
-      <w:r>
-        <w:rPr>
-          <w:rFonts w:hint="eastAsia"/>
-          <w:sz w:val="24"/>
-        </w:rPr>
-        <w:t>）架构模式，将系统分为模型层、视图层和视图模型层。模型</w:t>
-      </w:r>
-      <w:proofErr w:type="gramStart"/>
-      <w:r>
-        <w:rPr>
-          <w:rFonts w:hint="eastAsia"/>
-          <w:sz w:val="24"/>
-        </w:rPr>
-        <w:t>层负责</w:t>
-      </w:r>
-      <w:proofErr w:type="gramEnd"/>
-      <w:r>
-        <w:rPr>
-          <w:rFonts w:hint="eastAsia"/>
-          <w:sz w:val="24"/>
-        </w:rPr>
-        <w:t>数据处理和业务逻辑，包括视频采集、目标检测算法调用等；视图</w:t>
-      </w:r>
-      <w:proofErr w:type="gramStart"/>
-      <w:r>
-        <w:rPr>
-          <w:rFonts w:hint="eastAsia"/>
-          <w:sz w:val="24"/>
-        </w:rPr>
-        <w:t>层负责</w:t>
-      </w:r>
-      <w:proofErr w:type="gramEnd"/>
-      <w:r>
-        <w:rPr>
-          <w:rFonts w:hint="eastAsia"/>
-          <w:sz w:val="24"/>
-        </w:rPr>
-        <w:t>用户界面展示，包括视频播放、检测结果显示等；视图模型层作为模型和视图之间的桥梁，处理数据绑定和命令传递，确保系统的分层清晰，便于维护和扩展</w:t>
+          <w:rFonts w:hint="eastAsia"/>
+          <w:sz w:val="24"/>
+        </w:rPr>
+      </w:pPr>
+      <w:r>
+        <w:rPr>
+          <w:rFonts w:hint="eastAsia"/>
+          <w:sz w:val="24"/>
+        </w:rPr>
+        <w:t>本系统采用前后端分离的分布式架构设计，整体架构分为前端展示层、业务逻辑层和数据存储层三个层次</w:t>
       </w:r>
       <w:r>
         <w:rPr>
@@ -2488,29 +2437,30 @@
         <w:spacing w:line="300" w:lineRule="auto"/>
         <w:ind w:firstLine="420"/>
         <w:rPr>
-          <w:sz w:val="24"/>
-        </w:rPr>
-      </w:pPr>
-      <w:r>
-        <w:rPr>
-          <w:rFonts w:hint="eastAsia"/>
-          <w:sz w:val="24"/>
-        </w:rPr>
-        <w:t>技术选型方面，开发框架采用</w:t>
-      </w:r>
-      <w:r>
-        <w:rPr>
-          <w:rFonts w:hint="eastAsia"/>
-          <w:sz w:val="24"/>
-        </w:rPr>
-        <w:t>.NET MAUI</w:t>
-      </w:r>
-      <w:r>
-        <w:rPr>
-          <w:rFonts w:hint="eastAsia"/>
-          <w:sz w:val="24"/>
-        </w:rPr>
-        <w:t>（专注于</w:t>
+          <w:rFonts w:hint="eastAsia"/>
+          <w:sz w:val="24"/>
+        </w:rPr>
+      </w:pPr>
+      <w:r>
+        <w:rPr>
+          <w:rFonts w:hint="eastAsia"/>
+          <w:sz w:val="24"/>
+        </w:rPr>
+        <w:t>前端展示层基于</w:t>
+      </w:r>
+      <w:r>
+        <w:rPr>
+          <w:rFonts w:hint="eastAsia"/>
+          <w:sz w:val="24"/>
+        </w:rPr>
+        <w:t>MAUI</w:t>
+      </w:r>
+      <w:r>
+        <w:rPr>
+          <w:rFonts w:hint="eastAsia"/>
+          <w:sz w:val="24"/>
+        </w:rPr>
+        <w:t>框架开发，专注于</w:t>
       </w:r>
       <w:r>
         <w:rPr>
@@ -2524,121 +2474,77 @@
           <w:rFonts w:hint="eastAsia"/>
           <w:sz w:val="24"/>
         </w:rPr>
-        <w:t>平台），目标检测算法采用</w:t>
-      </w:r>
-      <w:r>
-        <w:rPr>
-          <w:rFonts w:hint="eastAsia"/>
-          <w:sz w:val="24"/>
-        </w:rPr>
-        <w:t>YOLOv11</w:t>
-      </w:r>
-      <w:r>
-        <w:rPr>
-          <w:rFonts w:hint="eastAsia"/>
-          <w:sz w:val="24"/>
-        </w:rPr>
-        <w:t>（</w:t>
-      </w:r>
-      <w:proofErr w:type="spellStart"/>
-      <w:r>
-        <w:rPr>
-          <w:rFonts w:hint="eastAsia"/>
-          <w:sz w:val="24"/>
-        </w:rPr>
-        <w:t>Ultralytics</w:t>
-      </w:r>
-      <w:proofErr w:type="spellEnd"/>
-      <w:r>
-        <w:rPr>
-          <w:rFonts w:hint="eastAsia"/>
-          <w:sz w:val="24"/>
-        </w:rPr>
-        <w:t>），后端服务采用</w:t>
-      </w:r>
-      <w:r>
-        <w:rPr>
-          <w:rFonts w:hint="eastAsia"/>
-          <w:sz w:val="24"/>
-        </w:rPr>
-        <w:t>Flask</w:t>
-      </w:r>
-      <w:r>
-        <w:rPr>
-          <w:rFonts w:hint="eastAsia"/>
-          <w:sz w:val="24"/>
-        </w:rPr>
-        <w:t>（提供视频处理和目标检测</w:t>
-      </w:r>
-      <w:r>
-        <w:rPr>
-          <w:rFonts w:hint="eastAsia"/>
-          <w:sz w:val="24"/>
-        </w:rPr>
-        <w:t>API</w:t>
-      </w:r>
-      <w:r>
-        <w:rPr>
-          <w:rFonts w:hint="eastAsia"/>
-          <w:sz w:val="24"/>
-        </w:rPr>
-        <w:t>），数据库采用</w:t>
-      </w:r>
-      <w:r>
-        <w:rPr>
-          <w:rFonts w:hint="eastAsia"/>
-          <w:sz w:val="24"/>
-        </w:rPr>
-        <w:t>MySQL</w:t>
-      </w:r>
-      <w:r>
-        <w:rPr>
-          <w:rFonts w:hint="eastAsia"/>
-          <w:sz w:val="24"/>
-        </w:rPr>
-        <w:t>（存储视频信息和检测结果），前端</w:t>
-      </w:r>
-      <w:r>
-        <w:rPr>
-          <w:rFonts w:hint="eastAsia"/>
-          <w:sz w:val="24"/>
-        </w:rPr>
-        <w:t>UI</w:t>
-      </w:r>
-      <w:r>
-        <w:rPr>
-          <w:rFonts w:hint="eastAsia"/>
-          <w:sz w:val="24"/>
-        </w:rPr>
-        <w:t>采用</w:t>
-      </w:r>
-      <w:r>
-        <w:rPr>
-          <w:rFonts w:hint="eastAsia"/>
-          <w:sz w:val="24"/>
-        </w:rPr>
-        <w:t>MAUI XAML</w:t>
-      </w:r>
-      <w:r>
-        <w:rPr>
-          <w:rFonts w:hint="eastAsia"/>
-          <w:sz w:val="24"/>
-        </w:rPr>
-        <w:t>（</w:t>
-      </w:r>
-      <w:r>
-        <w:rPr>
-          <w:rFonts w:hint="eastAsia"/>
-          <w:sz w:val="24"/>
-        </w:rPr>
-        <w:t>Windows</w:t>
-      </w:r>
-      <w:r>
-        <w:rPr>
-          <w:rFonts w:hint="eastAsia"/>
-          <w:sz w:val="24"/>
-        </w:rPr>
-        <w:t>平台界面）。这些技术的选择既考虑了系统的性能要求，也考虑了开发效率和可维护性。</w:t>
+        <w:t>平台的应用界面实现。前端采用</w:t>
+      </w:r>
+      <w:r>
+        <w:rPr>
+          <w:rFonts w:hint="eastAsia"/>
+          <w:sz w:val="24"/>
+        </w:rPr>
+        <w:t>MVVM</w:t>
+      </w:r>
+      <w:r>
+        <w:rPr>
+          <w:rFonts w:hint="eastAsia"/>
+          <w:sz w:val="24"/>
+        </w:rPr>
+        <w:t>架构模式，通过</w:t>
+      </w:r>
+      <w:r>
+        <w:rPr>
+          <w:rFonts w:hint="eastAsia"/>
+          <w:sz w:val="24"/>
+        </w:rPr>
+        <w:t>XAML</w:t>
+      </w:r>
+      <w:r>
+        <w:rPr>
+          <w:rFonts w:hint="eastAsia"/>
+          <w:sz w:val="24"/>
+        </w:rPr>
+        <w:t>定义用户界面，通过</w:t>
+      </w:r>
+      <w:r>
+        <w:rPr>
+          <w:rFonts w:hint="eastAsia"/>
+          <w:sz w:val="24"/>
+        </w:rPr>
+        <w:t>C#</w:t>
+      </w:r>
+      <w:r>
+        <w:rPr>
+          <w:rFonts w:hint="eastAsia"/>
+          <w:sz w:val="24"/>
+        </w:rPr>
+        <w:t>代码实现业务逻辑和数据绑定。前端主要负责视频文件的选择和上传、检测结果的实时展示、用户操作的响应等功能。前端与后端之间通过</w:t>
+      </w:r>
+      <w:r>
+        <w:rPr>
+          <w:rFonts w:hint="eastAsia"/>
+          <w:sz w:val="24"/>
+        </w:rPr>
+        <w:t>HTTP</w:t>
+      </w:r>
+      <w:r>
+        <w:rPr>
+          <w:rFonts w:hint="eastAsia"/>
+          <w:sz w:val="24"/>
+        </w:rPr>
+        <w:t>协议进行通信，采用</w:t>
+      </w:r>
+      <w:r>
+        <w:rPr>
+          <w:rFonts w:hint="eastAsia"/>
+          <w:sz w:val="24"/>
+        </w:rPr>
+        <w:t>JSON</w:t>
+      </w:r>
+      <w:r>
+        <w:rPr>
+          <w:rFonts w:hint="eastAsia"/>
+          <w:sz w:val="24"/>
+        </w:rPr>
+        <w:t>格式进行数据传输。</w:t>
       </w:r>
     </w:p>
     <w:p>
@@ -2646,215 +2552,58 @@
         <w:spacing w:line="300" w:lineRule="auto"/>
         <w:ind w:firstLine="420"/>
         <w:rPr>
-          <w:sz w:val="24"/>
-        </w:rPr>
-      </w:pPr>
-      <w:r>
-        <w:rPr>
-          <w:rFonts w:hint="eastAsia"/>
-          <w:sz w:val="24"/>
-        </w:rPr>
-        <w:t>性能优化措施主要包括跳帧处理、模型轻量化、异步处理、减少绘制操作以及置信度阈值过滤。跳</w:t>
-      </w:r>
-      <w:proofErr w:type="gramStart"/>
-      <w:r>
-        <w:rPr>
-          <w:rFonts w:hint="eastAsia"/>
-          <w:sz w:val="24"/>
-        </w:rPr>
-        <w:t>帧处理</w:t>
-      </w:r>
-      <w:proofErr w:type="gramEnd"/>
-      <w:r>
-        <w:rPr>
-          <w:rFonts w:hint="eastAsia"/>
-          <w:sz w:val="24"/>
-        </w:rPr>
-        <w:t>方面，每隔</w:t>
-      </w:r>
-      <w:r>
-        <w:rPr>
-          <w:rFonts w:hint="eastAsia"/>
-          <w:sz w:val="24"/>
-        </w:rPr>
-        <w:t>2</w:t>
-      </w:r>
-      <w:r>
-        <w:rPr>
-          <w:rFonts w:hint="eastAsia"/>
-          <w:sz w:val="24"/>
-        </w:rPr>
-        <w:t>帧进行一次</w:t>
-      </w:r>
-      <w:r>
-        <w:rPr>
-          <w:rFonts w:hint="eastAsia"/>
-          <w:sz w:val="24"/>
-        </w:rPr>
-        <w:t>YOLO</w:t>
-      </w:r>
-      <w:r>
-        <w:rPr>
-          <w:rFonts w:hint="eastAsia"/>
-          <w:sz w:val="24"/>
-        </w:rPr>
-        <w:t>推理，跳过的</w:t>
-      </w:r>
-      <w:proofErr w:type="gramStart"/>
-      <w:r>
-        <w:rPr>
-          <w:rFonts w:hint="eastAsia"/>
-          <w:sz w:val="24"/>
-        </w:rPr>
-        <w:t>帧使用</w:t>
-      </w:r>
-      <w:proofErr w:type="gramEnd"/>
-      <w:r>
-        <w:rPr>
-          <w:rFonts w:hint="eastAsia"/>
-          <w:sz w:val="24"/>
-        </w:rPr>
-        <w:t>上一次的检测结果，减少推理次数，提高处理速度；模型轻量化方面，使用</w:t>
-      </w:r>
-      <w:r>
-        <w:rPr>
-          <w:rFonts w:hint="eastAsia"/>
-          <w:sz w:val="24"/>
-        </w:rPr>
-        <w:t>YOLOv11</w:t>
-      </w:r>
-      <w:r>
-        <w:rPr>
-          <w:rFonts w:hint="eastAsia"/>
-          <w:sz w:val="24"/>
-        </w:rPr>
-        <w:t>的轻量级版本（如</w:t>
-      </w:r>
-      <w:r>
-        <w:rPr>
-          <w:rFonts w:hint="eastAsia"/>
-          <w:sz w:val="24"/>
-        </w:rPr>
-        <w:t>YOLOv11n</w:t>
-      </w:r>
-      <w:r>
-        <w:rPr>
-          <w:rFonts w:hint="eastAsia"/>
-          <w:sz w:val="24"/>
-        </w:rPr>
-        <w:t>、</w:t>
-      </w:r>
-      <w:r>
-        <w:rPr>
-          <w:rFonts w:hint="eastAsia"/>
-          <w:sz w:val="24"/>
-        </w:rPr>
-        <w:t>YOLOv11s</w:t>
-      </w:r>
-      <w:r>
-        <w:rPr>
-          <w:rFonts w:hint="eastAsia"/>
-          <w:sz w:val="24"/>
-        </w:rPr>
-        <w:t>），降低计算复杂度，适合在</w:t>
-      </w:r>
-      <w:r>
-        <w:rPr>
-          <w:rFonts w:hint="eastAsia"/>
-          <w:sz w:val="24"/>
-        </w:rPr>
-        <w:t>CPU</w:t>
-      </w:r>
-      <w:r>
-        <w:rPr>
-          <w:rFonts w:hint="eastAsia"/>
-          <w:sz w:val="24"/>
-        </w:rPr>
-        <w:t>环境下运行</w:t>
-      </w:r>
-      <w:r>
-        <w:rPr>
-          <w:sz w:val="24"/>
-          <w:vertAlign w:val="superscript"/>
-        </w:rPr>
-        <w:fldChar w:fldCharType="begin"/>
-      </w:r>
-      <w:r>
-        <w:rPr>
-          <w:sz w:val="24"/>
-          <w:vertAlign w:val="superscript"/>
-        </w:rPr>
-        <w:instrText xml:space="preserve"> </w:instrText>
-      </w:r>
-      <w:r>
-        <w:rPr>
-          <w:rFonts w:hint="eastAsia"/>
-          <w:sz w:val="24"/>
-          <w:vertAlign w:val="superscript"/>
-        </w:rPr>
-        <w:instrText>REF _Ref223187517 \r \h</w:instrText>
-      </w:r>
-      <w:r>
-        <w:rPr>
-          <w:sz w:val="24"/>
-          <w:vertAlign w:val="superscript"/>
-        </w:rPr>
-        <w:instrText xml:space="preserve"> </w:instrText>
-      </w:r>
-      <w:r>
-        <w:rPr>
-          <w:sz w:val="24"/>
-          <w:vertAlign w:val="superscript"/>
-        </w:rPr>
-      </w:r>
-      <w:r>
-        <w:rPr>
-          <w:sz w:val="24"/>
-          <w:vertAlign w:val="superscript"/>
-        </w:rPr>
-        <w:instrText xml:space="preserve"> \* MERGEFORMAT </w:instrText>
-      </w:r>
-      <w:r>
-        <w:rPr>
-          <w:sz w:val="24"/>
-          <w:vertAlign w:val="superscript"/>
-        </w:rPr>
-        <w:fldChar w:fldCharType="separate"/>
-      </w:r>
-      <w:r>
-        <w:rPr>
-          <w:sz w:val="24"/>
-          <w:vertAlign w:val="superscript"/>
-        </w:rPr>
-        <w:t>[4]</w:t>
-      </w:r>
-      <w:r>
-        <w:rPr>
-          <w:sz w:val="24"/>
-          <w:vertAlign w:val="superscript"/>
-        </w:rPr>
-        <w:fldChar w:fldCharType="end"/>
-      </w:r>
-      <w:r>
-        <w:rPr>
-          <w:rFonts w:hint="eastAsia"/>
-          <w:sz w:val="24"/>
-        </w:rPr>
-        <w:t>；异步处理方面，采用多线程异步处理架构，将视频采集、目标检测、结果展示等任务分离到不同线程执行，避免阻塞主线程，提高系统的响应速度；减少绘制操作方面，优化检测框绘制，减小线宽和字体大小，提高绘制速度，提升视觉效果；置信度阈值过滤方面，只处理置信度高于</w:t>
-      </w:r>
-      <w:r>
-        <w:rPr>
-          <w:rFonts w:hint="eastAsia"/>
-          <w:sz w:val="24"/>
-        </w:rPr>
-        <w:t>0.5</w:t>
-      </w:r>
-      <w:r>
-        <w:rPr>
-          <w:rFonts w:hint="eastAsia"/>
-          <w:sz w:val="24"/>
-        </w:rPr>
-        <w:t>的检测结果，减少不必要的计算，提高系统的运行效率。</w:t>
+          <w:rFonts w:hint="eastAsia"/>
+          <w:sz w:val="24"/>
+        </w:rPr>
+      </w:pPr>
+      <w:r>
+        <w:rPr>
+          <w:rFonts w:hint="eastAsia"/>
+          <w:sz w:val="24"/>
+        </w:rPr>
+        <w:t>业务逻辑层以后端</w:t>
+      </w:r>
+      <w:r>
+        <w:rPr>
+          <w:rFonts w:hint="eastAsia"/>
+          <w:sz w:val="24"/>
+        </w:rPr>
+        <w:t>Flask</w:t>
+      </w:r>
+      <w:r>
+        <w:rPr>
+          <w:rFonts w:hint="eastAsia"/>
+          <w:sz w:val="24"/>
+        </w:rPr>
+        <w:t>服务的形式部署，负责核心处理功能的实现。后端服务封装了</w:t>
+      </w:r>
+      <w:r>
+        <w:rPr>
+          <w:rFonts w:hint="eastAsia"/>
+          <w:sz w:val="24"/>
+        </w:rPr>
+        <w:t>YOLOv10</w:t>
+      </w:r>
+      <w:r>
+        <w:rPr>
+          <w:rFonts w:hint="eastAsia"/>
+          <w:sz w:val="24"/>
+        </w:rPr>
+        <w:t>目标检测模型，提供视频上传接收、视频处理、状态查询、结果获取、视频流推送等</w:t>
+      </w:r>
+      <w:r>
+        <w:rPr>
+          <w:rFonts w:hint="eastAsia"/>
+          <w:sz w:val="24"/>
+        </w:rPr>
+        <w:t>RESTful API</w:t>
+      </w:r>
+      <w:r>
+        <w:rPr>
+          <w:rFonts w:hint="eastAsia"/>
+          <w:sz w:val="24"/>
+        </w:rPr>
+        <w:t>接口。后端采用多线程架构，将耗时的模型推理任务放在独立的工作线程中执行，通过异步机制避免阻塞主线程。同时，后端服务维护视频处理的状态信息，支持前端实时查询处理进度。</w:t>
       </w:r>
     </w:p>
     <w:p>
@@ -2862,15 +2611,164 @@
         <w:spacing w:line="300" w:lineRule="auto"/>
         <w:ind w:firstLine="420"/>
         <w:rPr>
-          <w:sz w:val="24"/>
-        </w:rPr>
-      </w:pPr>
-      <w:r>
-        <w:rPr>
-          <w:rFonts w:hint="eastAsia"/>
-          <w:sz w:val="24"/>
-        </w:rPr>
-        <w:t>系统实现流程主要包括视频上传、视频处理、实时检测、结果展示以及视频下载。视频上传方面，用户通过界面上传视频文件，系统将视频文件发送至后端服务；视频处理方面，后端服务接收视频文件，启动目标检测处理，生成处理后</w:t>
+          <w:rFonts w:hint="eastAsia"/>
+          <w:sz w:val="24"/>
+        </w:rPr>
+      </w:pPr>
+      <w:r>
+        <w:rPr>
+          <w:rFonts w:hint="eastAsia"/>
+          <w:sz w:val="24"/>
+        </w:rPr>
+        <w:t>数据存储层采用</w:t>
+      </w:r>
+      <w:r>
+        <w:rPr>
+          <w:rFonts w:hint="eastAsia"/>
+          <w:sz w:val="24"/>
+        </w:rPr>
+        <w:t>MySQL</w:t>
+      </w:r>
+      <w:r>
+        <w:rPr>
+          <w:rFonts w:hint="eastAsia"/>
+          <w:sz w:val="24"/>
+        </w:rPr>
+        <w:t>数据库，用于持久化存储系统运行所需的各种数据。数据库设计了视频信息表（存储视频文件名、上传时间、处理状态等信息）、检测结果表（存储每帧的检测目标类别、置信度、边界框坐标等）、系统配置表（存储系统参数配置信息）等数据表结构。</w:t>
+      </w:r>
+    </w:p>
+    <w:p>
+      <w:pPr>
+        <w:spacing w:line="300" w:lineRule="auto"/>
+        <w:ind w:firstLine="420"/>
+        <w:rPr>
+          <w:sz w:val="24"/>
+        </w:rPr>
+      </w:pPr>
+      <w:r>
+        <w:rPr>
+          <w:rFonts w:hint="eastAsia"/>
+          <w:sz w:val="24"/>
+        </w:rPr>
+        <w:t>系统各层之间通过标准化的接口进行交互，层与层之间的耦合度较低，便于独立开发和测试。</w:t>
+      </w:r>
+    </w:p>
+    <w:p>
+      <w:pPr>
+        <w:spacing w:line="300" w:lineRule="auto"/>
+        <w:ind w:firstLine="420"/>
+        <w:rPr>
+          <w:sz w:val="24"/>
+        </w:rPr>
+      </w:pPr>
+      <w:r>
+        <w:rPr>
+          <w:rFonts w:hint="eastAsia"/>
+          <w:sz w:val="24"/>
+        </w:rPr>
+        <w:t>性能优化措施主要包括跳帧处理、模型轻量化、异步处理、减少绘制操作以及置信度阈值过滤。跳</w:t>
+      </w:r>
+      <w:proofErr w:type="gramStart"/>
+      <w:r>
+        <w:rPr>
+          <w:rFonts w:hint="eastAsia"/>
+          <w:sz w:val="24"/>
+        </w:rPr>
+        <w:t>帧处理</w:t>
+      </w:r>
+      <w:proofErr w:type="gramEnd"/>
+      <w:r>
+        <w:rPr>
+          <w:rFonts w:hint="eastAsia"/>
+          <w:sz w:val="24"/>
+        </w:rPr>
+        <w:t>方面，每隔</w:t>
+      </w:r>
+      <w:r>
+        <w:rPr>
+          <w:rFonts w:hint="eastAsia"/>
+          <w:sz w:val="24"/>
+        </w:rPr>
+        <w:t>2</w:t>
+      </w:r>
+      <w:r>
+        <w:rPr>
+          <w:rFonts w:hint="eastAsia"/>
+          <w:sz w:val="24"/>
+        </w:rPr>
+        <w:t>帧进行一次</w:t>
+      </w:r>
+      <w:r>
+        <w:rPr>
+          <w:rFonts w:hint="eastAsia"/>
+          <w:sz w:val="24"/>
+        </w:rPr>
+        <w:t>YOLO</w:t>
+      </w:r>
+      <w:r>
+        <w:rPr>
+          <w:rFonts w:hint="eastAsia"/>
+          <w:sz w:val="24"/>
+        </w:rPr>
+        <w:t>推理，跳过的</w:t>
+      </w:r>
+      <w:proofErr w:type="gramStart"/>
+      <w:r>
+        <w:rPr>
+          <w:rFonts w:hint="eastAsia"/>
+          <w:sz w:val="24"/>
+        </w:rPr>
+        <w:t>帧使用</w:t>
+      </w:r>
+      <w:proofErr w:type="gramEnd"/>
+      <w:r>
+        <w:rPr>
+          <w:rFonts w:hint="eastAsia"/>
+          <w:sz w:val="24"/>
+        </w:rPr>
+        <w:t>上一次的检测结果，减少推理次数，提高处理速度；模型轻量化方面，使用</w:t>
+      </w:r>
+      <w:r>
+        <w:rPr>
+          <w:rFonts w:hint="eastAsia"/>
+          <w:sz w:val="24"/>
+        </w:rPr>
+        <w:t>YOLOv11</w:t>
+      </w:r>
+      <w:r>
+        <w:rPr>
+          <w:rFonts w:hint="eastAsia"/>
+          <w:sz w:val="24"/>
+        </w:rPr>
+        <w:t>的轻量级版本（如</w:t>
+      </w:r>
+      <w:r>
+        <w:rPr>
+          <w:rFonts w:hint="eastAsia"/>
+          <w:sz w:val="24"/>
+        </w:rPr>
+        <w:t>YOLOv11n</w:t>
+      </w:r>
+      <w:r>
+        <w:rPr>
+          <w:rFonts w:hint="eastAsia"/>
+          <w:sz w:val="24"/>
+        </w:rPr>
+        <w:t>、</w:t>
+      </w:r>
+      <w:r>
+        <w:rPr>
+          <w:rFonts w:hint="eastAsia"/>
+          <w:sz w:val="24"/>
+        </w:rPr>
+        <w:t>YOLOv11s</w:t>
+      </w:r>
+      <w:r>
+        <w:rPr>
+          <w:rFonts w:hint="eastAsia"/>
+          <w:sz w:val="24"/>
+        </w:rPr>
+        <w:t>），降低计算复杂度，适合</w:t>
       </w:r>
       <w:r>
         <w:rPr>
@@ -2878,7 +2776,121 @@
           <w:sz w:val="24"/>
         </w:rPr>
         <w:lastRenderedPageBreak/>
-        <w:t>的视频流；实时检测方面，前端通过</w:t>
+        <w:t>在</w:t>
+      </w:r>
+      <w:r>
+        <w:rPr>
+          <w:rFonts w:hint="eastAsia"/>
+          <w:sz w:val="24"/>
+        </w:rPr>
+        <w:t>CPU</w:t>
+      </w:r>
+      <w:r>
+        <w:rPr>
+          <w:rFonts w:hint="eastAsia"/>
+          <w:sz w:val="24"/>
+        </w:rPr>
+        <w:t>环境下运行</w:t>
+      </w:r>
+      <w:r>
+        <w:rPr>
+          <w:sz w:val="24"/>
+          <w:vertAlign w:val="superscript"/>
+        </w:rPr>
+        <w:fldChar w:fldCharType="begin"/>
+      </w:r>
+      <w:r>
+        <w:rPr>
+          <w:sz w:val="24"/>
+          <w:vertAlign w:val="superscript"/>
+        </w:rPr>
+        <w:instrText xml:space="preserve"> </w:instrText>
+      </w:r>
+      <w:r>
+        <w:rPr>
+          <w:rFonts w:hint="eastAsia"/>
+          <w:sz w:val="24"/>
+          <w:vertAlign w:val="superscript"/>
+        </w:rPr>
+        <w:instrText>REF _Ref223187517 \r \h</w:instrText>
+      </w:r>
+      <w:r>
+        <w:rPr>
+          <w:sz w:val="24"/>
+          <w:vertAlign w:val="superscript"/>
+        </w:rPr>
+        <w:instrText xml:space="preserve"> </w:instrText>
+      </w:r>
+      <w:r>
+        <w:rPr>
+          <w:sz w:val="24"/>
+          <w:vertAlign w:val="superscript"/>
+        </w:rPr>
+        <w:instrText xml:space="preserve"> \* MERGEFORMAT </w:instrText>
+      </w:r>
+      <w:r>
+        <w:rPr>
+          <w:sz w:val="24"/>
+          <w:vertAlign w:val="superscript"/>
+        </w:rPr>
+      </w:r>
+      <w:r>
+        <w:rPr>
+          <w:sz w:val="24"/>
+          <w:vertAlign w:val="superscript"/>
+        </w:rPr>
+        <w:fldChar w:fldCharType="separate"/>
+      </w:r>
+      <w:r>
+        <w:rPr>
+          <w:sz w:val="24"/>
+          <w:vertAlign w:val="superscript"/>
+        </w:rPr>
+        <w:t>[4]</w:t>
+      </w:r>
+      <w:r>
+        <w:rPr>
+          <w:sz w:val="24"/>
+          <w:vertAlign w:val="superscript"/>
+        </w:rPr>
+        <w:fldChar w:fldCharType="end"/>
+      </w:r>
+      <w:r>
+        <w:rPr>
+          <w:rFonts w:hint="eastAsia"/>
+          <w:sz w:val="24"/>
+        </w:rPr>
+        <w:t>；异步处理方面，采用多线程异步处理架构，将视频采集、目标检测、结果展示等任务分离到不同线程执行，避免阻塞主线程，提高系统的响应速度；减少绘制操作方面，优化检测框绘制，减小线宽和字体大小，提高绘制速度，提升视觉效果；置信度阈值过滤方面，只处理置信度高于</w:t>
+      </w:r>
+      <w:r>
+        <w:rPr>
+          <w:rFonts w:hint="eastAsia"/>
+          <w:sz w:val="24"/>
+        </w:rPr>
+        <w:t>0.5</w:t>
+      </w:r>
+      <w:r>
+        <w:rPr>
+          <w:rFonts w:hint="eastAsia"/>
+          <w:sz w:val="24"/>
+        </w:rPr>
+        <w:t>的检测结果，减少不必要的计算，提高系统的运行效率。</w:t>
+      </w:r>
+    </w:p>
+    <w:p>
+      <w:pPr>
+        <w:spacing w:line="300" w:lineRule="auto"/>
+        <w:ind w:firstLine="420"/>
+        <w:rPr>
+          <w:sz w:val="24"/>
+        </w:rPr>
+      </w:pPr>
+      <w:r>
+        <w:rPr>
+          <w:rFonts w:hint="eastAsia"/>
+          <w:sz w:val="24"/>
+        </w:rPr>
+        <w:t>系统实现流程主要包括视频上传、视频处理、实时检测、结果展示以及视频下载。视频上传方面，用户通过界面上传视频文件，系统将视频文件发送至后端服务；视频处理方面，后端服务接收视频文件，启动目标检测处理，生成处理后的视频流；实时检测方面，前端通过</w:t>
       </w:r>
       <w:r>
         <w:rPr>
@@ -2942,12 +2954,6 @@
           <w:sz w:val="24"/>
           <w:vertAlign w:val="superscript"/>
         </w:rPr>
-      </w:r>
-      <w:r>
-        <w:rPr>
-          <w:sz w:val="24"/>
-          <w:vertAlign w:val="superscript"/>
-        </w:rPr>
         <w:instrText xml:space="preserve"> \* MERGEFORMAT </w:instrText>
       </w:r>
       <w:r>
@@ -2955,6 +2961,12 @@
           <w:sz w:val="24"/>
           <w:vertAlign w:val="superscript"/>
         </w:rPr>
+      </w:r>
+      <w:r>
+        <w:rPr>
+          <w:sz w:val="24"/>
+          <w:vertAlign w:val="superscript"/>
+        </w:rPr>
         <w:fldChar w:fldCharType="separate"/>
       </w:r>
       <w:r>
@@ -2990,13 +3002,13 @@
           <w:sz w:val="24"/>
           <w:vertAlign w:val="superscript"/>
         </w:rPr>
-      </w:r>
-      <w:r>
-        <w:rPr>
-          <w:sz w:val="24"/>
-          <w:vertAlign w:val="superscript"/>
-        </w:rPr>
         <w:instrText xml:space="preserve"> \* MERGEFORMAT </w:instrText>
+      </w:r>
+      <w:r>
+        <w:rPr>
+          <w:sz w:val="24"/>
+          <w:vertAlign w:val="superscript"/>
+        </w:rPr>
       </w:r>
       <w:r>
         <w:rPr>
@@ -3513,43 +3525,13 @@
         </w:rPr>
       </w:pPr>
       <w:bookmarkStart w:id="2" w:name="_Ref223187479"/>
-      <w:r>
-        <w:rPr>
-          <w:kern w:val="0"/>
-          <w:szCs w:val="21"/>
-        </w:rPr>
-        <w:t>Microsoft.</w:t>
-      </w:r>
-      <w:r>
-        <w:rPr>
-          <w:rFonts w:hint="eastAsia"/>
-          <w:kern w:val="0"/>
-          <w:szCs w:val="21"/>
-        </w:rPr>
-        <w:t xml:space="preserve"> </w:t>
-      </w:r>
-      <w:r>
-        <w:rPr>
-          <w:kern w:val="0"/>
-          <w:szCs w:val="21"/>
-        </w:rPr>
-        <w:t>.NET</w:t>
-      </w:r>
-      <w:r>
-        <w:rPr>
-          <w:rFonts w:hint="eastAsia"/>
-          <w:kern w:val="0"/>
-          <w:szCs w:val="21"/>
-        </w:rPr>
-        <w:t xml:space="preserve"> </w:t>
-      </w:r>
       <w:proofErr w:type="gramStart"/>
       <w:r>
         <w:rPr>
           <w:kern w:val="0"/>
           <w:szCs w:val="21"/>
         </w:rPr>
-        <w:t>MAUIdocumentation[</w:t>
+        <w:t>Microsoft..NETMAUIdocumentation[</w:t>
       </w:r>
       <w:proofErr w:type="gramEnd"/>
       <w:r>
@@ -3657,7 +3639,15 @@
           <w:kern w:val="0"/>
           <w:szCs w:val="21"/>
         </w:rPr>
-        <w:t xml:space="preserve">Howard A G, Zhu M, Chen B, et al. Mobilenets: Efficient convolutional neural networks for mobile vision applications[J]. </w:t>
+        <w:t xml:space="preserve">Howard A G, Zhu M, Chen B, et al. Mobilenets: Efficient convolutional neural networks for </w:t>
+      </w:r>
+      <w:r>
+        <w:rPr>
+          <w:kern w:val="0"/>
+          <w:szCs w:val="21"/>
+        </w:rPr>
+        <w:lastRenderedPageBreak/>
+        <w:t xml:space="preserve">mobile vision applications[J]. </w:t>
       </w:r>
       <w:proofErr w:type="spellStart"/>
       <w:r>
@@ -3953,15 +3943,7 @@
           <w:kern w:val="0"/>
           <w:szCs w:val="21"/>
         </w:rPr>
-        <w:t xml:space="preserve"> </w:t>
-      </w:r>
-      <w:r>
-        <w:rPr>
-          <w:kern w:val="0"/>
-          <w:szCs w:val="21"/>
-        </w:rPr>
-        <w:lastRenderedPageBreak/>
-        <w:t>preprint arXiv:1902.09104, 2019.</w:t>
+        <w:t xml:space="preserve"> preprint arXiv:1902.09104, 2019.</w:t>
       </w:r>
       <w:bookmarkEnd w:id="6"/>
     </w:p>
@@ -4080,6 +4062,236 @@
         <w:t>. Vis., Oct. 2017, pp. 2961–2969.</w:t>
       </w:r>
       <w:bookmarkEnd w:id="8"/>
+    </w:p>
+    <w:p>
+      <w:pPr>
+        <w:numPr>
+          <w:ilvl w:val="0"/>
+          <w:numId w:val="3"/>
+        </w:numPr>
+        <w:autoSpaceDE w:val="0"/>
+        <w:autoSpaceDN w:val="0"/>
+        <w:adjustRightInd w:val="0"/>
+        <w:snapToGrid w:val="0"/>
+        <w:spacing w:line="300" w:lineRule="auto"/>
+        <w:rPr>
+          <w:kern w:val="0"/>
+          <w:szCs w:val="21"/>
+        </w:rPr>
+      </w:pPr>
+      <w:r>
+        <w:rPr>
+          <w:rFonts w:hint="eastAsia"/>
+          <w:kern w:val="0"/>
+          <w:szCs w:val="21"/>
+        </w:rPr>
+        <w:t>任安虎</w:t>
+      </w:r>
+      <w:r>
+        <w:rPr>
+          <w:rFonts w:hint="eastAsia"/>
+          <w:kern w:val="0"/>
+          <w:szCs w:val="21"/>
+        </w:rPr>
+        <w:t>,</w:t>
+      </w:r>
+      <w:r>
+        <w:rPr>
+          <w:rFonts w:hint="eastAsia"/>
+          <w:kern w:val="0"/>
+          <w:szCs w:val="21"/>
+        </w:rPr>
+        <w:t>袁洋</w:t>
+      </w:r>
+      <w:r>
+        <w:rPr>
+          <w:rFonts w:hint="eastAsia"/>
+          <w:kern w:val="0"/>
+          <w:szCs w:val="21"/>
+        </w:rPr>
+        <w:t>,</w:t>
+      </w:r>
+      <w:r>
+        <w:rPr>
+          <w:rFonts w:hint="eastAsia"/>
+          <w:kern w:val="0"/>
+          <w:szCs w:val="21"/>
+        </w:rPr>
+        <w:t>张晨曦</w:t>
+      </w:r>
+      <w:r>
+        <w:rPr>
+          <w:rFonts w:hint="eastAsia"/>
+          <w:kern w:val="0"/>
+          <w:szCs w:val="21"/>
+        </w:rPr>
+        <w:t>.</w:t>
+      </w:r>
+      <w:r>
+        <w:rPr>
+          <w:rFonts w:hint="eastAsia"/>
+          <w:kern w:val="0"/>
+          <w:szCs w:val="21"/>
+        </w:rPr>
+        <w:t>基于</w:t>
+      </w:r>
+      <w:r>
+        <w:rPr>
+          <w:rFonts w:hint="eastAsia"/>
+          <w:kern w:val="0"/>
+          <w:szCs w:val="21"/>
+        </w:rPr>
+        <w:t>YOLOv11</w:t>
+      </w:r>
+      <w:r>
+        <w:rPr>
+          <w:rFonts w:hint="eastAsia"/>
+          <w:kern w:val="0"/>
+          <w:szCs w:val="21"/>
+        </w:rPr>
+        <w:t>的道路交通目标检测</w:t>
+      </w:r>
+      <w:r>
+        <w:rPr>
+          <w:rFonts w:hint="eastAsia"/>
+          <w:kern w:val="0"/>
+          <w:szCs w:val="21"/>
+        </w:rPr>
+        <w:t>[J].</w:t>
+      </w:r>
+      <w:r>
+        <w:rPr>
+          <w:rFonts w:hint="eastAsia"/>
+          <w:kern w:val="0"/>
+          <w:szCs w:val="21"/>
+        </w:rPr>
+        <w:t>激光杂志</w:t>
+      </w:r>
+      <w:r>
+        <w:rPr>
+          <w:rFonts w:hint="eastAsia"/>
+          <w:kern w:val="0"/>
+          <w:szCs w:val="21"/>
+        </w:rPr>
+        <w:t>,2026,47(01):</w:t>
+      </w:r>
+      <w:proofErr w:type="gramStart"/>
+      <w:r>
+        <w:rPr>
+          <w:rFonts w:hint="eastAsia"/>
+          <w:kern w:val="0"/>
+          <w:szCs w:val="21"/>
+        </w:rPr>
+        <w:t>56-63.DOI:10.14016/j.cnki.jgzz</w:t>
+      </w:r>
+      <w:proofErr w:type="gramEnd"/>
+      <w:r>
+        <w:rPr>
+          <w:rFonts w:hint="eastAsia"/>
+          <w:kern w:val="0"/>
+          <w:szCs w:val="21"/>
+        </w:rPr>
+        <w:t>.2026.01.056.</w:t>
+      </w:r>
+    </w:p>
+    <w:p>
+      <w:pPr>
+        <w:numPr>
+          <w:ilvl w:val="0"/>
+          <w:numId w:val="3"/>
+        </w:numPr>
+        <w:autoSpaceDE w:val="0"/>
+        <w:autoSpaceDN w:val="0"/>
+        <w:adjustRightInd w:val="0"/>
+        <w:snapToGrid w:val="0"/>
+        <w:spacing w:line="300" w:lineRule="auto"/>
+        <w:rPr>
+          <w:kern w:val="0"/>
+          <w:szCs w:val="21"/>
+        </w:rPr>
+      </w:pPr>
+      <w:proofErr w:type="gramStart"/>
+      <w:r>
+        <w:rPr>
+          <w:rFonts w:hint="eastAsia"/>
+          <w:kern w:val="0"/>
+          <w:szCs w:val="21"/>
+        </w:rPr>
+        <w:t>田鹏</w:t>
+      </w:r>
+      <w:r>
+        <w:rPr>
+          <w:rFonts w:hint="eastAsia"/>
+          <w:kern w:val="0"/>
+          <w:szCs w:val="21"/>
+        </w:rPr>
+        <w:t>,</w:t>
+      </w:r>
+      <w:r>
+        <w:rPr>
+          <w:rFonts w:hint="eastAsia"/>
+          <w:kern w:val="0"/>
+          <w:szCs w:val="21"/>
+        </w:rPr>
+        <w:t>毛力</w:t>
+      </w:r>
+      <w:proofErr w:type="gramEnd"/>
+      <w:r>
+        <w:rPr>
+          <w:rFonts w:hint="eastAsia"/>
+          <w:kern w:val="0"/>
+          <w:szCs w:val="21"/>
+        </w:rPr>
+        <w:t>.</w:t>
+      </w:r>
+      <w:r>
+        <w:rPr>
+          <w:rFonts w:hint="eastAsia"/>
+          <w:kern w:val="0"/>
+          <w:szCs w:val="21"/>
+        </w:rPr>
+        <w:t>改进</w:t>
+      </w:r>
+      <w:r>
+        <w:rPr>
+          <w:rFonts w:hint="eastAsia"/>
+          <w:kern w:val="0"/>
+          <w:szCs w:val="21"/>
+        </w:rPr>
+        <w:t>YOLOv8</w:t>
+      </w:r>
+      <w:r>
+        <w:rPr>
+          <w:rFonts w:hint="eastAsia"/>
+          <w:kern w:val="0"/>
+          <w:szCs w:val="21"/>
+        </w:rPr>
+        <w:t>的道路交通标志目标检测算法</w:t>
+      </w:r>
+      <w:r>
+        <w:rPr>
+          <w:rFonts w:hint="eastAsia"/>
+          <w:kern w:val="0"/>
+          <w:szCs w:val="21"/>
+        </w:rPr>
+        <w:t>[J].</w:t>
+      </w:r>
+      <w:r>
+        <w:rPr>
+          <w:rFonts w:hint="eastAsia"/>
+          <w:kern w:val="0"/>
+          <w:szCs w:val="21"/>
+        </w:rPr>
+        <w:t>计算机工程与应用</w:t>
+      </w:r>
+      <w:r>
+        <w:rPr>
+          <w:rFonts w:hint="eastAsia"/>
+          <w:kern w:val="0"/>
+          <w:szCs w:val="21"/>
+        </w:rPr>
+        <w:t>,2024,60(08):202-212.</w:t>
+      </w:r>
     </w:p>
     <w:p>
       <w:pPr>
@@ -4435,6 +4647,44 @@
     </w:sectPr>
   </w:body>
 </w:document>
+</file>
+
+<file path=word/endnotes.xml><?xml version="1.0" encoding="utf-8"?>
+<w:endnotes xmlns:wpc="http://schemas.microsoft.com/office/word/2010/wordprocessingCanvas" xmlns:cx="http://schemas.microsoft.com/office/drawing/2014/chartex" xmlns:cx1="http://schemas.microsoft.com/office/drawing/2015/9/8/chartex" xmlns:cx2="http://schemas.microsoft.com/office/drawing/2015/10/21/chartex" xmlns:cx3="http://schemas.microsoft.com/office/drawing/2016/5/9/chartex" xmlns:cx4="http://schemas.microsoft.com/office/drawing/2016/5/10/chartex" xmlns:cx5="http://schemas.microsoft.com/office/drawing/2016/5/11/chartex" xmlns:cx6="http://schemas.microsoft.com/office/drawing/2016/5/12/chartex" xmlns:cx7="http://schemas.microsoft.com/office/drawing/2016/5/13/chartex" xmlns:cx8="http://schemas.microsoft.com/office/drawing/2016/5/14/chartex" xmlns:mc="http://schemas.openxmlformats.org/markup-compatibility/2006" xmlns:aink="http://schemas.microsoft.com/office/drawing/2016/ink" xmlns:am3d="http://schemas.microsoft.com/office/drawing/2017/model3d" xmlns:o="urn:schemas-microsoft-com:office:office" xmlns:oel="http://schemas.microsoft.com/office/2019/extlst" xmlns:r="http://schemas.openxmlformats.org/officeDocument/2006/relationships" xmlns:m="http://schemas.openxmlformats.org/officeDocument/2006/math" xmlns:v="urn:schemas-microsoft-com:vml" xmlns:wp14="http://schemas.microsoft.com/office/word/2010/wordprocessingDrawing" xmlns:wp="http://schemas.openxmlformats.org/drawingml/2006/wordprocessingDrawing" xmlns:w10="urn:schemas-microsoft-com:office:word" xmlns:w="http://schemas.openxmlformats.org/wordprocessingml/2006/main" xmlns:w14="http://schemas.microsoft.com/office/word/2010/wordml" xmlns:w15="http://schemas.microsoft.com/office/word/2012/wordml" xmlns:w16cex="http://schemas.microsoft.com/office/word/2018/wordml/cex" xmlns:w16cid="http://schemas.microsoft.com/office/word/2016/wordml/cid" xmlns:w16="http://schemas.microsoft.com/office/word/2018/wordml" xmlns:w16du="http://schemas.microsoft.com/office/word/2023/wordml/word16du" xmlns:w16sdtdh="http://schemas.microsoft.com/office/word/2020/wordml/sdtdatahash" xmlns:w16sdtfl="http://schemas.microsoft.com/office/word/2024/wordml/sdtformatlock" xmlns:w16se="http://schemas.microsoft.com/office/word/2015/wordml/symex" xmlns:wpg="http://schemas.microsoft.com/office/word/2010/wordprocessingGroup" xmlns:wpi="http://schemas.microsoft.com/office/word/2010/wordprocessingInk" xmlns:wne="http://schemas.microsoft.com/office/word/2006/wordml" xmlns:wps="http://schemas.microsoft.com/office/word/2010/wordprocessingShape" mc:Ignorable="w14 w15 w16se w16cid w16 w16cex w16sdtdh w16sdtfl w16du wp14">
+  <w:endnote w:type="separator" w:id="-1">
+    <w:p>
+      <w:r>
+        <w:separator/>
+      </w:r>
+    </w:p>
+  </w:endnote>
+  <w:endnote w:type="continuationSeparator" w:id="0">
+    <w:p>
+      <w:r>
+        <w:continuationSeparator/>
+      </w:r>
+    </w:p>
+  </w:endnote>
+</w:endnotes>
+</file>
+
+<file path=word/footnotes.xml><?xml version="1.0" encoding="utf-8"?>
+<w:footnotes xmlns:wpc="http://schemas.microsoft.com/office/word/2010/wordprocessingCanvas" xmlns:cx="http://schemas.microsoft.com/office/drawing/2014/chartex" xmlns:cx1="http://schemas.microsoft.com/office/drawing/2015/9/8/chartex" xmlns:cx2="http://schemas.microsoft.com/office/drawing/2015/10/21/chartex" xmlns:cx3="http://schemas.microsoft.com/office/drawing/2016/5/9/chartex" xmlns:cx4="http://schemas.microsoft.com/office/drawing/2016/5/10/chartex" xmlns:cx5="http://schemas.microsoft.com/office/drawing/2016/5/11/chartex" xmlns:cx6="http://schemas.microsoft.com/office/drawing/2016/5/12/chartex" xmlns:cx7="http://schemas.microsoft.com/office/drawing/2016/5/13/chartex" xmlns:cx8="http://schemas.microsoft.com/office/drawing/2016/5/14/chartex" xmlns:mc="http://schemas.openxmlformats.org/markup-compatibility/2006" xmlns:aink="http://schemas.microsoft.com/office/drawing/2016/ink" xmlns:am3d="http://schemas.microsoft.com/office/drawing/2017/model3d" xmlns:o="urn:schemas-microsoft-com:office:office" xmlns:oel="http://schemas.microsoft.com/office/2019/extlst" xmlns:r="http://schemas.openxmlformats.org/officeDocument/2006/relationships" xmlns:m="http://schemas.openxmlformats.org/officeDocument/2006/math" xmlns:v="urn:schemas-microsoft-com:vml" xmlns:wp14="http://schemas.microsoft.com/office/word/2010/wordprocessingDrawing" xmlns:wp="http://schemas.openxmlformats.org/drawingml/2006/wordprocessingDrawing" xmlns:w10="urn:schemas-microsoft-com:office:word" xmlns:w="http://schemas.openxmlformats.org/wordprocessingml/2006/main" xmlns:w14="http://schemas.microsoft.com/office/word/2010/wordml" xmlns:w15="http://schemas.microsoft.com/office/word/2012/wordml" xmlns:w16cex="http://schemas.microsoft.com/office/word/2018/wordml/cex" xmlns:w16cid="http://schemas.microsoft.com/office/word/2016/wordml/cid" xmlns:w16="http://schemas.microsoft.com/office/word/2018/wordml" xmlns:w16du="http://schemas.microsoft.com/office/word/2023/wordml/word16du" xmlns:w16sdtdh="http://schemas.microsoft.com/office/word/2020/wordml/sdtdatahash" xmlns:w16sdtfl="http://schemas.microsoft.com/office/word/2024/wordml/sdtformatlock" xmlns:w16se="http://schemas.microsoft.com/office/word/2015/wordml/symex" xmlns:wpg="http://schemas.microsoft.com/office/word/2010/wordprocessingGroup" xmlns:wpi="http://schemas.microsoft.com/office/word/2010/wordprocessingInk" xmlns:wne="http://schemas.microsoft.com/office/word/2006/wordml" xmlns:wps="http://schemas.microsoft.com/office/word/2010/wordprocessingShape" mc:Ignorable="w14 w15 w16se w16cid w16 w16cex w16sdtdh w16sdtfl w16du wp14">
+  <w:footnote w:type="separator" w:id="-1">
+    <w:p>
+      <w:r>
+        <w:separator/>
+      </w:r>
+    </w:p>
+  </w:footnote>
+  <w:footnote w:type="continuationSeparator" w:id="0">
+    <w:p>
+      <w:r>
+        <w:continuationSeparator/>
+      </w:r>
+    </w:p>
+  </w:footnote>
+</w:footnotes>
 </file>
 
 <file path=word/numbering.xml><?xml version="1.0" encoding="utf-8"?>
@@ -5446,7 +5696,6 @@
   <w:style w:type="character" w:default="1" w:styleId="a0">
     <w:name w:val="Default Paragraph Font"/>
     <w:uiPriority w:val="1"/>
-    <w:semiHidden/>
     <w:unhideWhenUsed/>
   </w:style>
   <w:style w:type="table" w:default="1" w:styleId="a1">
@@ -5818,6 +6067,72 @@
       <w14:ligatures w14:val="none"/>
     </w:rPr>
   </w:style>
+  <w:style w:type="paragraph" w:styleId="af1">
+    <w:name w:val="header"/>
+    <w:basedOn w:val="a"/>
+    <w:link w:val="af2"/>
+    <w:uiPriority w:val="99"/>
+    <w:unhideWhenUsed/>
+    <w:rsid w:val="00327882"/>
+    <w:pPr>
+      <w:tabs>
+        <w:tab w:val="center" w:pos="4153"/>
+        <w:tab w:val="right" w:pos="8306"/>
+      </w:tabs>
+      <w:snapToGrid w:val="0"/>
+      <w:jc w:val="center"/>
+    </w:pPr>
+    <w:rPr>
+      <w:sz w:val="18"/>
+      <w:szCs w:val="18"/>
+    </w:rPr>
+  </w:style>
+  <w:style w:type="character" w:customStyle="1" w:styleId="af2">
+    <w:name w:val="页眉 字符"/>
+    <w:basedOn w:val="a0"/>
+    <w:link w:val="af1"/>
+    <w:uiPriority w:val="99"/>
+    <w:rsid w:val="00327882"/>
+    <w:rPr>
+      <w:rFonts w:ascii="Times New Roman" w:eastAsia="宋体" w:hAnsi="Times New Roman" w:cs="Times New Roman"/>
+      <w:sz w:val="18"/>
+      <w:szCs w:val="18"/>
+      <w14:ligatures w14:val="none"/>
+    </w:rPr>
+  </w:style>
+  <w:style w:type="paragraph" w:styleId="af3">
+    <w:name w:val="footer"/>
+    <w:basedOn w:val="a"/>
+    <w:link w:val="af4"/>
+    <w:uiPriority w:val="99"/>
+    <w:unhideWhenUsed/>
+    <w:rsid w:val="00327882"/>
+    <w:pPr>
+      <w:tabs>
+        <w:tab w:val="center" w:pos="4153"/>
+        <w:tab w:val="right" w:pos="8306"/>
+      </w:tabs>
+      <w:snapToGrid w:val="0"/>
+      <w:jc w:val="left"/>
+    </w:pPr>
+    <w:rPr>
+      <w:sz w:val="18"/>
+      <w:szCs w:val="18"/>
+    </w:rPr>
+  </w:style>
+  <w:style w:type="character" w:customStyle="1" w:styleId="af4">
+    <w:name w:val="页脚 字符"/>
+    <w:basedOn w:val="a0"/>
+    <w:link w:val="af3"/>
+    <w:uiPriority w:val="99"/>
+    <w:rsid w:val="00327882"/>
+    <w:rPr>
+      <w:rFonts w:ascii="Times New Roman" w:eastAsia="宋体" w:hAnsi="Times New Roman" w:cs="Times New Roman"/>
+      <w:sz w:val="18"/>
+      <w:szCs w:val="18"/>
+      <w14:ligatures w14:val="none"/>
+    </w:rPr>
+  </w:style>
 </w:styles>
 </file>
 

--- a/开题报告.docx
+++ b/开题报告.docx
@@ -2350,7 +2350,6 @@
         <w:spacing w:line="300" w:lineRule="auto"/>
         <w:ind w:firstLine="420"/>
         <w:rPr>
-          <w:rFonts w:hint="eastAsia"/>
           <w:sz w:val="24"/>
         </w:rPr>
       </w:pPr>
@@ -2395,13 +2394,13 @@
           <w:sz w:val="24"/>
           <w:vertAlign w:val="superscript"/>
         </w:rPr>
-      </w:r>
-      <w:r>
-        <w:rPr>
-          <w:sz w:val="24"/>
-          <w:vertAlign w:val="superscript"/>
-        </w:rPr>
         <w:instrText xml:space="preserve"> \* MERGEFORMAT </w:instrText>
+      </w:r>
+      <w:r>
+        <w:rPr>
+          <w:sz w:val="24"/>
+          <w:vertAlign w:val="superscript"/>
+        </w:rPr>
       </w:r>
       <w:r>
         <w:rPr>
@@ -2437,7 +2436,6 @@
         <w:spacing w:line="300" w:lineRule="auto"/>
         <w:ind w:firstLine="420"/>
         <w:rPr>
-          <w:rFonts w:hint="eastAsia"/>
           <w:sz w:val="24"/>
         </w:rPr>
       </w:pPr>
@@ -2552,7 +2550,6 @@
         <w:spacing w:line="300" w:lineRule="auto"/>
         <w:ind w:firstLine="420"/>
         <w:rPr>
-          <w:rFonts w:hint="eastAsia"/>
           <w:sz w:val="24"/>
         </w:rPr>
       </w:pPr>
@@ -2611,7 +2608,6 @@
         <w:spacing w:line="300" w:lineRule="auto"/>
         <w:ind w:firstLine="420"/>
         <w:rPr>
-          <w:rFonts w:hint="eastAsia"/>
           <w:sz w:val="24"/>
         </w:rPr>
       </w:pPr>
@@ -4292,6 +4288,139 @@
         </w:rPr>
         <w:t>,2024,60(08):202-212.</w:t>
       </w:r>
+    </w:p>
+    <w:p>
+      <w:pPr>
+        <w:numPr>
+          <w:ilvl w:val="0"/>
+          <w:numId w:val="3"/>
+        </w:numPr>
+        <w:autoSpaceDE w:val="0"/>
+        <w:autoSpaceDN w:val="0"/>
+        <w:adjustRightInd w:val="0"/>
+        <w:snapToGrid w:val="0"/>
+        <w:spacing w:line="300" w:lineRule="auto"/>
+        <w:rPr>
+          <w:kern w:val="0"/>
+          <w:szCs w:val="21"/>
+        </w:rPr>
+      </w:pPr>
+      <w:r>
+        <w:rPr>
+          <w:rFonts w:hint="eastAsia"/>
+          <w:kern w:val="0"/>
+          <w:szCs w:val="21"/>
+        </w:rPr>
+        <w:t>杨彬彬</w:t>
+      </w:r>
+      <w:r>
+        <w:rPr>
+          <w:rFonts w:hint="eastAsia"/>
+          <w:kern w:val="0"/>
+          <w:szCs w:val="21"/>
+        </w:rPr>
+        <w:t>,</w:t>
+      </w:r>
+      <w:r>
+        <w:rPr>
+          <w:rFonts w:hint="eastAsia"/>
+          <w:kern w:val="0"/>
+          <w:szCs w:val="21"/>
+        </w:rPr>
+        <w:t>高中强</w:t>
+      </w:r>
+      <w:r>
+        <w:rPr>
+          <w:rFonts w:hint="eastAsia"/>
+          <w:kern w:val="0"/>
+          <w:szCs w:val="21"/>
+        </w:rPr>
+        <w:t>.</w:t>
+      </w:r>
+      <w:r>
+        <w:rPr>
+          <w:rFonts w:hint="eastAsia"/>
+          <w:kern w:val="0"/>
+          <w:szCs w:val="21"/>
+        </w:rPr>
+        <w:t>基于</w:t>
+      </w:r>
+      <w:r>
+        <w:rPr>
+          <w:rFonts w:hint="eastAsia"/>
+          <w:kern w:val="0"/>
+          <w:szCs w:val="21"/>
+        </w:rPr>
+        <w:t>YOLOv8</w:t>
+      </w:r>
+      <w:r>
+        <w:rPr>
+          <w:rFonts w:hint="eastAsia"/>
+          <w:kern w:val="0"/>
+          <w:szCs w:val="21"/>
+        </w:rPr>
+        <w:t>的智能视频监控目标识别系统设计</w:t>
+      </w:r>
+      <w:r>
+        <w:rPr>
+          <w:rFonts w:hint="eastAsia"/>
+          <w:kern w:val="0"/>
+          <w:szCs w:val="21"/>
+        </w:rPr>
+        <w:t>[J].</w:t>
+      </w:r>
+      <w:r>
+        <w:rPr>
+          <w:rFonts w:hint="eastAsia"/>
+          <w:kern w:val="0"/>
+          <w:szCs w:val="21"/>
+        </w:rPr>
+        <w:t>电脑编程技巧与维护</w:t>
+      </w:r>
+      <w:r>
+        <w:rPr>
+          <w:rFonts w:hint="eastAsia"/>
+          <w:kern w:val="0"/>
+          <w:szCs w:val="21"/>
+        </w:rPr>
+        <w:t>,2026,(02):</w:t>
+      </w:r>
+      <w:proofErr w:type="gramStart"/>
+      <w:r>
+        <w:rPr>
+          <w:rFonts w:hint="eastAsia"/>
+          <w:kern w:val="0"/>
+          <w:szCs w:val="21"/>
+        </w:rPr>
+        <w:t>128-130.DOI:10.16184/j.cnki.comprg</w:t>
+      </w:r>
+      <w:proofErr w:type="gramEnd"/>
+      <w:r>
+        <w:rPr>
+          <w:rFonts w:hint="eastAsia"/>
+          <w:kern w:val="0"/>
+          <w:szCs w:val="21"/>
+        </w:rPr>
+        <w:t>.2026.02.028.</w:t>
+      </w:r>
+    </w:p>
+    <w:p>
+      <w:pPr>
+        <w:tabs>
+          <w:tab w:val="left" w:pos="420"/>
+        </w:tabs>
+        <w:autoSpaceDE w:val="0"/>
+        <w:autoSpaceDN w:val="0"/>
+        <w:adjustRightInd w:val="0"/>
+        <w:snapToGrid w:val="0"/>
+        <w:spacing w:line="300" w:lineRule="auto"/>
+        <w:ind w:left="420"/>
+        <w:rPr>
+          <w:rFonts w:hint="eastAsia"/>
+          <w:kern w:val="0"/>
+          <w:szCs w:val="21"/>
+        </w:rPr>
+      </w:pPr>
     </w:p>
     <w:p>
       <w:pPr>
@@ -5696,6 +5825,7 @@
   <w:style w:type="character" w:default="1" w:styleId="a0">
     <w:name w:val="Default Paragraph Font"/>
     <w:uiPriority w:val="1"/>
+    <w:semiHidden/>
     <w:unhideWhenUsed/>
   </w:style>
   <w:style w:type="table" w:default="1" w:styleId="a1">

--- a/开题报告.docx
+++ b/开题报告.docx
@@ -804,12 +804,21 @@
         </w:tabs>
         <w:jc w:val="left"/>
         <w:rPr>
+          <w:rFonts w:ascii="黑体" w:eastAsia="黑体" w:hAnsi="黑体" w:cs="黑体"/>
+          <w:b/>
+          <w:bCs/>
+          <w:sz w:val="28"/>
+        </w:rPr>
+      </w:pPr>
+      <w:r>
+        <w:rPr>
           <w:rFonts w:ascii="黑体" w:eastAsia="黑体" w:hAnsi="黑体" w:cs="黑体" w:hint="eastAsia"/>
           <w:b/>
           <w:bCs/>
           <w:sz w:val="28"/>
         </w:rPr>
-      </w:pPr>
+        <w:t>选题背景和意义</w:t>
+      </w:r>
       <w:r>
         <w:rPr>
           <w:rFonts w:ascii="黑体" w:eastAsia="黑体" w:hAnsi="黑体" w:cs="黑体" w:hint="eastAsia"/>
@@ -817,16 +826,35 @@
           <w:bCs/>
           <w:sz w:val="28"/>
         </w:rPr>
-        <w:t>研究的背景和意义</w:t>
-      </w:r>
-      <w:r>
+        <w:tab/>
+      </w:r>
+    </w:p>
+    <w:p>
+      <w:pPr>
+        <w:pStyle w:val="aa"/>
+        <w:numPr>
+          <w:ilvl w:val="1"/>
+          <w:numId w:val="2"/>
+        </w:numPr>
+        <w:tabs>
+          <w:tab w:val="left" w:pos="2984"/>
+        </w:tabs>
+        <w:jc w:val="left"/>
         <w:rPr>
           <w:rFonts w:ascii="黑体" w:eastAsia="黑体" w:hAnsi="黑体" w:cs="黑体" w:hint="eastAsia"/>
           <w:b/>
           <w:bCs/>
           <w:sz w:val="28"/>
         </w:rPr>
-        <w:tab/>
+      </w:pPr>
+      <w:r>
+        <w:rPr>
+          <w:rFonts w:ascii="黑体" w:eastAsia="黑体" w:hAnsi="黑体" w:cs="黑体" w:hint="eastAsia"/>
+          <w:b/>
+          <w:bCs/>
+          <w:sz w:val="28"/>
+        </w:rPr>
+        <w:t>背景分析</w:t>
       </w:r>
     </w:p>
     <w:p>
@@ -1218,6 +1246,34 @@
     </w:p>
     <w:p>
       <w:pPr>
+        <w:pStyle w:val="aa"/>
+        <w:numPr>
+          <w:ilvl w:val="1"/>
+          <w:numId w:val="2"/>
+        </w:numPr>
+        <w:tabs>
+          <w:tab w:val="left" w:pos="2984"/>
+        </w:tabs>
+        <w:jc w:val="left"/>
+        <w:rPr>
+          <w:rFonts w:ascii="黑体" w:eastAsia="黑体" w:hAnsi="黑体" w:cs="黑体" w:hint="eastAsia"/>
+          <w:b/>
+          <w:bCs/>
+          <w:sz w:val="28"/>
+        </w:rPr>
+      </w:pPr>
+      <w:r>
+        <w:rPr>
+          <w:rFonts w:ascii="黑体" w:eastAsia="黑体" w:hAnsi="黑体" w:cs="黑体" w:hint="eastAsia"/>
+          <w:b/>
+          <w:bCs/>
+          <w:sz w:val="28"/>
+        </w:rPr>
+        <w:t>意义</w:t>
+      </w:r>
+    </w:p>
+    <w:p>
+      <w:pPr>
         <w:spacing w:line="300" w:lineRule="auto"/>
         <w:ind w:firstLine="420"/>
         <w:rPr>
@@ -1229,7 +1285,14 @@
           <w:rFonts w:hint="eastAsia"/>
           <w:sz w:val="24"/>
         </w:rPr>
-        <w:t>研究意义主要体现在以下几个方面：技术创新方面，将</w:t>
+        <w:t>在</w:t>
+      </w:r>
+      <w:r>
+        <w:rPr>
+          <w:rFonts w:hint="eastAsia"/>
+          <w:sz w:val="24"/>
+        </w:rPr>
+        <w:t>技术创新方面，将</w:t>
       </w:r>
       <w:r>
         <w:rPr>
@@ -1341,7 +1404,21 @@
           <w:rFonts w:hint="eastAsia"/>
           <w:sz w:val="24"/>
         </w:rPr>
-        <w:t>；应用价值方面，开发的系统可应用于视频监控、智能交通、安防等领域，为相关行业提供实时目标检测解决方案，满足实际应用场景的需求</w:t>
+        <w:t>；</w:t>
+      </w:r>
+      <w:r>
+        <w:rPr>
+          <w:rFonts w:hint="eastAsia"/>
+          <w:sz w:val="24"/>
+        </w:rPr>
+        <w:t>在</w:t>
+      </w:r>
+      <w:r>
+        <w:rPr>
+          <w:rFonts w:hint="eastAsia"/>
+          <w:sz w:val="24"/>
+        </w:rPr>
+        <w:t>应用价值方面，开发的系统可应用于视频监控、智能交通、安防等领域，为相关行业提供实时目标检测解决方案，满足实际应用场景的需求</w:t>
       </w:r>
       <w:r>
         <w:rPr>
@@ -1411,7 +1488,21 @@
           <w:rFonts w:hint="eastAsia"/>
           <w:sz w:val="24"/>
         </w:rPr>
-        <w:t>；性能优化方面，针对</w:t>
+        <w:t>；</w:t>
+      </w:r>
+      <w:r>
+        <w:rPr>
+          <w:rFonts w:hint="eastAsia"/>
+          <w:sz w:val="24"/>
+        </w:rPr>
+        <w:t>在</w:t>
+      </w:r>
+      <w:r>
+        <w:rPr>
+          <w:rFonts w:hint="eastAsia"/>
+          <w:sz w:val="24"/>
+        </w:rPr>
+        <w:t>性能优化方面，针对</w:t>
       </w:r>
       <w:r>
         <w:rPr>
@@ -1495,7 +1586,21 @@
           <w:rFonts w:hint="eastAsia"/>
           <w:sz w:val="24"/>
         </w:rPr>
-        <w:t>；跨平台参考方面，虽然本项目专注于</w:t>
+        <w:t>；</w:t>
+      </w:r>
+      <w:r>
+        <w:rPr>
+          <w:rFonts w:hint="eastAsia"/>
+          <w:sz w:val="24"/>
+        </w:rPr>
+        <w:t>在</w:t>
+      </w:r>
+      <w:r>
+        <w:rPr>
+          <w:rFonts w:hint="eastAsia"/>
+          <w:sz w:val="24"/>
+        </w:rPr>
+        <w:t>跨平台参考方面，虽然本项目专注于</w:t>
       </w:r>
       <w:r>
         <w:rPr>
@@ -1619,22 +1724,37 @@
         </w:numPr>
         <w:jc w:val="left"/>
         <w:rPr>
+          <w:rFonts w:ascii="黑体" w:eastAsia="黑体" w:hAnsi="黑体" w:cs="黑体"/>
+          <w:b/>
+          <w:bCs/>
+          <w:sz w:val="28"/>
+        </w:rPr>
+      </w:pPr>
+      <w:r>
+        <w:rPr>
           <w:rFonts w:ascii="黑体" w:eastAsia="黑体" w:hAnsi="黑体" w:cs="黑体" w:hint="eastAsia"/>
           <w:b/>
           <w:bCs/>
           <w:sz w:val="28"/>
         </w:rPr>
-      </w:pPr>
-      <w:r>
+        <w:t>研究内容与功能概述</w:t>
+      </w:r>
+    </w:p>
+    <w:p>
+      <w:pPr>
+        <w:pStyle w:val="aa"/>
+        <w:numPr>
+          <w:ilvl w:val="1"/>
+          <w:numId w:val="2"/>
+        </w:numPr>
+        <w:jc w:val="left"/>
         <w:rPr>
           <w:rFonts w:ascii="黑体" w:eastAsia="黑体" w:hAnsi="黑体" w:cs="黑体" w:hint="eastAsia"/>
           <w:b/>
           <w:bCs/>
           <w:sz w:val="28"/>
         </w:rPr>
-        <w:t>研究内容和</w:t>
-      </w:r>
-      <w:proofErr w:type="gramStart"/>
+      </w:pPr>
       <w:r>
         <w:rPr>
           <w:rFonts w:ascii="黑体" w:eastAsia="黑体" w:hAnsi="黑体" w:cs="黑体" w:hint="eastAsia"/>
@@ -1642,18 +1762,367 @@
           <w:bCs/>
           <w:sz w:val="28"/>
         </w:rPr>
-        <w:t>拟解决</w:t>
-      </w:r>
-      <w:proofErr w:type="gramEnd"/>
-      <w:r>
+        <w:t>研究内容</w:t>
+      </w:r>
+    </w:p>
+    <w:p>
+      <w:pPr>
+        <w:spacing w:line="300" w:lineRule="auto"/>
+        <w:ind w:firstLine="420"/>
+        <w:jc w:val="left"/>
+        <w:rPr>
+          <w:rFonts w:hint="eastAsia"/>
+          <w:sz w:val="24"/>
+        </w:rPr>
+      </w:pPr>
+      <w:r>
+        <w:rPr>
+          <w:rFonts w:hint="eastAsia"/>
+          <w:sz w:val="24"/>
+        </w:rPr>
+        <w:t>开发</w:t>
+      </w:r>
+      <w:r>
+        <w:rPr>
+          <w:rFonts w:hint="eastAsia"/>
+          <w:sz w:val="24"/>
+        </w:rPr>
+        <w:t>基于</w:t>
+      </w:r>
+      <w:r>
+        <w:rPr>
+          <w:rFonts w:hint="eastAsia"/>
+          <w:sz w:val="24"/>
+        </w:rPr>
+        <w:t>MAUI</w:t>
+      </w:r>
+      <w:r>
+        <w:rPr>
+          <w:rFonts w:hint="eastAsia"/>
+          <w:sz w:val="24"/>
+        </w:rPr>
+        <w:t>框架，设计适合</w:t>
+      </w:r>
+      <w:r>
+        <w:rPr>
+          <w:rFonts w:hint="eastAsia"/>
+          <w:sz w:val="24"/>
+        </w:rPr>
+        <w:t>Windows</w:t>
+      </w:r>
+      <w:r>
+        <w:rPr>
+          <w:rFonts w:hint="eastAsia"/>
+          <w:sz w:val="24"/>
+        </w:rPr>
+        <w:t>平台的视频目标识别系统架构，包括视频采集、目标检测、结果展示等模块，采用</w:t>
+      </w:r>
+      <w:r>
+        <w:rPr>
+          <w:rFonts w:hint="eastAsia"/>
+          <w:sz w:val="24"/>
+        </w:rPr>
+        <w:t>MVVM</w:t>
+      </w:r>
+      <w:r>
+        <w:rPr>
+          <w:rFonts w:hint="eastAsia"/>
+          <w:sz w:val="24"/>
+        </w:rPr>
+        <w:t>架构模式确保系统的可维护性和可扩展性</w:t>
+      </w:r>
+      <w:r>
+        <w:rPr>
+          <w:sz w:val="24"/>
+          <w:vertAlign w:val="superscript"/>
+        </w:rPr>
+        <w:fldChar w:fldCharType="begin"/>
+      </w:r>
+      <w:r>
+        <w:rPr>
+          <w:sz w:val="24"/>
+          <w:vertAlign w:val="superscript"/>
+        </w:rPr>
+        <w:instrText xml:space="preserve"> </w:instrText>
+      </w:r>
+      <w:r>
+        <w:rPr>
+          <w:rFonts w:hint="eastAsia"/>
+          <w:sz w:val="24"/>
+          <w:vertAlign w:val="superscript"/>
+        </w:rPr>
+        <w:instrText>REF _Ref223187479 \r \h</w:instrText>
+      </w:r>
+      <w:r>
+        <w:rPr>
+          <w:sz w:val="24"/>
+          <w:vertAlign w:val="superscript"/>
+        </w:rPr>
+        <w:instrText xml:space="preserve">  \* MERGEFORMAT </w:instrText>
+      </w:r>
+      <w:r>
+        <w:rPr>
+          <w:sz w:val="24"/>
+          <w:vertAlign w:val="superscript"/>
+        </w:rPr>
+      </w:r>
+      <w:r>
+        <w:rPr>
+          <w:sz w:val="24"/>
+          <w:vertAlign w:val="superscript"/>
+        </w:rPr>
+        <w:fldChar w:fldCharType="separate"/>
+      </w:r>
+      <w:r>
+        <w:rPr>
+          <w:sz w:val="24"/>
+          <w:vertAlign w:val="superscript"/>
+        </w:rPr>
+        <w:t>[3]</w:t>
+      </w:r>
+      <w:r>
+        <w:rPr>
+          <w:sz w:val="24"/>
+          <w:vertAlign w:val="superscript"/>
+        </w:rPr>
+        <w:fldChar w:fldCharType="end"/>
+      </w:r>
+      <w:r>
+        <w:rPr>
+          <w:rFonts w:hint="eastAsia"/>
+          <w:sz w:val="24"/>
+        </w:rPr>
+        <w:t>；目标检测算法集成方面，集成</w:t>
+      </w:r>
+      <w:r>
+        <w:rPr>
+          <w:rFonts w:hint="eastAsia"/>
+          <w:sz w:val="24"/>
+        </w:rPr>
+        <w:t>YOLOv11</w:t>
+      </w:r>
+      <w:r>
+        <w:rPr>
+          <w:rFonts w:hint="eastAsia"/>
+          <w:sz w:val="24"/>
+        </w:rPr>
+        <w:t>等先进的目标检测算法，实现对视频流中目标的实时检测与识别</w:t>
+      </w:r>
+      <w:r>
+        <w:rPr>
+          <w:rFonts w:hint="eastAsia"/>
+          <w:sz w:val="24"/>
+        </w:rPr>
+        <w:t>并导出结果。</w:t>
+      </w:r>
+    </w:p>
+    <w:p>
+      <w:pPr>
+        <w:pStyle w:val="aa"/>
+        <w:numPr>
+          <w:ilvl w:val="1"/>
+          <w:numId w:val="2"/>
+        </w:numPr>
+        <w:jc w:val="left"/>
         <w:rPr>
           <w:rFonts w:ascii="黑体" w:eastAsia="黑体" w:hAnsi="黑体" w:cs="黑体" w:hint="eastAsia"/>
           <w:b/>
           <w:bCs/>
           <w:sz w:val="28"/>
         </w:rPr>
-        <w:t>的关键问题</w:t>
-      </w:r>
+      </w:pPr>
+      <w:r>
+        <w:rPr>
+          <w:rFonts w:ascii="黑体" w:eastAsia="黑体" w:hAnsi="黑体" w:cs="黑体" w:hint="eastAsia"/>
+          <w:b/>
+          <w:bCs/>
+          <w:sz w:val="28"/>
+        </w:rPr>
+        <w:lastRenderedPageBreak/>
+        <w:t>功能模块</w:t>
+      </w:r>
+    </w:p>
+    <w:p>
+      <w:pPr>
+        <w:keepNext/>
+        <w:spacing w:line="300" w:lineRule="auto"/>
+        <w:ind w:firstLine="420"/>
+        <w:jc w:val="center"/>
+      </w:pPr>
+      <w:r>
+        <w:rPr>
+          <w:rFonts w:asciiTheme="majorHAnsi" w:eastAsia="黑体" w:hAnsiTheme="majorHAnsi" w:cstheme="majorBidi"/>
+          <w:noProof/>
+          <w:sz w:val="20"/>
+          <w:szCs w:val="20"/>
+        </w:rPr>
+        <w:drawing>
+          <wp:inline distT="0" distB="0" distL="0" distR="0" wp14:anchorId="79FFF2A1" wp14:editId="00A58E9C">
+            <wp:extent cx="5263515" cy="2218690"/>
+            <wp:effectExtent l="0" t="0" r="0" b="0"/>
+            <wp:docPr id="810439796" name="图片 6"/>
+            <wp:cNvGraphicFramePr>
+              <a:graphicFrameLocks xmlns:a="http://schemas.openxmlformats.org/drawingml/2006/main" noChangeAspect="1"/>
+            </wp:cNvGraphicFramePr>
+            <a:graphic xmlns:a="http://schemas.openxmlformats.org/drawingml/2006/main">
+              <a:graphicData uri="http://schemas.openxmlformats.org/drawingml/2006/picture">
+                <pic:pic xmlns:pic="http://schemas.openxmlformats.org/drawingml/2006/picture">
+                  <pic:nvPicPr>
+                    <pic:cNvPr id="0" name="Picture 4"/>
+                    <pic:cNvPicPr>
+                      <a:picLocks noChangeAspect="1" noChangeArrowheads="1"/>
+                    </pic:cNvPicPr>
+                  </pic:nvPicPr>
+                  <pic:blipFill>
+                    <a:blip r:embed="rId8" cstate="print">
+                      <a:extLst>
+                        <a:ext uri="{28A0092B-C50C-407E-A947-70E740481C1C}">
+                          <a14:useLocalDpi xmlns:a14="http://schemas.microsoft.com/office/drawing/2010/main" val="0"/>
+                        </a:ext>
+                      </a:extLst>
+                    </a:blip>
+                    <a:srcRect/>
+                    <a:stretch>
+                      <a:fillRect/>
+                    </a:stretch>
+                  </pic:blipFill>
+                  <pic:spPr bwMode="auto">
+                    <a:xfrm>
+                      <a:off x="0" y="0"/>
+                      <a:ext cx="5263515" cy="2218690"/>
+                    </a:xfrm>
+                    <a:prstGeom prst="rect">
+                      <a:avLst/>
+                    </a:prstGeom>
+                    <a:noFill/>
+                    <a:ln>
+                      <a:noFill/>
+                    </a:ln>
+                  </pic:spPr>
+                </pic:pic>
+              </a:graphicData>
+            </a:graphic>
+          </wp:inline>
+        </w:drawing>
+      </w:r>
+    </w:p>
+    <w:p>
+      <w:pPr>
+        <w:pStyle w:val="af5"/>
+        <w:jc w:val="center"/>
+      </w:pPr>
+      <w:bookmarkStart w:id="0" w:name="_Ref225172626"/>
+      <w:r>
+        <w:rPr>
+          <w:rFonts w:hint="eastAsia"/>
+        </w:rPr>
+        <w:t>图</w:t>
+      </w:r>
+      <w:r>
+        <w:rPr>
+          <w:rFonts w:hint="eastAsia"/>
+        </w:rPr>
+        <w:t xml:space="preserve"> </w:t>
+      </w:r>
+      <w:r>
+        <w:rPr>
+          <w:rFonts w:hint="eastAsia"/>
+        </w:rPr>
+        <w:fldChar w:fldCharType="begin"/>
+      </w:r>
+      <w:r>
+        <w:rPr>
+          <w:rFonts w:hint="eastAsia"/>
+        </w:rPr>
+        <w:instrText xml:space="preserve"> STYLEREF  \s </w:instrText>
+      </w:r>
+      <w:r>
+        <w:rPr>
+          <w:rFonts w:hint="eastAsia"/>
+        </w:rPr>
+        <w:instrText>列表段落</w:instrText>
+      </w:r>
+      <w:r>
+        <w:rPr>
+          <w:rFonts w:hint="eastAsia"/>
+        </w:rPr>
+        <w:instrText xml:space="preserve"> </w:instrText>
+      </w:r>
+      <w:r>
+        <w:rPr>
+          <w:rFonts w:hint="eastAsia"/>
+        </w:rPr>
+        <w:fldChar w:fldCharType="separate"/>
+      </w:r>
+      <w:r>
+        <w:rPr>
+          <w:rFonts w:hint="eastAsia"/>
+          <w:noProof/>
+        </w:rPr>
+        <w:t>2.2</w:t>
+      </w:r>
+      <w:r>
+        <w:rPr>
+          <w:rFonts w:hint="eastAsia"/>
+        </w:rPr>
+        <w:fldChar w:fldCharType="end"/>
+      </w:r>
+      <w:r>
+        <w:rPr>
+          <w:rFonts w:hint="eastAsia"/>
+        </w:rPr>
+        <w:noBreakHyphen/>
+      </w:r>
+      <w:r>
+        <w:rPr>
+          <w:rFonts w:hint="eastAsia"/>
+        </w:rPr>
+        <w:fldChar w:fldCharType="begin"/>
+      </w:r>
+      <w:r>
+        <w:rPr>
+          <w:rFonts w:hint="eastAsia"/>
+        </w:rPr>
+        <w:instrText xml:space="preserve"> SEQ </w:instrText>
+      </w:r>
+      <w:r>
+        <w:rPr>
+          <w:rFonts w:hint="eastAsia"/>
+        </w:rPr>
+        <w:instrText>图</w:instrText>
+      </w:r>
+      <w:r>
+        <w:rPr>
+          <w:rFonts w:hint="eastAsia"/>
+        </w:rPr>
+        <w:instrText xml:space="preserve"> \* ARABIC \s 1 </w:instrText>
+      </w:r>
+      <w:r>
+        <w:rPr>
+          <w:rFonts w:hint="eastAsia"/>
+        </w:rPr>
+        <w:fldChar w:fldCharType="separate"/>
+      </w:r>
+      <w:r>
+        <w:rPr>
+          <w:rFonts w:hint="eastAsia"/>
+          <w:noProof/>
+        </w:rPr>
+        <w:t>1</w:t>
+      </w:r>
+      <w:r>
+        <w:rPr>
+          <w:rFonts w:hint="eastAsia"/>
+        </w:rPr>
+        <w:fldChar w:fldCharType="end"/>
+      </w:r>
+      <w:r>
+        <w:rPr>
+          <w:rFonts w:hint="eastAsia"/>
+        </w:rPr>
+        <w:t>系统功能架构图</w:t>
+      </w:r>
+      <w:bookmarkEnd w:id="0"/>
     </w:p>
     <w:p>
       <w:pPr>
@@ -1669,7 +2138,108 @@
           <w:rFonts w:hint="eastAsia"/>
           <w:sz w:val="24"/>
         </w:rPr>
-        <w:t>研究内容主要包括系统架构设计、目标检测算法集成、性能优化、用户界面设计以及系统测试与评估。系统架构设计方面，基于</w:t>
+        <w:t>系统架构设计方面</w:t>
+      </w:r>
+      <w:r>
+        <w:rPr>
+          <w:rFonts w:hint="eastAsia"/>
+          <w:sz w:val="24"/>
+        </w:rPr>
+        <w:t>如</w:t>
+      </w:r>
+      <w:r>
+        <w:rPr>
+          <w:sz w:val="24"/>
+        </w:rPr>
+        <w:fldChar w:fldCharType="begin"/>
+      </w:r>
+      <w:r>
+        <w:rPr>
+          <w:sz w:val="24"/>
+        </w:rPr>
+        <w:instrText xml:space="preserve"> </w:instrText>
+      </w:r>
+      <w:r>
+        <w:rPr>
+          <w:rFonts w:hint="eastAsia"/>
+          <w:sz w:val="24"/>
+        </w:rPr>
+        <w:instrText>REF _Ref225172626 \h</w:instrText>
+      </w:r>
+      <w:r>
+        <w:rPr>
+          <w:sz w:val="24"/>
+        </w:rPr>
+        <w:instrText xml:space="preserve"> </w:instrText>
+      </w:r>
+      <w:r>
+        <w:rPr>
+          <w:sz w:val="24"/>
+        </w:rPr>
+      </w:r>
+      <w:r>
+        <w:rPr>
+          <w:sz w:val="24"/>
+        </w:rPr>
+        <w:fldChar w:fldCharType="separate"/>
+      </w:r>
+      <w:r>
+        <w:rPr>
+          <w:rFonts w:hint="eastAsia"/>
+        </w:rPr>
+        <w:t>图</w:t>
+      </w:r>
+      <w:r>
+        <w:rPr>
+          <w:rFonts w:hint="eastAsia"/>
+        </w:rPr>
+        <w:t xml:space="preserve"> </w:t>
+      </w:r>
+      <w:r>
+        <w:rPr>
+          <w:rFonts w:hint="eastAsia"/>
+          <w:noProof/>
+        </w:rPr>
+        <w:t>2.2</w:t>
+      </w:r>
+      <w:r>
+        <w:rPr>
+          <w:rFonts w:hint="eastAsia"/>
+        </w:rPr>
+        <w:noBreakHyphen/>
+      </w:r>
+      <w:r>
+        <w:rPr>
+          <w:rFonts w:hint="eastAsia"/>
+          <w:noProof/>
+        </w:rPr>
+        <w:t>1</w:t>
+      </w:r>
+      <w:r>
+        <w:rPr>
+          <w:rFonts w:hint="eastAsia"/>
+        </w:rPr>
+        <w:t>系统功能架构图</w:t>
+      </w:r>
+      <w:r>
+        <w:rPr>
+          <w:sz w:val="24"/>
+        </w:rPr>
+        <w:fldChar w:fldCharType="end"/>
+      </w:r>
+      <w:r>
+        <w:rPr>
+          <w:rFonts w:hint="eastAsia"/>
+          <w:sz w:val="24"/>
+        </w:rPr>
+        <w:t>所示</w:t>
+      </w:r>
+      <w:r>
+        <w:rPr>
+          <w:rFonts w:hint="eastAsia"/>
+          <w:sz w:val="24"/>
+        </w:rPr>
+        <w:t>，基于</w:t>
       </w:r>
       <w:r>
         <w:rPr>
@@ -1711,23 +2281,7 @@
           <w:rFonts w:hint="eastAsia"/>
           <w:sz w:val="24"/>
         </w:rPr>
-        <w:t>架构模式确保系统的可维护性和</w:t>
-      </w:r>
-      <w:proofErr w:type="gramStart"/>
-      <w:r>
-        <w:rPr>
-          <w:rFonts w:hint="eastAsia"/>
-          <w:sz w:val="24"/>
-        </w:rPr>
-        <w:t>可</w:t>
-      </w:r>
-      <w:proofErr w:type="gramEnd"/>
-      <w:r>
-        <w:rPr>
-          <w:rFonts w:hint="eastAsia"/>
-          <w:sz w:val="24"/>
-        </w:rPr>
-        <w:t>扩展性</w:t>
+        <w:t>架构模式确保系统的可维护性和可扩展性</w:t>
       </w:r>
       <w:r>
         <w:rPr>
@@ -1756,10 +2310,108 @@
           <w:sz w:val="24"/>
           <w:vertAlign w:val="superscript"/>
         </w:rPr>
+        <w:instrText xml:space="preserve">  \* MERGEFORMAT </w:instrText>
+      </w:r>
+      <w:r>
+        <w:rPr>
+          <w:sz w:val="24"/>
+          <w:vertAlign w:val="superscript"/>
+        </w:rPr>
+      </w:r>
+      <w:r>
+        <w:rPr>
+          <w:sz w:val="24"/>
+          <w:vertAlign w:val="superscript"/>
+        </w:rPr>
+        <w:fldChar w:fldCharType="separate"/>
+      </w:r>
+      <w:r>
+        <w:rPr>
+          <w:sz w:val="24"/>
+          <w:vertAlign w:val="superscript"/>
+        </w:rPr>
+        <w:t>[3]</w:t>
+      </w:r>
+      <w:r>
+        <w:rPr>
+          <w:sz w:val="24"/>
+          <w:vertAlign w:val="superscript"/>
+        </w:rPr>
+        <w:fldChar w:fldCharType="end"/>
+      </w:r>
+      <w:r>
+        <w:rPr>
+          <w:rFonts w:hint="eastAsia"/>
+          <w:sz w:val="24"/>
+        </w:rPr>
+        <w:t>。</w:t>
+      </w:r>
+      <w:r>
+        <w:rPr>
+          <w:rFonts w:hint="eastAsia"/>
+          <w:sz w:val="24"/>
+        </w:rPr>
+        <w:t>目标检测算法集成方面，集成</w:t>
+      </w:r>
+      <w:r>
+        <w:rPr>
+          <w:rFonts w:hint="eastAsia"/>
+          <w:sz w:val="24"/>
+        </w:rPr>
+        <w:t>YOLOv11</w:t>
+      </w:r>
+      <w:r>
+        <w:rPr>
+          <w:rFonts w:hint="eastAsia"/>
+          <w:sz w:val="24"/>
+        </w:rPr>
+        <w:t>等先进的目标检测算法，实现对视频流中目标的实时检测与识别，充分利用</w:t>
+      </w:r>
+      <w:r>
+        <w:rPr>
+          <w:rFonts w:hint="eastAsia"/>
+          <w:sz w:val="24"/>
+        </w:rPr>
+        <w:t>YOLO</w:t>
+      </w:r>
+      <w:r>
+        <w:rPr>
+          <w:rFonts w:hint="eastAsia"/>
+          <w:sz w:val="24"/>
+        </w:rPr>
+        <w:t>系列算法的实时性优势</w:t>
+      </w:r>
+      <w:r>
+        <w:rPr>
+          <w:sz w:val="24"/>
+          <w:vertAlign w:val="superscript"/>
+        </w:rPr>
+        <w:fldChar w:fldCharType="begin"/>
+      </w:r>
+      <w:r>
+        <w:rPr>
+          <w:sz w:val="24"/>
+          <w:vertAlign w:val="superscript"/>
+        </w:rPr>
         <w:instrText xml:space="preserve"> </w:instrText>
       </w:r>
       <w:r>
         <w:rPr>
+          <w:rFonts w:hint="eastAsia"/>
+          <w:sz w:val="24"/>
+          <w:vertAlign w:val="superscript"/>
+        </w:rPr>
+        <w:instrText>REF _Ref222514063 \r \h</w:instrText>
+      </w:r>
+      <w:r>
+        <w:rPr>
+          <w:sz w:val="24"/>
+          <w:vertAlign w:val="superscript"/>
+        </w:rPr>
+        <w:instrText xml:space="preserve"> </w:instrText>
+      </w:r>
+      <w:r>
+        <w:rPr>
           <w:sz w:val="24"/>
           <w:vertAlign w:val="superscript"/>
         </w:rPr>
@@ -1783,7 +2435,22 @@
           <w:sz w:val="24"/>
           <w:vertAlign w:val="superscript"/>
         </w:rPr>
-        <w:t>[3]</w:t>
+        <w:t>[2</w:t>
+      </w:r>
+      <w:r>
+        <w:rPr>
+          <w:rFonts w:hint="eastAsia"/>
+          <w:sz w:val="24"/>
+          <w:vertAlign w:val="superscript"/>
+        </w:rPr>
+        <w:t>-9</w:t>
+      </w:r>
+      <w:r>
+        <w:rPr>
+          <w:sz w:val="24"/>
+          <w:vertAlign w:val="superscript"/>
+        </w:rPr>
+        <w:t>]</w:t>
       </w:r>
       <w:r>
         <w:rPr>
@@ -1797,35 +2464,21 @@
           <w:rFonts w:hint="eastAsia"/>
           <w:sz w:val="24"/>
         </w:rPr>
-        <w:t>；目标检测算法集成方面，集成</w:t>
-      </w:r>
-      <w:r>
-        <w:rPr>
-          <w:rFonts w:hint="eastAsia"/>
-          <w:sz w:val="24"/>
-        </w:rPr>
-        <w:t>YOLOv11</w:t>
-      </w:r>
-      <w:r>
-        <w:rPr>
-          <w:rFonts w:hint="eastAsia"/>
-          <w:sz w:val="24"/>
-        </w:rPr>
-        <w:t>等先进的目标检测算法，实现对视频流中目标的实时检测与识别，充分利用</w:t>
-      </w:r>
-      <w:r>
-        <w:rPr>
-          <w:rFonts w:hint="eastAsia"/>
-          <w:sz w:val="24"/>
-        </w:rPr>
-        <w:t>YOLO</w:t>
-      </w:r>
-      <w:r>
-        <w:rPr>
-          <w:rFonts w:hint="eastAsia"/>
-          <w:sz w:val="24"/>
-        </w:rPr>
-        <w:t>系列算法的实时性优势</w:t>
+        <w:t>；性能优化方面，针对</w:t>
+      </w:r>
+      <w:r>
+        <w:rPr>
+          <w:rFonts w:hint="eastAsia"/>
+          <w:sz w:val="24"/>
+        </w:rPr>
+        <w:t>CPU</w:t>
+      </w:r>
+      <w:r>
+        <w:rPr>
+          <w:rFonts w:hint="eastAsia"/>
+          <w:sz w:val="24"/>
+        </w:rPr>
+        <w:t>推理环境，研究并实现跳帧处理、模型轻量化等优化策略，提高处理速度，确保系统能够满足实时性要求</w:t>
       </w:r>
       <w:r>
         <w:rPr>
@@ -1847,7 +2500,7 @@
           <w:sz w:val="24"/>
           <w:vertAlign w:val="superscript"/>
         </w:rPr>
-        <w:instrText>REF _Ref222514063 \r \h</w:instrText>
+        <w:instrText>REF _Ref223187517 \r \h</w:instrText>
       </w:r>
       <w:r>
         <w:rPr>
@@ -1881,7 +2534,7 @@
           <w:sz w:val="24"/>
           <w:vertAlign w:val="superscript"/>
         </w:rPr>
-        <w:t>[2]</w:t>
+        <w:t>[4]</w:t>
       </w:r>
       <w:r>
         <w:rPr>
@@ -1892,150 +2545,30 @@
       </w:r>
       <w:r>
         <w:rPr>
-          <w:sz w:val="24"/>
-          <w:vertAlign w:val="superscript"/>
-        </w:rPr>
-        <w:fldChar w:fldCharType="begin"/>
-      </w:r>
-      <w:r>
-        <w:rPr>
-          <w:sz w:val="24"/>
-          <w:vertAlign w:val="superscript"/>
-        </w:rPr>
-        <w:instrText xml:space="preserve"> REF _Ref223187564 \r \h </w:instrText>
-      </w:r>
-      <w:r>
-        <w:rPr>
-          <w:sz w:val="24"/>
-          <w:vertAlign w:val="superscript"/>
-        </w:rPr>
-        <w:instrText xml:space="preserve"> \* MERGEFORMAT </w:instrText>
-      </w:r>
-      <w:r>
-        <w:rPr>
-          <w:sz w:val="24"/>
-          <w:vertAlign w:val="superscript"/>
-        </w:rPr>
-      </w:r>
-      <w:r>
-        <w:rPr>
-          <w:sz w:val="24"/>
-          <w:vertAlign w:val="superscript"/>
-        </w:rPr>
-        <w:fldChar w:fldCharType="separate"/>
-      </w:r>
-      <w:r>
-        <w:rPr>
-          <w:sz w:val="24"/>
-          <w:vertAlign w:val="superscript"/>
-        </w:rPr>
-        <w:t>[9]</w:t>
-      </w:r>
-      <w:r>
-        <w:rPr>
-          <w:sz w:val="24"/>
-          <w:vertAlign w:val="superscript"/>
-        </w:rPr>
-        <w:fldChar w:fldCharType="end"/>
-      </w:r>
-      <w:r>
-        <w:rPr>
-          <w:rFonts w:hint="eastAsia"/>
-          <w:sz w:val="24"/>
-        </w:rPr>
-        <w:t>；性能优化方面，针对</w:t>
-      </w:r>
-      <w:r>
-        <w:rPr>
-          <w:rFonts w:hint="eastAsia"/>
-          <w:sz w:val="24"/>
-        </w:rPr>
-        <w:t>CPU</w:t>
-      </w:r>
-      <w:r>
-        <w:rPr>
-          <w:rFonts w:hint="eastAsia"/>
-          <w:sz w:val="24"/>
-        </w:rPr>
-        <w:t>推理环境，研究并实现跳帧处理、模型轻量化等优化策略，提高处理速度，确保系统能够满足实时性要求</w:t>
-      </w:r>
-      <w:r>
-        <w:rPr>
-          <w:sz w:val="24"/>
-          <w:vertAlign w:val="superscript"/>
-        </w:rPr>
-        <w:fldChar w:fldCharType="begin"/>
-      </w:r>
-      <w:r>
-        <w:rPr>
-          <w:sz w:val="24"/>
-          <w:vertAlign w:val="superscript"/>
-        </w:rPr>
-        <w:instrText xml:space="preserve"> </w:instrText>
-      </w:r>
-      <w:r>
-        <w:rPr>
-          <w:rFonts w:hint="eastAsia"/>
-          <w:sz w:val="24"/>
-          <w:vertAlign w:val="superscript"/>
-        </w:rPr>
-        <w:instrText>REF _Ref223187517 \r \h</w:instrText>
-      </w:r>
-      <w:r>
-        <w:rPr>
-          <w:sz w:val="24"/>
-          <w:vertAlign w:val="superscript"/>
-        </w:rPr>
-        <w:instrText xml:space="preserve"> </w:instrText>
-      </w:r>
-      <w:r>
-        <w:rPr>
-          <w:sz w:val="24"/>
-          <w:vertAlign w:val="superscript"/>
-        </w:rPr>
-        <w:instrText xml:space="preserve"> \* MERGEFORMAT </w:instrText>
-      </w:r>
-      <w:r>
-        <w:rPr>
-          <w:sz w:val="24"/>
-          <w:vertAlign w:val="superscript"/>
-        </w:rPr>
-      </w:r>
-      <w:r>
-        <w:rPr>
-          <w:sz w:val="24"/>
-          <w:vertAlign w:val="superscript"/>
-        </w:rPr>
-        <w:fldChar w:fldCharType="separate"/>
-      </w:r>
-      <w:r>
-        <w:rPr>
-          <w:sz w:val="24"/>
-          <w:vertAlign w:val="superscript"/>
-        </w:rPr>
-        <w:t>[4]</w:t>
-      </w:r>
-      <w:r>
-        <w:rPr>
-          <w:sz w:val="24"/>
-          <w:vertAlign w:val="superscript"/>
-        </w:rPr>
-        <w:fldChar w:fldCharType="end"/>
-      </w:r>
-      <w:r>
-        <w:rPr>
-          <w:rFonts w:hint="eastAsia"/>
-          <w:sz w:val="24"/>
-        </w:rPr>
-        <w:t>；用户界面设计方面，设计直观、</w:t>
-      </w:r>
-      <w:r>
-        <w:rPr>
-          <w:rFonts w:hint="eastAsia"/>
-          <w:sz w:val="24"/>
-        </w:rPr>
-        <w:lastRenderedPageBreak/>
-        <w:t>友好的用户界面，实现视频上传、实时检测、结果展示等功能，提升用户体验；系统测试与评估方面，对系统的性能和准确性进行测试与评估，验证系统的实用性和可靠性，确保系统能够在实际应用场景中稳定运行。</w:t>
+          <w:rFonts w:hint="eastAsia"/>
+          <w:sz w:val="24"/>
+        </w:rPr>
+        <w:t>；用户界面设计方面，设计直观、友好的用户界面，实现视频上传、实时检测、结果展示等功能，提升用户体验；系统测试与评估方面，对系统的性能和准确性进行测试与评估，验证系统的实用性和可靠性，确保系统能够在实际应用场景中稳定运行。</w:t>
+      </w:r>
+    </w:p>
+    <w:p>
+      <w:pPr>
+        <w:jc w:val="left"/>
+        <w:rPr>
+          <w:rFonts w:ascii="黑体" w:eastAsia="黑体" w:hAnsi="黑体" w:cs="黑体" w:hint="eastAsia"/>
+          <w:b/>
+          <w:bCs/>
+          <w:sz w:val="28"/>
+        </w:rPr>
+      </w:pPr>
+      <w:r>
+        <w:rPr>
+          <w:rFonts w:ascii="黑体" w:eastAsia="黑体" w:hAnsi="黑体" w:cs="黑体" w:hint="eastAsia"/>
+          <w:b/>
+          <w:bCs/>
+          <w:sz w:val="28"/>
+        </w:rPr>
+        <w:t>2.3 非功能性要求</w:t>
       </w:r>
     </w:p>
     <w:p>
@@ -2052,11 +2585,23 @@
           <w:rFonts w:hint="eastAsia"/>
           <w:sz w:val="24"/>
         </w:rPr>
-        <w:t>拟解决的关键问题主要包括性能瓶颈问题、跨平台适配问题、实时性与准确性的权衡以及用户体验优化。性能瓶颈问题方面，在</w:t>
-      </w:r>
-      <w:r>
-        <w:rPr>
-          <w:rFonts w:hint="eastAsia"/>
+        <w:t>在性能方面，</w:t>
+      </w:r>
+      <w:r>
+        <w:rPr>
+          <w:sz w:val="24"/>
+        </w:rPr>
+        <w:t>YOLOv11</w:t>
+      </w:r>
+      <w:r>
+        <w:rPr>
+          <w:rFonts w:hint="eastAsia"/>
+          <w:sz w:val="24"/>
+        </w:rPr>
+        <w:t>等模型在</w:t>
+      </w:r>
+      <w:r>
+        <w:rPr>
           <w:sz w:val="24"/>
         </w:rPr>
         <w:t>CPU</w:t>
@@ -2066,25 +2611,10 @@
           <w:rFonts w:hint="eastAsia"/>
           <w:sz w:val="24"/>
         </w:rPr>
-        <w:t>推理环境下，</w:t>
-      </w:r>
-      <w:r>
-        <w:rPr>
-          <w:rFonts w:hint="eastAsia"/>
-          <w:sz w:val="24"/>
-        </w:rPr>
-        <w:t>YOLOv11</w:t>
-      </w:r>
-      <w:r>
-        <w:rPr>
-          <w:rFonts w:hint="eastAsia"/>
-          <w:sz w:val="24"/>
-        </w:rPr>
-        <w:t>等模型的处理速度有限，难以满足实时性要求，需要通过优化策略，将</w:t>
-      </w:r>
-      <w:r>
-        <w:rPr>
-          <w:rFonts w:hint="eastAsia"/>
+        <w:t>推理时处理速度较慢，无法满足实时需求，需要用改进方法把</w:t>
+      </w:r>
+      <w:r>
+        <w:rPr>
           <w:sz w:val="24"/>
         </w:rPr>
         <w:t>720p</w:t>
@@ -2094,11 +2624,10 @@
           <w:rFonts w:hint="eastAsia"/>
           <w:sz w:val="24"/>
         </w:rPr>
-        <w:t>视频的处理速度提升至</w:t>
-      </w:r>
-      <w:r>
-        <w:rPr>
-          <w:rFonts w:hint="eastAsia"/>
+        <w:t>视频处理速度提高到每秒</w:t>
+      </w:r>
+      <w:r>
+        <w:rPr>
           <w:sz w:val="24"/>
         </w:rPr>
         <w:t>15</w:t>
@@ -2115,14 +2644,7 @@
           <w:rFonts w:hint="eastAsia"/>
           <w:sz w:val="24"/>
         </w:rPr>
-        <w:t>/</w:t>
-      </w:r>
-      <w:r>
-        <w:rPr>
-          <w:rFonts w:hint="eastAsia"/>
-          <w:sz w:val="24"/>
-        </w:rPr>
-        <w:t>秒以上</w:t>
+        <w:t>以上</w:t>
       </w:r>
       <w:r>
         <w:rPr>
@@ -2192,7 +2714,21 @@
           <w:rFonts w:hint="eastAsia"/>
           <w:sz w:val="24"/>
         </w:rPr>
-        <w:t>；跨平台适配问题方面，虽然本项目专注于</w:t>
+        <w:t>；</w:t>
+      </w:r>
+      <w:r>
+        <w:rPr>
+          <w:rFonts w:hint="eastAsia"/>
+          <w:sz w:val="24"/>
+        </w:rPr>
+        <w:t>在跨平台方面</w:t>
+      </w:r>
+      <w:r>
+        <w:rPr>
+          <w:rFonts w:hint="eastAsia"/>
+          <w:sz w:val="24"/>
+        </w:rPr>
+        <w:t>，虽然本项目专注于</w:t>
       </w:r>
       <w:r>
         <w:rPr>
@@ -2220,93 +2756,21 @@
           <w:rFonts w:hint="eastAsia"/>
           <w:sz w:val="24"/>
         </w:rPr>
-        <w:t>的跨平台特性，确保代码结构清晰，便于未来扩展到其他平台；实时性与准确性的权衡方面，在保证检测精度的同时，确保系统的实时性，找到二者之间的平衡点，这需要在算法选择和参数调</w:t>
-      </w:r>
-      <w:proofErr w:type="gramStart"/>
-      <w:r>
-        <w:rPr>
-          <w:rFonts w:hint="eastAsia"/>
-          <w:sz w:val="24"/>
-        </w:rPr>
-        <w:t>优方面</w:t>
-      </w:r>
-      <w:proofErr w:type="gramEnd"/>
-      <w:r>
-        <w:rPr>
-          <w:rFonts w:hint="eastAsia"/>
-          <w:sz w:val="24"/>
-        </w:rPr>
-        <w:t>进行深入研究</w:t>
-      </w:r>
-      <w:r>
-        <w:rPr>
-          <w:sz w:val="24"/>
-          <w:vertAlign w:val="superscript"/>
-        </w:rPr>
-        <w:fldChar w:fldCharType="begin"/>
-      </w:r>
-      <w:r>
-        <w:rPr>
-          <w:sz w:val="24"/>
-          <w:vertAlign w:val="superscript"/>
-        </w:rPr>
-        <w:instrText xml:space="preserve"> </w:instrText>
-      </w:r>
-      <w:r>
-        <w:rPr>
-          <w:rFonts w:hint="eastAsia"/>
-          <w:sz w:val="24"/>
-          <w:vertAlign w:val="superscript"/>
-        </w:rPr>
-        <w:instrText>REF _Ref222514063 \r \h</w:instrText>
-      </w:r>
-      <w:r>
-        <w:rPr>
-          <w:sz w:val="24"/>
-          <w:vertAlign w:val="superscript"/>
-        </w:rPr>
-        <w:instrText xml:space="preserve"> </w:instrText>
-      </w:r>
-      <w:r>
-        <w:rPr>
-          <w:sz w:val="24"/>
-          <w:vertAlign w:val="superscript"/>
-        </w:rPr>
-        <w:instrText xml:space="preserve"> \* MERGEFORMAT </w:instrText>
-      </w:r>
-      <w:r>
-        <w:rPr>
-          <w:sz w:val="24"/>
-          <w:vertAlign w:val="superscript"/>
-        </w:rPr>
-      </w:r>
-      <w:r>
-        <w:rPr>
-          <w:sz w:val="24"/>
-          <w:vertAlign w:val="superscript"/>
-        </w:rPr>
-        <w:fldChar w:fldCharType="separate"/>
-      </w:r>
-      <w:r>
-        <w:rPr>
-          <w:sz w:val="24"/>
-          <w:vertAlign w:val="superscript"/>
-        </w:rPr>
-        <w:t>[2]</w:t>
-      </w:r>
-      <w:r>
-        <w:rPr>
-          <w:sz w:val="24"/>
-          <w:vertAlign w:val="superscript"/>
-        </w:rPr>
-        <w:fldChar w:fldCharType="end"/>
-      </w:r>
-      <w:r>
-        <w:rPr>
-          <w:rFonts w:hint="eastAsia"/>
-          <w:sz w:val="24"/>
-        </w:rPr>
-        <w:t>；用户体验优化方面，设计响应迅速、界面友好的应用，确保用户操作便捷，结果展示直观，提升用户的使用体验</w:t>
+        <w:t>的跨平台特性，确保代码结构清晰，便于未来扩展到其他平台；</w:t>
+      </w:r>
+      <w:r>
+        <w:rPr>
+          <w:rFonts w:hint="eastAsia"/>
+          <w:sz w:val="24"/>
+        </w:rPr>
+        <w:t>在用户体验上，要设计操作快</w:t>
+      </w:r>
+      <w:r>
+        <w:rPr>
+          <w:rFonts w:hint="eastAsia"/>
+          <w:sz w:val="24"/>
+        </w:rPr>
+        <w:t>、界面友好的应用，确保用户操作便捷，结果展示直观，提升用户的使用体验</w:t>
       </w:r>
       <w:r>
         <w:rPr>
@@ -2329,20 +2793,48 @@
         </w:tabs>
         <w:jc w:val="left"/>
         <w:rPr>
+          <w:rFonts w:ascii="黑体" w:eastAsia="黑体" w:hAnsi="黑体" w:cs="黑体"/>
+          <w:b/>
+          <w:bCs/>
+          <w:sz w:val="28"/>
+        </w:rPr>
+      </w:pPr>
+      <w:r>
+        <w:rPr>
           <w:rFonts w:ascii="黑体" w:eastAsia="黑体" w:hAnsi="黑体" w:cs="黑体" w:hint="eastAsia"/>
           <w:b/>
           <w:bCs/>
           <w:sz w:val="28"/>
         </w:rPr>
-      </w:pPr>
-      <w:r>
+        <w:t>技术路线与方案</w:t>
+      </w:r>
+    </w:p>
+    <w:p>
+      <w:pPr>
+        <w:pStyle w:val="aa"/>
+        <w:numPr>
+          <w:ilvl w:val="1"/>
+          <w:numId w:val="2"/>
+        </w:numPr>
+        <w:tabs>
+          <w:tab w:val="left" w:pos="2984"/>
+        </w:tabs>
+        <w:jc w:val="left"/>
         <w:rPr>
           <w:rFonts w:ascii="黑体" w:eastAsia="黑体" w:hAnsi="黑体" w:cs="黑体" w:hint="eastAsia"/>
           <w:b/>
           <w:bCs/>
           <w:sz w:val="28"/>
         </w:rPr>
-        <w:t>研究方案及措施</w:t>
+      </w:pPr>
+      <w:r>
+        <w:rPr>
+          <w:rFonts w:ascii="黑体" w:eastAsia="黑体" w:hAnsi="黑体" w:cs="黑体" w:hint="eastAsia"/>
+          <w:b/>
+          <w:bCs/>
+          <w:sz w:val="28"/>
+        </w:rPr>
+        <w:t>技术路线</w:t>
       </w:r>
     </w:p>
     <w:p>
@@ -2355,73 +2847,225 @@
       </w:pPr>
       <w:r>
         <w:rPr>
-          <w:rFonts w:hint="eastAsia"/>
-          <w:sz w:val="24"/>
-        </w:rPr>
-        <w:t>本系统采用前后端分离的分布式架构设计，整体架构分为前端展示层、业务逻辑层和数据存储层三个层次</w:t>
-      </w:r>
-      <w:r>
-        <w:rPr>
-          <w:sz w:val="24"/>
-          <w:vertAlign w:val="superscript"/>
-        </w:rPr>
-        <w:fldChar w:fldCharType="begin"/>
-      </w:r>
-      <w:r>
-        <w:rPr>
-          <w:sz w:val="24"/>
-          <w:vertAlign w:val="superscript"/>
-        </w:rPr>
-        <w:instrText xml:space="preserve"> </w:instrText>
-      </w:r>
-      <w:r>
-        <w:rPr>
-          <w:rFonts w:hint="eastAsia"/>
-          <w:sz w:val="24"/>
-          <w:vertAlign w:val="superscript"/>
-        </w:rPr>
-        <w:instrText>REF _Ref223187479 \r \h</w:instrText>
-      </w:r>
-      <w:r>
-        <w:rPr>
-          <w:sz w:val="24"/>
-          <w:vertAlign w:val="superscript"/>
-        </w:rPr>
-        <w:instrText xml:space="preserve"> </w:instrText>
-      </w:r>
-      <w:r>
-        <w:rPr>
-          <w:sz w:val="24"/>
-          <w:vertAlign w:val="superscript"/>
-        </w:rPr>
-        <w:instrText xml:space="preserve"> \* MERGEFORMAT </w:instrText>
-      </w:r>
-      <w:r>
-        <w:rPr>
-          <w:sz w:val="24"/>
-          <w:vertAlign w:val="superscript"/>
-        </w:rPr>
-      </w:r>
-      <w:r>
-        <w:rPr>
-          <w:sz w:val="24"/>
-          <w:vertAlign w:val="superscript"/>
-        </w:rPr>
-        <w:fldChar w:fldCharType="separate"/>
-      </w:r>
-      <w:r>
-        <w:rPr>
-          <w:sz w:val="24"/>
-          <w:vertAlign w:val="superscript"/>
-        </w:rPr>
-        <w:t>[3]</w:t>
-      </w:r>
-      <w:r>
-        <w:rPr>
-          <w:sz w:val="24"/>
-          <w:vertAlign w:val="superscript"/>
-        </w:rPr>
-        <w:fldChar w:fldCharType="end"/>
+          <w:sz w:val="24"/>
+        </w:rPr>
+        <w:t>前端基于</w:t>
+      </w:r>
+      <w:r>
+        <w:rPr>
+          <w:sz w:val="24"/>
+        </w:rPr>
+        <w:t xml:space="preserve">.NET MAUI </w:t>
+      </w:r>
+      <w:r>
+        <w:rPr>
+          <w:sz w:val="24"/>
+        </w:rPr>
+        <w:t>框架，使用</w:t>
+      </w:r>
+      <w:r>
+        <w:rPr>
+          <w:sz w:val="24"/>
+        </w:rPr>
+        <w:t>C#</w:t>
+      </w:r>
+      <w:r>
+        <w:rPr>
+          <w:sz w:val="24"/>
+        </w:rPr>
+        <w:t>与</w:t>
+      </w:r>
+      <w:r>
+        <w:rPr>
+          <w:sz w:val="24"/>
+        </w:rPr>
+        <w:t>XAML</w:t>
+      </w:r>
+      <w:r>
+        <w:rPr>
+          <w:rFonts w:hint="eastAsia"/>
+          <w:sz w:val="24"/>
+        </w:rPr>
+        <w:t>来</w:t>
+      </w:r>
+      <w:r>
+        <w:rPr>
+          <w:sz w:val="24"/>
+        </w:rPr>
+        <w:t>开发</w:t>
+      </w:r>
+      <w:r>
+        <w:rPr>
+          <w:sz w:val="24"/>
+        </w:rPr>
+        <w:t>Windows</w:t>
+      </w:r>
+      <w:r>
+        <w:rPr>
+          <w:sz w:val="24"/>
+        </w:rPr>
+        <w:t>客户端，通过</w:t>
+      </w:r>
+      <w:r>
+        <w:rPr>
+          <w:sz w:val="24"/>
+        </w:rPr>
+        <w:t>MVVM</w:t>
+      </w:r>
+      <w:r>
+        <w:rPr>
+          <w:sz w:val="24"/>
+        </w:rPr>
+        <w:t>模式实现界面与业务逻辑</w:t>
+      </w:r>
+      <w:r>
+        <w:rPr>
+          <w:rFonts w:hint="eastAsia"/>
+          <w:sz w:val="24"/>
+        </w:rPr>
+        <w:t>交互</w:t>
+      </w:r>
+      <w:r>
+        <w:rPr>
+          <w:sz w:val="24"/>
+        </w:rPr>
+        <w:t>；后端选用</w:t>
+      </w:r>
+      <w:r>
+        <w:rPr>
+          <w:sz w:val="24"/>
+        </w:rPr>
+        <w:t>Python</w:t>
+      </w:r>
+      <w:r>
+        <w:rPr>
+          <w:sz w:val="24"/>
+        </w:rPr>
+        <w:t>及</w:t>
+      </w:r>
+      <w:r>
+        <w:rPr>
+          <w:sz w:val="24"/>
+        </w:rPr>
+        <w:t>Flask</w:t>
+      </w:r>
+      <w:r>
+        <w:rPr>
+          <w:sz w:val="24"/>
+        </w:rPr>
+        <w:t>框架，封装轻量化</w:t>
+      </w:r>
+      <w:r>
+        <w:rPr>
+          <w:sz w:val="24"/>
+        </w:rPr>
+        <w:t>YOLO</w:t>
+      </w:r>
+      <w:r>
+        <w:rPr>
+          <w:sz w:val="24"/>
+        </w:rPr>
+        <w:t>模型提供视频处理与检测服务，利用多线程与异步机制保障推理</w:t>
+      </w:r>
+      <w:r>
+        <w:rPr>
+          <w:sz w:val="24"/>
+        </w:rPr>
+        <w:lastRenderedPageBreak/>
+        <w:t>任务不阻塞主线程；数据</w:t>
+      </w:r>
+      <w:r>
+        <w:rPr>
+          <w:rFonts w:hint="eastAsia"/>
+          <w:sz w:val="24"/>
+        </w:rPr>
+        <w:t>存储</w:t>
+      </w:r>
+      <w:r>
+        <w:rPr>
+          <w:sz w:val="24"/>
+        </w:rPr>
+        <w:t>层采用</w:t>
+      </w:r>
+      <w:r>
+        <w:rPr>
+          <w:sz w:val="24"/>
+        </w:rPr>
+        <w:t>MySQL</w:t>
+      </w:r>
+      <w:r>
+        <w:rPr>
+          <w:sz w:val="24"/>
+        </w:rPr>
+        <w:t>数据库存储视频信息、检测结果及系统配置，便于后续查询与管理；开发环境前端使用</w:t>
+      </w:r>
+      <w:r>
+        <w:rPr>
+          <w:sz w:val="24"/>
+        </w:rPr>
+        <w:t>Visual Studio 202</w:t>
+      </w:r>
+      <w:r>
+        <w:rPr>
+          <w:rFonts w:hint="eastAsia"/>
+          <w:sz w:val="24"/>
+        </w:rPr>
+        <w:t>6</w:t>
+      </w:r>
+      <w:r>
+        <w:rPr>
+          <w:sz w:val="24"/>
+        </w:rPr>
+        <w:t>、后端使用</w:t>
+      </w:r>
+      <w:r>
+        <w:rPr>
+          <w:sz w:val="24"/>
+        </w:rPr>
+        <w:t>PyCharm</w:t>
+      </w:r>
+      <w:r>
+        <w:rPr>
+          <w:sz w:val="24"/>
+        </w:rPr>
+        <w:t>，通过</w:t>
+      </w:r>
+      <w:r>
+        <w:rPr>
+          <w:sz w:val="24"/>
+        </w:rPr>
+        <w:t>Git</w:t>
+      </w:r>
+      <w:r>
+        <w:rPr>
+          <w:sz w:val="24"/>
+        </w:rPr>
+        <w:t>协同；部署时前端以安装包形式分发至</w:t>
+      </w:r>
+      <w:r>
+        <w:rPr>
+          <w:sz w:val="24"/>
+        </w:rPr>
+        <w:t xml:space="preserve"> Windows </w:t>
+      </w:r>
+      <w:r>
+        <w:rPr>
+          <w:sz w:val="24"/>
+        </w:rPr>
+        <w:t>客户端，后端服务部署于</w:t>
+      </w:r>
+      <w:r>
+        <w:rPr>
+          <w:rFonts w:hint="eastAsia"/>
+          <w:sz w:val="24"/>
+        </w:rPr>
+        <w:t>本地</w:t>
+      </w:r>
+      <w:r>
+        <w:rPr>
+          <w:sz w:val="24"/>
+        </w:rPr>
+        <w:t>服务器</w:t>
       </w:r>
       <w:r>
         <w:rPr>
@@ -2429,6 +3073,34 @@
           <w:sz w:val="24"/>
         </w:rPr>
         <w:t>。</w:t>
+      </w:r>
+    </w:p>
+    <w:p>
+      <w:pPr>
+        <w:pStyle w:val="aa"/>
+        <w:numPr>
+          <w:ilvl w:val="1"/>
+          <w:numId w:val="2"/>
+        </w:numPr>
+        <w:tabs>
+          <w:tab w:val="left" w:pos="2984"/>
+        </w:tabs>
+        <w:jc w:val="left"/>
+        <w:rPr>
+          <w:rFonts w:ascii="黑体" w:eastAsia="黑体" w:hAnsi="黑体" w:cs="黑体" w:hint="eastAsia"/>
+          <w:b/>
+          <w:bCs/>
+          <w:sz w:val="28"/>
+        </w:rPr>
+      </w:pPr>
+      <w:r>
+        <w:rPr>
+          <w:rFonts w:ascii="黑体" w:eastAsia="黑体" w:hAnsi="黑体" w:cs="黑体"/>
+          <w:b/>
+          <w:bCs/>
+          <w:sz w:val="28"/>
+        </w:rPr>
+        <w:t>关键技术</w:t>
       </w:r>
     </w:p>
     <w:p>
@@ -2444,105 +3116,77 @@
           <w:rFonts w:hint="eastAsia"/>
           <w:sz w:val="24"/>
         </w:rPr>
-        <w:t>前端展示层基于</w:t>
-      </w:r>
-      <w:r>
-        <w:rPr>
-          <w:rFonts w:hint="eastAsia"/>
-          <w:sz w:val="24"/>
-        </w:rPr>
-        <w:t>MAUI</w:t>
-      </w:r>
-      <w:r>
-        <w:rPr>
-          <w:rFonts w:hint="eastAsia"/>
-          <w:sz w:val="24"/>
-        </w:rPr>
-        <w:t>框架开发，专注于</w:t>
-      </w:r>
-      <w:r>
-        <w:rPr>
-          <w:rFonts w:hint="eastAsia"/>
-          <w:sz w:val="24"/>
-        </w:rPr>
-        <w:t>Windows</w:t>
-      </w:r>
-      <w:r>
-        <w:rPr>
-          <w:rFonts w:hint="eastAsia"/>
-          <w:sz w:val="24"/>
-        </w:rPr>
-        <w:t>平台的应用界面实现。前端采用</w:t>
-      </w:r>
-      <w:r>
-        <w:rPr>
-          <w:rFonts w:hint="eastAsia"/>
-          <w:sz w:val="24"/>
-        </w:rPr>
-        <w:t>MVVM</w:t>
-      </w:r>
-      <w:r>
-        <w:rPr>
-          <w:rFonts w:hint="eastAsia"/>
-          <w:sz w:val="24"/>
-        </w:rPr>
-        <w:t>架构模式，通过</w:t>
-      </w:r>
-      <w:r>
-        <w:rPr>
-          <w:rFonts w:hint="eastAsia"/>
-          <w:sz w:val="24"/>
-        </w:rPr>
-        <w:t>XAML</w:t>
-      </w:r>
-      <w:r>
-        <w:rPr>
-          <w:rFonts w:hint="eastAsia"/>
-          <w:sz w:val="24"/>
-        </w:rPr>
-        <w:t>定义用户界面，通过</w:t>
-      </w:r>
-      <w:r>
-        <w:rPr>
-          <w:rFonts w:hint="eastAsia"/>
-          <w:sz w:val="24"/>
-        </w:rPr>
-        <w:t>C#</w:t>
-      </w:r>
-      <w:r>
-        <w:rPr>
-          <w:rFonts w:hint="eastAsia"/>
-          <w:sz w:val="24"/>
-        </w:rPr>
-        <w:t>代码实现业务逻辑和数据绑定。前端主要负责视频文件的选择和上传、检测结果的实时展示、用户操作的响应等功能。前端与后端之间通过</w:t>
-      </w:r>
-      <w:r>
-        <w:rPr>
-          <w:rFonts w:hint="eastAsia"/>
-          <w:sz w:val="24"/>
-        </w:rPr>
-        <w:t>HTTP</w:t>
-      </w:r>
-      <w:r>
-        <w:rPr>
-          <w:rFonts w:hint="eastAsia"/>
-          <w:sz w:val="24"/>
-        </w:rPr>
-        <w:t>协议进行通信，采用</w:t>
-      </w:r>
-      <w:r>
-        <w:rPr>
-          <w:rFonts w:hint="eastAsia"/>
-          <w:sz w:val="24"/>
-        </w:rPr>
-        <w:t>JSON</w:t>
-      </w:r>
-      <w:r>
-        <w:rPr>
-          <w:rFonts w:hint="eastAsia"/>
-          <w:sz w:val="24"/>
-        </w:rPr>
-        <w:t>格式进行数据传输。</w:t>
+        <w:t>本系统采用前后端分离的分布式架构设计，整体架构分为前端展示层、业务逻辑层和数据存储层三个层次</w:t>
+      </w:r>
+      <w:r>
+        <w:rPr>
+          <w:sz w:val="24"/>
+          <w:vertAlign w:val="superscript"/>
+        </w:rPr>
+        <w:fldChar w:fldCharType="begin"/>
+      </w:r>
+      <w:r>
+        <w:rPr>
+          <w:sz w:val="24"/>
+          <w:vertAlign w:val="superscript"/>
+        </w:rPr>
+        <w:instrText xml:space="preserve"> </w:instrText>
+      </w:r>
+      <w:r>
+        <w:rPr>
+          <w:rFonts w:hint="eastAsia"/>
+          <w:sz w:val="24"/>
+          <w:vertAlign w:val="superscript"/>
+        </w:rPr>
+        <w:instrText>REF _Ref223187479 \r \h</w:instrText>
+      </w:r>
+      <w:r>
+        <w:rPr>
+          <w:sz w:val="24"/>
+          <w:vertAlign w:val="superscript"/>
+        </w:rPr>
+        <w:instrText xml:space="preserve"> </w:instrText>
+      </w:r>
+      <w:r>
+        <w:rPr>
+          <w:sz w:val="24"/>
+          <w:vertAlign w:val="superscript"/>
+        </w:rPr>
+        <w:instrText xml:space="preserve"> \* MERGEFORMAT </w:instrText>
+      </w:r>
+      <w:r>
+        <w:rPr>
+          <w:sz w:val="24"/>
+          <w:vertAlign w:val="superscript"/>
+        </w:rPr>
+      </w:r>
+      <w:r>
+        <w:rPr>
+          <w:sz w:val="24"/>
+          <w:vertAlign w:val="superscript"/>
+        </w:rPr>
+        <w:fldChar w:fldCharType="separate"/>
+      </w:r>
+      <w:r>
+        <w:rPr>
+          <w:sz w:val="24"/>
+          <w:vertAlign w:val="superscript"/>
+        </w:rPr>
+        <w:t>[3]</w:t>
+      </w:r>
+      <w:r>
+        <w:rPr>
+          <w:sz w:val="24"/>
+          <w:vertAlign w:val="superscript"/>
+        </w:rPr>
+        <w:fldChar w:fldCharType="end"/>
+      </w:r>
+      <w:r>
+        <w:rPr>
+          <w:rFonts w:hint="eastAsia"/>
+          <w:sz w:val="24"/>
+        </w:rPr>
+        <w:t>。</w:t>
       </w:r>
     </w:p>
     <w:p>
@@ -2558,49 +3202,98 @@
           <w:rFonts w:hint="eastAsia"/>
           <w:sz w:val="24"/>
         </w:rPr>
-        <w:t>业务逻辑层以后端</w:t>
-      </w:r>
-      <w:r>
-        <w:rPr>
-          <w:rFonts w:hint="eastAsia"/>
-          <w:sz w:val="24"/>
-        </w:rPr>
-        <w:t>Flask</w:t>
-      </w:r>
-      <w:r>
-        <w:rPr>
-          <w:rFonts w:hint="eastAsia"/>
-          <w:sz w:val="24"/>
-        </w:rPr>
-        <w:t>服务的形式部署，负责核心处理功能的实现。后端服务封装了</w:t>
-      </w:r>
-      <w:r>
-        <w:rPr>
-          <w:rFonts w:hint="eastAsia"/>
-          <w:sz w:val="24"/>
-        </w:rPr>
-        <w:t>YOLOv10</w:t>
-      </w:r>
-      <w:r>
-        <w:rPr>
-          <w:rFonts w:hint="eastAsia"/>
-          <w:sz w:val="24"/>
-        </w:rPr>
-        <w:t>目标检测模型，提供视频上传接收、视频处理、状态查询、结果获取、视频流推送等</w:t>
-      </w:r>
-      <w:r>
-        <w:rPr>
-          <w:rFonts w:hint="eastAsia"/>
-          <w:sz w:val="24"/>
-        </w:rPr>
-        <w:t>RESTful API</w:t>
-      </w:r>
-      <w:r>
-        <w:rPr>
-          <w:rFonts w:hint="eastAsia"/>
-          <w:sz w:val="24"/>
-        </w:rPr>
-        <w:t>接口。后端采用多线程架构，将耗时的模型推理任务放在独立的工作线程中执行，通过异步机制避免阻塞主线程。同时，后端服务维护视频处理的状态信息，支持前端实时查询处理进度。</w:t>
+        <w:t>前端展示层用</w:t>
+      </w:r>
+      <w:r>
+        <w:rPr>
+          <w:sz w:val="24"/>
+        </w:rPr>
+        <w:t>MAUI</w:t>
+      </w:r>
+      <w:r>
+        <w:rPr>
+          <w:rFonts w:hint="eastAsia"/>
+          <w:sz w:val="24"/>
+        </w:rPr>
+        <w:t>框架开发，主要实现</w:t>
+      </w:r>
+      <w:r>
+        <w:rPr>
+          <w:sz w:val="24"/>
+        </w:rPr>
+        <w:t>Windows</w:t>
+      </w:r>
+      <w:r>
+        <w:rPr>
+          <w:rFonts w:hint="eastAsia"/>
+          <w:sz w:val="24"/>
+        </w:rPr>
+        <w:t>平台上的应用界面。前端使用</w:t>
+      </w:r>
+      <w:r>
+        <w:rPr>
+          <w:sz w:val="24"/>
+        </w:rPr>
+        <w:t>MVVM</w:t>
+      </w:r>
+      <w:r>
+        <w:rPr>
+          <w:rFonts w:hint="eastAsia"/>
+          <w:sz w:val="24"/>
+        </w:rPr>
+        <w:t>架构，用</w:t>
+      </w:r>
+      <w:r>
+        <w:rPr>
+          <w:sz w:val="24"/>
+        </w:rPr>
+        <w:t>XAML</w:t>
+      </w:r>
+      <w:r>
+        <w:rPr>
+          <w:rFonts w:hint="eastAsia"/>
+          <w:sz w:val="24"/>
+        </w:rPr>
+        <w:t>定义用户界面，用</w:t>
+      </w:r>
+      <w:r>
+        <w:rPr>
+          <w:sz w:val="24"/>
+        </w:rPr>
+        <w:t>C#</w:t>
+      </w:r>
+      <w:r>
+        <w:rPr>
+          <w:rFonts w:hint="eastAsia"/>
+          <w:sz w:val="24"/>
+        </w:rPr>
+        <w:t>代码处理业务逻辑、数据绑定，前端负责视频文件选取与上传、检测结果的即时显示、对用户操作响应等任务，前端以及后端通过</w:t>
+      </w:r>
+      <w:r>
+        <w:rPr>
+          <w:sz w:val="24"/>
+        </w:rPr>
+        <w:t>HTTP</w:t>
+      </w:r>
+      <w:r>
+        <w:rPr>
+          <w:rFonts w:hint="eastAsia"/>
+          <w:sz w:val="24"/>
+        </w:rPr>
+        <w:t>协议通信，用</w:t>
+      </w:r>
+      <w:r>
+        <w:rPr>
+          <w:sz w:val="24"/>
+        </w:rPr>
+        <w:t>JSON</w:t>
+      </w:r>
+      <w:r>
+        <w:rPr>
+          <w:rFonts w:hint="eastAsia"/>
+          <w:sz w:val="24"/>
+        </w:rPr>
+        <w:t>格式传输数据。</w:t>
       </w:r>
     </w:p>
     <w:p>
@@ -2616,21 +3309,46 @@
           <w:rFonts w:hint="eastAsia"/>
           <w:sz w:val="24"/>
         </w:rPr>
-        <w:t>数据存储层采用</w:t>
-      </w:r>
-      <w:r>
-        <w:rPr>
-          <w:rFonts w:hint="eastAsia"/>
-          <w:sz w:val="24"/>
-        </w:rPr>
-        <w:t>MySQL</w:t>
-      </w:r>
-      <w:r>
-        <w:rPr>
-          <w:rFonts w:hint="eastAsia"/>
-          <w:sz w:val="24"/>
-        </w:rPr>
-        <w:t>数据库，用于持久化存储系统运行所需的各种数据。数据库设计了视频信息表（存储视频文件名、上传时间、处理状态等信息）、检测结果表（存储每帧的检测目标类别、置信度、边界框坐标等）、系统配置表（存储系统参数配置信息）等数据表结构。</w:t>
+        <w:t>业务逻辑层以</w:t>
+      </w:r>
+      <w:r>
+        <w:rPr>
+          <w:sz w:val="24"/>
+        </w:rPr>
+        <w:t>Flask</w:t>
+      </w:r>
+      <w:r>
+        <w:rPr>
+          <w:rFonts w:hint="eastAsia"/>
+          <w:sz w:val="24"/>
+        </w:rPr>
+        <w:t>后端服务方式部署，负责实现核心处理功能。后端服务封装</w:t>
+      </w:r>
+      <w:r>
+        <w:rPr>
+          <w:sz w:val="24"/>
+        </w:rPr>
+        <w:t>YOLOv10</w:t>
+      </w:r>
+      <w:r>
+        <w:rPr>
+          <w:rFonts w:hint="eastAsia"/>
+          <w:sz w:val="24"/>
+        </w:rPr>
+        <w:t>目标检测模型，提供视频上传、视频处理、状态查询、结果获取以及视频流推送等</w:t>
+      </w:r>
+      <w:r>
+        <w:rPr>
+          <w:sz w:val="24"/>
+        </w:rPr>
+        <w:t>RESTful API</w:t>
+      </w:r>
+      <w:r>
+        <w:rPr>
+          <w:rFonts w:hint="eastAsia"/>
+          <w:sz w:val="24"/>
+        </w:rPr>
+        <w:t>接口，后端使用多线程结构，把耗时模型推理任务放在单独的工作线程中运行，用异步方式防止主线程被阻塞，同时，后端服务记录视频处理的状态信息，让前端可以实时查看处理进度。</w:t>
       </w:r>
     </w:p>
     <w:p>
@@ -2646,7 +3364,20 @@
           <w:rFonts w:hint="eastAsia"/>
           <w:sz w:val="24"/>
         </w:rPr>
-        <w:t>系统各层之间通过标准化的接口进行交互，层与层之间的耦合度较低，便于独立开发和测试。</w:t>
+        <w:t>数据存储层使用</w:t>
+      </w:r>
+      <w:r>
+        <w:rPr>
+          <w:sz w:val="24"/>
+        </w:rPr>
+        <w:t>MySQL</w:t>
+      </w:r>
+      <w:r>
+        <w:rPr>
+          <w:rFonts w:hint="eastAsia"/>
+          <w:sz w:val="24"/>
+        </w:rPr>
+        <w:t>数据库，用来长期保存系统运行需要的各种信息。设计视频信息表（记录视频文件名、上传时间、处理状态等）、检测结果表（记录每帧的检测目标种类、置信度、边界框坐标等）、系统配置表（记录系统参数设置）等表格结构。</w:t>
       </w:r>
     </w:p>
     <w:p>
@@ -2662,215 +3393,7 @@
           <w:rFonts w:hint="eastAsia"/>
           <w:sz w:val="24"/>
         </w:rPr>
-        <w:t>性能优化措施主要包括跳帧处理、模型轻量化、异步处理、减少绘制操作以及置信度阈值过滤。跳</w:t>
-      </w:r>
-      <w:proofErr w:type="gramStart"/>
-      <w:r>
-        <w:rPr>
-          <w:rFonts w:hint="eastAsia"/>
-          <w:sz w:val="24"/>
-        </w:rPr>
-        <w:t>帧处理</w:t>
-      </w:r>
-      <w:proofErr w:type="gramEnd"/>
-      <w:r>
-        <w:rPr>
-          <w:rFonts w:hint="eastAsia"/>
-          <w:sz w:val="24"/>
-        </w:rPr>
-        <w:t>方面，每隔</w:t>
-      </w:r>
-      <w:r>
-        <w:rPr>
-          <w:rFonts w:hint="eastAsia"/>
-          <w:sz w:val="24"/>
-        </w:rPr>
-        <w:t>2</w:t>
-      </w:r>
-      <w:r>
-        <w:rPr>
-          <w:rFonts w:hint="eastAsia"/>
-          <w:sz w:val="24"/>
-        </w:rPr>
-        <w:t>帧进行一次</w:t>
-      </w:r>
-      <w:r>
-        <w:rPr>
-          <w:rFonts w:hint="eastAsia"/>
-          <w:sz w:val="24"/>
-        </w:rPr>
-        <w:t>YOLO</w:t>
-      </w:r>
-      <w:r>
-        <w:rPr>
-          <w:rFonts w:hint="eastAsia"/>
-          <w:sz w:val="24"/>
-        </w:rPr>
-        <w:t>推理，跳过的</w:t>
-      </w:r>
-      <w:proofErr w:type="gramStart"/>
-      <w:r>
-        <w:rPr>
-          <w:rFonts w:hint="eastAsia"/>
-          <w:sz w:val="24"/>
-        </w:rPr>
-        <w:t>帧使用</w:t>
-      </w:r>
-      <w:proofErr w:type="gramEnd"/>
-      <w:r>
-        <w:rPr>
-          <w:rFonts w:hint="eastAsia"/>
-          <w:sz w:val="24"/>
-        </w:rPr>
-        <w:t>上一次的检测结果，减少推理次数，提高处理速度；模型轻量化方面，使用</w:t>
-      </w:r>
-      <w:r>
-        <w:rPr>
-          <w:rFonts w:hint="eastAsia"/>
-          <w:sz w:val="24"/>
-        </w:rPr>
-        <w:t>YOLOv11</w:t>
-      </w:r>
-      <w:r>
-        <w:rPr>
-          <w:rFonts w:hint="eastAsia"/>
-          <w:sz w:val="24"/>
-        </w:rPr>
-        <w:t>的轻量级版本（如</w:t>
-      </w:r>
-      <w:r>
-        <w:rPr>
-          <w:rFonts w:hint="eastAsia"/>
-          <w:sz w:val="24"/>
-        </w:rPr>
-        <w:t>YOLOv11n</w:t>
-      </w:r>
-      <w:r>
-        <w:rPr>
-          <w:rFonts w:hint="eastAsia"/>
-          <w:sz w:val="24"/>
-        </w:rPr>
-        <w:t>、</w:t>
-      </w:r>
-      <w:r>
-        <w:rPr>
-          <w:rFonts w:hint="eastAsia"/>
-          <w:sz w:val="24"/>
-        </w:rPr>
-        <w:t>YOLOv11s</w:t>
-      </w:r>
-      <w:r>
-        <w:rPr>
-          <w:rFonts w:hint="eastAsia"/>
-          <w:sz w:val="24"/>
-        </w:rPr>
-        <w:t>），降低计算复杂度，适合</w:t>
-      </w:r>
-      <w:r>
-        <w:rPr>
-          <w:rFonts w:hint="eastAsia"/>
-          <w:sz w:val="24"/>
-        </w:rPr>
-        <w:lastRenderedPageBreak/>
-        <w:t>在</w:t>
-      </w:r>
-      <w:r>
-        <w:rPr>
-          <w:rFonts w:hint="eastAsia"/>
-          <w:sz w:val="24"/>
-        </w:rPr>
-        <w:t>CPU</w:t>
-      </w:r>
-      <w:r>
-        <w:rPr>
-          <w:rFonts w:hint="eastAsia"/>
-          <w:sz w:val="24"/>
-        </w:rPr>
-        <w:t>环境下运行</w:t>
-      </w:r>
-      <w:r>
-        <w:rPr>
-          <w:sz w:val="24"/>
-          <w:vertAlign w:val="superscript"/>
-        </w:rPr>
-        <w:fldChar w:fldCharType="begin"/>
-      </w:r>
-      <w:r>
-        <w:rPr>
-          <w:sz w:val="24"/>
-          <w:vertAlign w:val="superscript"/>
-        </w:rPr>
-        <w:instrText xml:space="preserve"> </w:instrText>
-      </w:r>
-      <w:r>
-        <w:rPr>
-          <w:rFonts w:hint="eastAsia"/>
-          <w:sz w:val="24"/>
-          <w:vertAlign w:val="superscript"/>
-        </w:rPr>
-        <w:instrText>REF _Ref223187517 \r \h</w:instrText>
-      </w:r>
-      <w:r>
-        <w:rPr>
-          <w:sz w:val="24"/>
-          <w:vertAlign w:val="superscript"/>
-        </w:rPr>
-        <w:instrText xml:space="preserve"> </w:instrText>
-      </w:r>
-      <w:r>
-        <w:rPr>
-          <w:sz w:val="24"/>
-          <w:vertAlign w:val="superscript"/>
-        </w:rPr>
-        <w:instrText xml:space="preserve"> \* MERGEFORMAT </w:instrText>
-      </w:r>
-      <w:r>
-        <w:rPr>
-          <w:sz w:val="24"/>
-          <w:vertAlign w:val="superscript"/>
-        </w:rPr>
-      </w:r>
-      <w:r>
-        <w:rPr>
-          <w:sz w:val="24"/>
-          <w:vertAlign w:val="superscript"/>
-        </w:rPr>
-        <w:fldChar w:fldCharType="separate"/>
-      </w:r>
-      <w:r>
-        <w:rPr>
-          <w:sz w:val="24"/>
-          <w:vertAlign w:val="superscript"/>
-        </w:rPr>
-        <w:t>[4]</w:t>
-      </w:r>
-      <w:r>
-        <w:rPr>
-          <w:sz w:val="24"/>
-          <w:vertAlign w:val="superscript"/>
-        </w:rPr>
-        <w:fldChar w:fldCharType="end"/>
-      </w:r>
-      <w:r>
-        <w:rPr>
-          <w:rFonts w:hint="eastAsia"/>
-          <w:sz w:val="24"/>
-        </w:rPr>
-        <w:t>；异步处理方面，采用多线程异步处理架构，将视频采集、目标检测、结果展示等任务分离到不同线程执行，避免阻塞主线程，提高系统的响应速度；减少绘制操作方面，优化检测框绘制，减小线宽和字体大小，提高绘制速度，提升视觉效果；置信度阈值过滤方面，只处理置信度高于</w:t>
-      </w:r>
-      <w:r>
-        <w:rPr>
-          <w:rFonts w:hint="eastAsia"/>
-          <w:sz w:val="24"/>
-        </w:rPr>
-        <w:t>0.5</w:t>
-      </w:r>
-      <w:r>
-        <w:rPr>
-          <w:rFonts w:hint="eastAsia"/>
-          <w:sz w:val="24"/>
-        </w:rPr>
-        <w:t>的检测结果，减少不必要的计算，提高系统的运行效率。</w:t>
+        <w:t>系统各层之间通过标准化的接口进行交互，层与层之间的耦合度较低，便于独立开发和测试。</w:t>
       </w:r>
     </w:p>
     <w:p>
@@ -2886,6 +3409,190 @@
           <w:rFonts w:hint="eastAsia"/>
           <w:sz w:val="24"/>
         </w:rPr>
+        <w:t>性能优化措施主要包括跳帧处理、模型轻量化、异步处理、减少绘制操作以及置信度阈值过滤。跳帧处理方面，每隔</w:t>
+      </w:r>
+      <w:r>
+        <w:rPr>
+          <w:rFonts w:hint="eastAsia"/>
+          <w:sz w:val="24"/>
+        </w:rPr>
+        <w:t>2</w:t>
+      </w:r>
+      <w:r>
+        <w:rPr>
+          <w:rFonts w:hint="eastAsia"/>
+          <w:sz w:val="24"/>
+        </w:rPr>
+        <w:t>帧进行一次</w:t>
+      </w:r>
+      <w:r>
+        <w:rPr>
+          <w:rFonts w:hint="eastAsia"/>
+          <w:sz w:val="24"/>
+        </w:rPr>
+        <w:t>YOLO</w:t>
+      </w:r>
+      <w:r>
+        <w:rPr>
+          <w:rFonts w:hint="eastAsia"/>
+          <w:sz w:val="24"/>
+        </w:rPr>
+        <w:t>推理，跳过的帧使用上一次的检测结果，减少推理次数，提高处理速度；模型轻量化方面，使用</w:t>
+      </w:r>
+      <w:r>
+        <w:rPr>
+          <w:rFonts w:hint="eastAsia"/>
+          <w:sz w:val="24"/>
+        </w:rPr>
+        <w:t>YOLOv11</w:t>
+      </w:r>
+      <w:r>
+        <w:rPr>
+          <w:rFonts w:hint="eastAsia"/>
+          <w:sz w:val="24"/>
+        </w:rPr>
+        <w:t>的轻量级版本（如</w:t>
+      </w:r>
+      <w:r>
+        <w:rPr>
+          <w:rFonts w:hint="eastAsia"/>
+          <w:sz w:val="24"/>
+        </w:rPr>
+        <w:t>YOLOv11n</w:t>
+      </w:r>
+      <w:r>
+        <w:rPr>
+          <w:rFonts w:hint="eastAsia"/>
+          <w:sz w:val="24"/>
+        </w:rPr>
+        <w:t>、</w:t>
+      </w:r>
+      <w:r>
+        <w:rPr>
+          <w:rFonts w:hint="eastAsia"/>
+          <w:sz w:val="24"/>
+        </w:rPr>
+        <w:t>YOLOv11s</w:t>
+      </w:r>
+      <w:r>
+        <w:rPr>
+          <w:rFonts w:hint="eastAsia"/>
+          <w:sz w:val="24"/>
+        </w:rPr>
+        <w:t>），降低计算复杂度，适合在</w:t>
+      </w:r>
+      <w:r>
+        <w:rPr>
+          <w:rFonts w:hint="eastAsia"/>
+          <w:sz w:val="24"/>
+        </w:rPr>
+        <w:t>CPU</w:t>
+      </w:r>
+      <w:r>
+        <w:rPr>
+          <w:rFonts w:hint="eastAsia"/>
+          <w:sz w:val="24"/>
+        </w:rPr>
+        <w:t>环境下运行</w:t>
+      </w:r>
+      <w:r>
+        <w:rPr>
+          <w:sz w:val="24"/>
+          <w:vertAlign w:val="superscript"/>
+        </w:rPr>
+        <w:fldChar w:fldCharType="begin"/>
+      </w:r>
+      <w:r>
+        <w:rPr>
+          <w:sz w:val="24"/>
+          <w:vertAlign w:val="superscript"/>
+        </w:rPr>
+        <w:instrText xml:space="preserve"> </w:instrText>
+      </w:r>
+      <w:r>
+        <w:rPr>
+          <w:rFonts w:hint="eastAsia"/>
+          <w:sz w:val="24"/>
+          <w:vertAlign w:val="superscript"/>
+        </w:rPr>
+        <w:instrText>REF _Ref223187517 \r \h</w:instrText>
+      </w:r>
+      <w:r>
+        <w:rPr>
+          <w:sz w:val="24"/>
+          <w:vertAlign w:val="superscript"/>
+        </w:rPr>
+        <w:instrText xml:space="preserve"> </w:instrText>
+      </w:r>
+      <w:r>
+        <w:rPr>
+          <w:sz w:val="24"/>
+          <w:vertAlign w:val="superscript"/>
+        </w:rPr>
+        <w:instrText xml:space="preserve"> \* MERGEFORMAT </w:instrText>
+      </w:r>
+      <w:r>
+        <w:rPr>
+          <w:sz w:val="24"/>
+          <w:vertAlign w:val="superscript"/>
+        </w:rPr>
+      </w:r>
+      <w:r>
+        <w:rPr>
+          <w:sz w:val="24"/>
+          <w:vertAlign w:val="superscript"/>
+        </w:rPr>
+        <w:fldChar w:fldCharType="separate"/>
+      </w:r>
+      <w:r>
+        <w:rPr>
+          <w:sz w:val="24"/>
+          <w:vertAlign w:val="superscript"/>
+        </w:rPr>
+        <w:t>[4]</w:t>
+      </w:r>
+      <w:r>
+        <w:rPr>
+          <w:sz w:val="24"/>
+          <w:vertAlign w:val="superscript"/>
+        </w:rPr>
+        <w:fldChar w:fldCharType="end"/>
+      </w:r>
+      <w:r>
+        <w:rPr>
+          <w:rFonts w:hint="eastAsia"/>
+          <w:sz w:val="24"/>
+        </w:rPr>
+        <w:t>；异步处理方面，采用多线程异步处理架构，将视频采集、目标检测、结果展示等任务分离到不同线程执行，避免阻塞主线程，提高系统的响应速度；减少绘制操作方面，优化检测框绘制，减小线宽和字体大小，提高绘制速度，提升视觉效果；置信度阈值过滤方面，只处理置信度高于</w:t>
+      </w:r>
+      <w:r>
+        <w:rPr>
+          <w:rFonts w:hint="eastAsia"/>
+          <w:sz w:val="24"/>
+        </w:rPr>
+        <w:t>0.5</w:t>
+      </w:r>
+      <w:r>
+        <w:rPr>
+          <w:rFonts w:hint="eastAsia"/>
+          <w:sz w:val="24"/>
+        </w:rPr>
+        <w:t>的检测结果，减少不必要的计算，提高系统的运行效率。</w:t>
+      </w:r>
+    </w:p>
+    <w:p>
+      <w:pPr>
+        <w:spacing w:line="300" w:lineRule="auto"/>
+        <w:ind w:firstLine="420"/>
+        <w:rPr>
+          <w:sz w:val="24"/>
+        </w:rPr>
+      </w:pPr>
+      <w:r>
+        <w:rPr>
+          <w:rFonts w:hint="eastAsia"/>
+          <w:sz w:val="24"/>
+        </w:rPr>
         <w:t>系统实现流程主要包括视频上传、视频处理、实时检测、结果展示以及视频下载。视频上传方面，用户通过界面上传视频文件，系统将视频文件发送至后端服务；视频处理方面，后端服务接收视频文件，启动目标检测处理，生成处理后的视频流；实时检测方面，前端通过</w:t>
       </w:r>
       <w:r>
@@ -2900,7 +3607,15 @@
           <w:rFonts w:hint="eastAsia"/>
           <w:sz w:val="24"/>
         </w:rPr>
-        <w:t>加载后端生成的视频流，实时显示检测结果；结果展示方面，在界面上显示处理状态、处理速度（</w:t>
+        <w:t>加载后端生成的视频流，实时显</w:t>
+      </w:r>
+      <w:r>
+        <w:rPr>
+          <w:rFonts w:hint="eastAsia"/>
+          <w:sz w:val="24"/>
+        </w:rPr>
+        <w:lastRenderedPageBreak/>
+        <w:t>示检测结果；结果展示方面，在界面上显示处理状态、处理速度（</w:t>
       </w:r>
       <w:r>
         <w:rPr>
@@ -3076,21 +3791,7 @@
           <w:rFonts w:hint="eastAsia"/>
           <w:sz w:val="24"/>
         </w:rPr>
-        <w:t>本研究的实施计划分为</w:t>
-      </w:r>
-      <w:r>
-        <w:rPr>
-          <w:rFonts w:hint="eastAsia"/>
-          <w:sz w:val="24"/>
-        </w:rPr>
-        <w:t>六</w:t>
-      </w:r>
-      <w:r>
-        <w:rPr>
-          <w:rFonts w:hint="eastAsia"/>
-          <w:sz w:val="24"/>
-        </w:rPr>
-        <w:t>个阶段。</w:t>
+        <w:t>此次研究内容，的执行安排分为六个步骤。</w:t>
       </w:r>
     </w:p>
     <w:p>
@@ -3110,24 +3811,29 @@
       </w:r>
       <w:r>
         <w:rPr>
-          <w:rFonts w:hint="eastAsia"/>
-          <w:sz w:val="24"/>
-        </w:rPr>
-        <w:t>1-2</w:t>
-      </w:r>
-      <w:r>
-        <w:rPr>
-          <w:rFonts w:hint="eastAsia"/>
-          <w:sz w:val="24"/>
-        </w:rPr>
-        <w:t>周）主要进行系统需求分析与架构设计，确定技术选型，为后续开发工作奠定基础</w:t>
-      </w:r>
-      <w:r>
-        <w:rPr>
-          <w:rFonts w:hint="eastAsia"/>
-          <w:sz w:val="24"/>
-        </w:rPr>
-        <w:t>。</w:t>
+          <w:sz w:val="24"/>
+        </w:rPr>
+        <w:t>1</w:t>
+      </w:r>
+      <w:r>
+        <w:rPr>
+          <w:rFonts w:hint="eastAsia"/>
+          <w:sz w:val="24"/>
+        </w:rPr>
+        <w:t>到第</w:t>
+      </w:r>
+      <w:r>
+        <w:rPr>
+          <w:sz w:val="24"/>
+        </w:rPr>
+        <w:t>2</w:t>
+      </w:r>
+      <w:r>
+        <w:rPr>
+          <w:rFonts w:hint="eastAsia"/>
+          <w:sz w:val="24"/>
+        </w:rPr>
+        <w:t>周）主要分析系统需求以及设计架构，明确技术选择，为接下来的开发工作打下基础。</w:t>
       </w:r>
     </w:p>
     <w:p>
@@ -3147,24 +3853,29 @@
       </w:r>
       <w:r>
         <w:rPr>
-          <w:rFonts w:hint="eastAsia"/>
-          <w:sz w:val="24"/>
-        </w:rPr>
-        <w:t>3-4</w:t>
-      </w:r>
-      <w:r>
-        <w:rPr>
-          <w:rFonts w:hint="eastAsia"/>
-          <w:sz w:val="24"/>
-        </w:rPr>
-        <w:t>周）搭建开发环境，实现基础框架和界面，确保系统的基本功能能够正常运行</w:t>
-      </w:r>
-      <w:r>
-        <w:rPr>
-          <w:rFonts w:hint="eastAsia"/>
-          <w:sz w:val="24"/>
-        </w:rPr>
-        <w:t>。</w:t>
+          <w:sz w:val="24"/>
+        </w:rPr>
+        <w:t>3</w:t>
+      </w:r>
+      <w:r>
+        <w:rPr>
+          <w:rFonts w:hint="eastAsia"/>
+          <w:sz w:val="24"/>
+        </w:rPr>
+        <w:t>到第</w:t>
+      </w:r>
+      <w:r>
+        <w:rPr>
+          <w:sz w:val="24"/>
+        </w:rPr>
+        <w:t>4</w:t>
+      </w:r>
+      <w:r>
+        <w:rPr>
+          <w:rFonts w:hint="eastAsia"/>
+          <w:sz w:val="24"/>
+        </w:rPr>
+        <w:t>周）配置开发环境，搭建基本框架以及界面，确保系统基础功能可以正常运行。</w:t>
       </w:r>
     </w:p>
     <w:p>
@@ -3184,21 +3895,32 @@
       </w:r>
       <w:r>
         <w:rPr>
-          <w:rFonts w:hint="eastAsia"/>
-          <w:sz w:val="24"/>
-        </w:rPr>
-        <w:t>5-6</w:t>
-      </w:r>
-      <w:r>
-        <w:rPr>
-          <w:rFonts w:hint="eastAsia"/>
-          <w:sz w:val="24"/>
-        </w:rPr>
-        <w:t>周）集成</w:t>
-      </w:r>
-      <w:r>
-        <w:rPr>
-          <w:rFonts w:hint="eastAsia"/>
+          <w:sz w:val="24"/>
+        </w:rPr>
+        <w:t>5</w:t>
+      </w:r>
+      <w:r>
+        <w:rPr>
+          <w:rFonts w:hint="eastAsia"/>
+          <w:sz w:val="24"/>
+        </w:rPr>
+        <w:t>到第</w:t>
+      </w:r>
+      <w:r>
+        <w:rPr>
+          <w:sz w:val="24"/>
+        </w:rPr>
+        <w:t>6</w:t>
+      </w:r>
+      <w:r>
+        <w:rPr>
+          <w:rFonts w:hint="eastAsia"/>
+          <w:sz w:val="24"/>
+        </w:rPr>
+        <w:t>周）引入</w:t>
+      </w:r>
+      <w:r>
+        <w:rPr>
           <w:sz w:val="24"/>
         </w:rPr>
         <w:t>YOLOv11</w:t>
@@ -3208,11 +3930,10 @@
           <w:rFonts w:hint="eastAsia"/>
           <w:sz w:val="24"/>
         </w:rPr>
-        <w:t>目标检测算法，实现视频处理功能，核心是将深度学习算法与</w:t>
-      </w:r>
-      <w:r>
-        <w:rPr>
-          <w:rFonts w:hint="eastAsia"/>
+        <w:t>目标检测算法，实现视频处理功能，重点是把深度学习算法同</w:t>
+      </w:r>
+      <w:r>
+        <w:rPr>
           <w:sz w:val="24"/>
         </w:rPr>
         <w:t>MAUI</w:t>
@@ -3222,14 +3943,7 @@
           <w:rFonts w:hint="eastAsia"/>
           <w:sz w:val="24"/>
         </w:rPr>
-        <w:t>应用集成</w:t>
-      </w:r>
-      <w:r>
-        <w:rPr>
-          <w:rFonts w:hint="eastAsia"/>
-          <w:sz w:val="24"/>
-        </w:rPr>
-        <w:t>。</w:t>
+        <w:t>应用结合起来。</w:t>
       </w:r>
     </w:p>
     <w:p>
@@ -3249,7 +3963,6 @@
       </w:r>
       <w:r>
         <w:rPr>
-          <w:rFonts w:hint="eastAsia"/>
           <w:sz w:val="24"/>
         </w:rPr>
         <w:t>7-8</w:t>
@@ -3259,14 +3972,7 @@
           <w:rFonts w:hint="eastAsia"/>
           <w:sz w:val="24"/>
         </w:rPr>
-        <w:t>周）实现性能优化策略，提高处理速度，确保系统能够满足实时性要求</w:t>
-      </w:r>
-      <w:r>
-        <w:rPr>
-          <w:rFonts w:hint="eastAsia"/>
-          <w:sz w:val="24"/>
-        </w:rPr>
-        <w:t>。</w:t>
+        <w:t>周）用改进策略提升性能，加快处理速度，确保系统满足实时要求。</w:t>
       </w:r>
     </w:p>
     <w:p>
@@ -3286,7 +3992,6 @@
       </w:r>
       <w:r>
         <w:rPr>
-          <w:rFonts w:hint="eastAsia"/>
           <w:sz w:val="24"/>
         </w:rPr>
         <w:t>9-10</w:t>
@@ -3296,14 +4001,7 @@
           <w:rFonts w:hint="eastAsia"/>
           <w:sz w:val="24"/>
         </w:rPr>
-        <w:t>周）系统测试与评估，优化用户体验，验证系统的性能和准确性</w:t>
-      </w:r>
-      <w:r>
-        <w:rPr>
-          <w:rFonts w:hint="eastAsia"/>
-          <w:sz w:val="24"/>
-        </w:rPr>
-        <w:t>。</w:t>
+        <w:t>周）对系统进行测试、评估，改进用户体验，验证系统性能、准确程度。</w:t>
       </w:r>
     </w:p>
     <w:p>
@@ -3323,7 +4021,6 @@
       </w:r>
       <w:r>
         <w:rPr>
-          <w:rFonts w:hint="eastAsia"/>
           <w:sz w:val="24"/>
         </w:rPr>
         <w:t>11-12</w:t>
@@ -3333,7 +4030,7 @@
           <w:rFonts w:hint="eastAsia"/>
           <w:sz w:val="24"/>
         </w:rPr>
-        <w:t>周）文档编写，项目总结，完成项目的收尾工作。</w:t>
+        <w:t>周）编写文档，总结项目内容，完成项目收尾任务。</w:t>
       </w:r>
     </w:p>
     <w:p>
@@ -3384,31 +4081,15 @@
           <w:szCs w:val="21"/>
         </w:rPr>
       </w:pPr>
-      <w:bookmarkStart w:id="0" w:name="_Ref223187508"/>
-      <w:r>
-        <w:rPr>
-          <w:kern w:val="0"/>
-          <w:szCs w:val="21"/>
-        </w:rPr>
-        <w:t xml:space="preserve">Jiao L, Zhang R, Liu F, et al. </w:t>
-      </w:r>
-      <w:proofErr w:type="gramStart"/>
-      <w:r>
-        <w:rPr>
-          <w:kern w:val="0"/>
-          <w:szCs w:val="21"/>
-        </w:rPr>
-        <w:t>New</w:t>
-      </w:r>
-      <w:proofErr w:type="gramEnd"/>
-      <w:r>
-        <w:rPr>
-          <w:kern w:val="0"/>
-          <w:szCs w:val="21"/>
-        </w:rPr>
-        <w:t xml:space="preserve"> generation deep learning for video object detection: A survey[J]. IEEE Transactions on Neural Networks and Learning Systems, 2021, 33(8): 3195-3215.</w:t>
-      </w:r>
-      <w:bookmarkEnd w:id="0"/>
+      <w:bookmarkStart w:id="1" w:name="_Ref223187508"/>
+      <w:r>
+        <w:rPr>
+          <w:kern w:val="0"/>
+          <w:szCs w:val="21"/>
+        </w:rPr>
+        <w:t>Jiao L, Zhang R, Liu F, et al. New generation deep learning for video object detection: A survey[J]. IEEE Transactions on Neural Networks and Learning Systems, 2021, 33(8): 3195-3215.</w:t>
+      </w:r>
+      <w:bookmarkEnd w:id="1"/>
     </w:p>
     <w:p>
       <w:pPr>
@@ -3426,7 +4107,7 @@
           <w:szCs w:val="21"/>
         </w:rPr>
       </w:pPr>
-      <w:bookmarkStart w:id="1" w:name="_Ref222514063"/>
+      <w:bookmarkStart w:id="2" w:name="_Ref222514063"/>
       <w:r>
         <w:rPr>
           <w:kern w:val="0"/>
@@ -3498,7 +4179,7 @@
         </w:rPr>
         <w:t>. (CVPR), Jun. 2016, pp. 779–788.</w:t>
       </w:r>
-      <w:bookmarkEnd w:id="1"/>
+      <w:bookmarkEnd w:id="2"/>
     </w:p>
     <w:p>
       <w:pPr>
@@ -3520,40 +4201,15 @@
           <w:szCs w:val="21"/>
         </w:rPr>
       </w:pPr>
-      <w:bookmarkStart w:id="2" w:name="_Ref223187479"/>
-      <w:proofErr w:type="gramStart"/>
-      <w:r>
-        <w:rPr>
-          <w:kern w:val="0"/>
-          <w:szCs w:val="21"/>
-        </w:rPr>
-        <w:t>Microsoft..NETMAUIdocumentation[</w:t>
-      </w:r>
-      <w:proofErr w:type="gramEnd"/>
-      <w:r>
-        <w:rPr>
-          <w:kern w:val="0"/>
-          <w:szCs w:val="21"/>
-        </w:rPr>
-        <w:t>EB/OL</w:t>
-      </w:r>
-      <w:proofErr w:type="gramStart"/>
-      <w:r>
-        <w:rPr>
-          <w:kern w:val="0"/>
-          <w:szCs w:val="21"/>
-        </w:rPr>
-        <w:t>].https://docs.microsoft.com/en-us/dotnet/maui/</w:t>
-      </w:r>
-      <w:proofErr w:type="gramEnd"/>
-      <w:r>
-        <w:rPr>
-          <w:kern w:val="0"/>
-          <w:szCs w:val="21"/>
-        </w:rPr>
-        <w:t xml:space="preserve"> , 2023.</w:t>
-      </w:r>
-      <w:bookmarkEnd w:id="2"/>
+      <w:bookmarkStart w:id="3" w:name="_Ref223187479"/>
+      <w:r>
+        <w:rPr>
+          <w:kern w:val="0"/>
+          <w:szCs w:val="21"/>
+        </w:rPr>
+        <w:t>Microsoft..NETMAUIdocumentation[EB/OL].https://docs.microsoft.com/en-us/dotnet/maui/ , 2023.</w:t>
+      </w:r>
+      <w:bookmarkEnd w:id="3"/>
     </w:p>
     <w:p>
       <w:pPr>
@@ -3575,7 +4231,7 @@
           <w:szCs w:val="21"/>
         </w:rPr>
       </w:pPr>
-      <w:bookmarkStart w:id="3" w:name="_Ref223187517"/>
+      <w:bookmarkStart w:id="4" w:name="_Ref223187517"/>
       <w:proofErr w:type="spellStart"/>
       <w:r>
         <w:rPr>
@@ -3608,7 +4264,7 @@
         </w:rPr>
         <w:t xml:space="preserve"> preprint arXiv:2004.10934, 2020.</w:t>
       </w:r>
-      <w:bookmarkEnd w:id="3"/>
+      <w:bookmarkEnd w:id="4"/>
     </w:p>
     <w:p>
       <w:pPr>
@@ -3635,15 +4291,7 @@
           <w:kern w:val="0"/>
           <w:szCs w:val="21"/>
         </w:rPr>
-        <w:t xml:space="preserve">Howard A G, Zhu M, Chen B, et al. Mobilenets: Efficient convolutional neural networks for </w:t>
-      </w:r>
-      <w:r>
-        <w:rPr>
-          <w:kern w:val="0"/>
-          <w:szCs w:val="21"/>
-        </w:rPr>
-        <w:lastRenderedPageBreak/>
-        <w:t xml:space="preserve">mobile vision applications[J]. </w:t>
+        <w:t xml:space="preserve">Howard A G, Zhu M, Chen B, et al. Mobilenets: Efficient convolutional neural networks for mobile vision applications[J]. </w:t>
       </w:r>
       <w:proofErr w:type="spellStart"/>
       <w:r>
@@ -3706,7 +4354,7 @@
           <w:szCs w:val="21"/>
         </w:rPr>
       </w:pPr>
-      <w:bookmarkStart w:id="4" w:name="_Ref222514228"/>
+      <w:bookmarkStart w:id="5" w:name="_Ref222514228"/>
       <w:r>
         <w:rPr>
           <w:kern w:val="0"/>
@@ -3715,7 +4363,6 @@
         <w:t xml:space="preserve">Chen </w:t>
       </w:r>
       <w:proofErr w:type="spellStart"/>
-      <w:proofErr w:type="gramStart"/>
       <w:r>
         <w:rPr>
           <w:kern w:val="0"/>
@@ -3724,7 +4371,6 @@
         <w:t>K,Wang</w:t>
       </w:r>
       <w:proofErr w:type="spellEnd"/>
-      <w:proofErr w:type="gramEnd"/>
       <w:r>
         <w:rPr>
           <w:kern w:val="0"/>
@@ -3780,7 +4426,7 @@
         </w:rPr>
         <w:t xml:space="preserve"> preprint arXiv:1906.07155, 2019.</w:t>
       </w:r>
-      <w:bookmarkEnd w:id="4"/>
+      <w:bookmarkEnd w:id="5"/>
     </w:p>
     <w:p>
       <w:pPr>
@@ -3836,70 +4482,14 @@
           <w:szCs w:val="21"/>
         </w:rPr>
       </w:pPr>
-      <w:bookmarkStart w:id="5" w:name="_Ref223187564"/>
-      <w:r>
-        <w:rPr>
-          <w:szCs w:val="21"/>
-        </w:rPr>
-        <w:t xml:space="preserve">Wang </w:t>
-      </w:r>
-      <w:proofErr w:type="gramStart"/>
-      <w:r>
-        <w:rPr>
-          <w:szCs w:val="21"/>
-        </w:rPr>
-        <w:t>A ,</w:t>
-      </w:r>
-      <w:proofErr w:type="gramEnd"/>
-      <w:r>
-        <w:rPr>
-          <w:szCs w:val="21"/>
-        </w:rPr>
-        <w:t xml:space="preserve"> Chen </w:t>
-      </w:r>
-      <w:proofErr w:type="gramStart"/>
-      <w:r>
-        <w:rPr>
-          <w:szCs w:val="21"/>
-        </w:rPr>
-        <w:t>H ,</w:t>
-      </w:r>
-      <w:proofErr w:type="gramEnd"/>
-      <w:r>
-        <w:rPr>
-          <w:szCs w:val="21"/>
-        </w:rPr>
-        <w:t xml:space="preserve"> Liu </w:t>
-      </w:r>
-      <w:proofErr w:type="gramStart"/>
-      <w:r>
-        <w:rPr>
-          <w:szCs w:val="21"/>
-        </w:rPr>
-        <w:t>L ,et</w:t>
-      </w:r>
-      <w:proofErr w:type="gramEnd"/>
-      <w:r>
-        <w:rPr>
-          <w:szCs w:val="21"/>
-        </w:rPr>
-        <w:t xml:space="preserve"> </w:t>
-      </w:r>
-      <w:proofErr w:type="gramStart"/>
-      <w:r>
-        <w:rPr>
-          <w:szCs w:val="21"/>
-        </w:rPr>
-        <w:t>al.YOLOv</w:t>
-      </w:r>
-      <w:proofErr w:type="gramEnd"/>
-      <w:r>
-        <w:rPr>
-          <w:szCs w:val="21"/>
-        </w:rPr>
-        <w:t>10: Real-Time End-to-End Object Detection[J]. 2024.</w:t>
-      </w:r>
-      <w:bookmarkEnd w:id="5"/>
+      <w:bookmarkStart w:id="6" w:name="_Ref223187564"/>
+      <w:r>
+        <w:rPr>
+          <w:szCs w:val="21"/>
+        </w:rPr>
+        <w:t>Wang A , Chen H , Liu L ,et al.YOLOv10: Real-Time End-to-End Object Detection[J]. 2024.</w:t>
+      </w:r>
+      <w:bookmarkEnd w:id="6"/>
     </w:p>
     <w:p>
       <w:pPr>
@@ -3917,7 +4507,7 @@
           <w:szCs w:val="21"/>
         </w:rPr>
       </w:pPr>
-      <w:bookmarkStart w:id="6" w:name="_Ref222514164"/>
+      <w:bookmarkStart w:id="7" w:name="_Ref222514164"/>
       <w:r>
         <w:rPr>
           <w:kern w:val="0"/>
@@ -3941,7 +4531,7 @@
         </w:rPr>
         <w:t xml:space="preserve"> preprint arXiv:1902.09104, 2019.</w:t>
       </w:r>
-      <w:bookmarkEnd w:id="6"/>
+      <w:bookmarkEnd w:id="7"/>
     </w:p>
     <w:p>
       <w:pPr>
@@ -3959,15 +4549,16 @@
           <w:szCs w:val="21"/>
         </w:rPr>
       </w:pPr>
-      <w:bookmarkStart w:id="7" w:name="_Ref222514171"/>
-      <w:r>
-        <w:rPr>
-          <w:kern w:val="0"/>
-          <w:szCs w:val="21"/>
-        </w:rPr>
+      <w:bookmarkStart w:id="8" w:name="_Ref222514171"/>
+      <w:r>
+        <w:rPr>
+          <w:kern w:val="0"/>
+          <w:szCs w:val="21"/>
+        </w:rPr>
+        <w:lastRenderedPageBreak/>
         <w:t>Alexey Bochkovskiy, Chien-Yao Wang, and Hong-Yuan Mark Liao. Yolov4: Optimal speed and accuracy of object detection, 2020.</w:t>
       </w:r>
-      <w:bookmarkEnd w:id="7"/>
+      <w:bookmarkEnd w:id="8"/>
     </w:p>
     <w:p>
       <w:pPr>
@@ -3985,7 +4576,7 @@
           <w:szCs w:val="21"/>
         </w:rPr>
       </w:pPr>
-      <w:bookmarkStart w:id="8" w:name="_Ref222514011"/>
+      <w:bookmarkStart w:id="9" w:name="_Ref222514011"/>
       <w:r>
         <w:rPr>
           <w:kern w:val="0"/>
@@ -4057,7 +4648,7 @@
         </w:rPr>
         <w:t>. Vis., Oct. 2017, pp. 2961–2969.</w:t>
       </w:r>
-      <w:bookmarkEnd w:id="8"/>
+      <w:bookmarkEnd w:id="9"/>
     </w:p>
     <w:p>
       <w:pPr>
@@ -4169,25 +4760,7 @@
           <w:kern w:val="0"/>
           <w:szCs w:val="21"/>
         </w:rPr>
-        <w:t>,2026,47(01):</w:t>
-      </w:r>
-      <w:proofErr w:type="gramStart"/>
-      <w:r>
-        <w:rPr>
-          <w:rFonts w:hint="eastAsia"/>
-          <w:kern w:val="0"/>
-          <w:szCs w:val="21"/>
-        </w:rPr>
-        <w:t>56-63.DOI:10.14016/j.cnki.jgzz</w:t>
-      </w:r>
-      <w:proofErr w:type="gramEnd"/>
-      <w:r>
-        <w:rPr>
-          <w:rFonts w:hint="eastAsia"/>
-          <w:kern w:val="0"/>
-          <w:szCs w:val="21"/>
-        </w:rPr>
-        <w:t>.2026.01.056.</w:t>
+        <w:t>,2026,47(01):56-63.DOI:10.14016/j.cnki.jgzz.2026.01.056.</w:t>
       </w:r>
     </w:p>
     <w:p>
@@ -4206,7 +4779,6 @@
           <w:szCs w:val="21"/>
         </w:rPr>
       </w:pPr>
-      <w:proofErr w:type="gramStart"/>
       <w:r>
         <w:rPr>
           <w:rFonts w:hint="eastAsia"/>
@@ -4231,7 +4803,6 @@
         </w:rPr>
         <w:t>毛力</w:t>
       </w:r>
-      <w:proofErr w:type="gramEnd"/>
       <w:r>
         <w:rPr>
           <w:rFonts w:hint="eastAsia"/>
@@ -4383,25 +4954,7 @@
           <w:kern w:val="0"/>
           <w:szCs w:val="21"/>
         </w:rPr>
-        <w:t>,2026,(02):</w:t>
-      </w:r>
-      <w:proofErr w:type="gramStart"/>
-      <w:r>
-        <w:rPr>
-          <w:rFonts w:hint="eastAsia"/>
-          <w:kern w:val="0"/>
-          <w:szCs w:val="21"/>
-        </w:rPr>
-        <w:t>128-130.DOI:10.16184/j.cnki.comprg</w:t>
-      </w:r>
-      <w:proofErr w:type="gramEnd"/>
-      <w:r>
-        <w:rPr>
-          <w:rFonts w:hint="eastAsia"/>
-          <w:kern w:val="0"/>
-          <w:szCs w:val="21"/>
-        </w:rPr>
-        <w:t>.2026.02.028.</w:t>
+        <w:t>,2026,(02):128-130.DOI:10.16184/j.cnki.comprg.2026.02.028.</w:t>
       </w:r>
     </w:p>
     <w:p>
@@ -4416,7 +4969,6 @@
         <w:spacing w:line="300" w:lineRule="auto"/>
         <w:ind w:left="420"/>
         <w:rPr>
-          <w:rFonts w:hint="eastAsia"/>
           <w:kern w:val="0"/>
           <w:szCs w:val="21"/>
         </w:rPr>
@@ -5825,7 +6377,6 @@
   <w:style w:type="character" w:default="1" w:styleId="a0">
     <w:name w:val="Default Paragraph Font"/>
     <w:uiPriority w:val="1"/>
-    <w:semiHidden/>
     <w:unhideWhenUsed/>
   </w:style>
   <w:style w:type="table" w:default="1" w:styleId="a1">
@@ -6263,6 +6814,43 @@
       <w14:ligatures w14:val="none"/>
     </w:rPr>
   </w:style>
+  <w:style w:type="paragraph" w:styleId="af5">
+    <w:name w:val="caption"/>
+    <w:basedOn w:val="a"/>
+    <w:next w:val="a"/>
+    <w:uiPriority w:val="35"/>
+    <w:unhideWhenUsed/>
+    <w:qFormat/>
+    <w:rsid w:val="008B13F3"/>
+    <w:rPr>
+      <w:rFonts w:asciiTheme="majorHAnsi" w:eastAsia="黑体" w:hAnsiTheme="majorHAnsi" w:cstheme="majorBidi"/>
+      <w:sz w:val="20"/>
+      <w:szCs w:val="20"/>
+    </w:rPr>
+  </w:style>
+  <w:style w:type="character" w:styleId="af6">
+    <w:name w:val="Hyperlink"/>
+    <w:basedOn w:val="a0"/>
+    <w:uiPriority w:val="99"/>
+    <w:unhideWhenUsed/>
+    <w:rsid w:val="00C80D4D"/>
+    <w:rPr>
+      <w:color w:val="0563C1" w:themeColor="hyperlink"/>
+      <w:u w:val="single"/>
+    </w:rPr>
+  </w:style>
+  <w:style w:type="character" w:styleId="af7">
+    <w:name w:val="Unresolved Mention"/>
+    <w:basedOn w:val="a0"/>
+    <w:uiPriority w:val="99"/>
+    <w:semiHidden/>
+    <w:unhideWhenUsed/>
+    <w:rsid w:val="00C80D4D"/>
+    <w:rPr>
+      <w:color w:val="605E5C"/>
+      <w:shd w:val="clear" w:color="auto" w:fill="E1DFDD"/>
+    </w:rPr>
+  </w:style>
 </w:styles>
 </file>
 

--- a/开题报告.docx
+++ b/开题报告.docx
@@ -804,7 +804,7 @@
         </w:tabs>
         <w:jc w:val="left"/>
         <w:rPr>
-          <w:rFonts w:ascii="黑体" w:eastAsia="黑体" w:hAnsi="黑体" w:cs="黑体"/>
+          <w:rFonts w:ascii="黑体" w:eastAsia="黑体" w:hAnsi="黑体" w:cs="黑体" w:hint="eastAsia"/>
           <w:b/>
           <w:bCs/>
           <w:sz w:val="28"/>
@@ -1516,7 +1516,7 @@
           <w:rFonts w:hint="eastAsia"/>
           <w:sz w:val="24"/>
         </w:rPr>
-        <w:t>推理环境下的性能瓶颈，研究并实现多种优化策略，提高处理速度，满足实时性要求，这对于资源受限的环境尤为重要</w:t>
+        <w:t>推理环境下的性能瓶颈，研究并实现多种优化策略，提高处理速度满足实时性要求，这对于资源受限的环境尤为重要</w:t>
       </w:r>
       <w:r>
         <w:rPr>
@@ -1724,7 +1724,7 @@
         </w:numPr>
         <w:jc w:val="left"/>
         <w:rPr>
-          <w:rFonts w:ascii="黑体" w:eastAsia="黑体" w:hAnsi="黑体" w:cs="黑体"/>
+          <w:rFonts w:ascii="黑体" w:eastAsia="黑体" w:hAnsi="黑体" w:cs="黑体" w:hint="eastAsia"/>
           <w:b/>
           <w:bCs/>
           <w:sz w:val="28"/>
@@ -1769,9 +1769,7 @@
       <w:pPr>
         <w:spacing w:line="300" w:lineRule="auto"/>
         <w:ind w:firstLine="420"/>
-        <w:jc w:val="left"/>
-        <w:rPr>
-          <w:rFonts w:hint="eastAsia"/>
+        <w:rPr>
           <w:sz w:val="24"/>
         </w:rPr>
       </w:pPr>
@@ -1829,7 +1827,23 @@
           <w:rFonts w:hint="eastAsia"/>
           <w:sz w:val="24"/>
         </w:rPr>
-        <w:t>架构模式确保系统的可维护性和可扩展性</w:t>
+        <w:t>架构模式确保系统的可维护性和</w:t>
+      </w:r>
+      <w:proofErr w:type="gramStart"/>
+      <w:r>
+        <w:rPr>
+          <w:rFonts w:hint="eastAsia"/>
+          <w:sz w:val="24"/>
+        </w:rPr>
+        <w:t>可</w:t>
+      </w:r>
+      <w:proofErr w:type="gramEnd"/>
+      <w:r>
+        <w:rPr>
+          <w:rFonts w:hint="eastAsia"/>
+          <w:sz w:val="24"/>
+        </w:rPr>
+        <w:t>扩展性</w:t>
       </w:r>
       <w:r>
         <w:rPr>
@@ -1957,10 +1971,10 @@
           <w:szCs w:val="20"/>
         </w:rPr>
         <w:drawing>
-          <wp:inline distT="0" distB="0" distL="0" distR="0" wp14:anchorId="79FFF2A1" wp14:editId="00A58E9C">
+          <wp:inline distT="0" distB="0" distL="0" distR="0" wp14:anchorId="322C6D0E" wp14:editId="79F6F95F">
             <wp:extent cx="5263515" cy="2218690"/>
             <wp:effectExtent l="0" t="0" r="0" b="0"/>
-            <wp:docPr id="810439796" name="图片 6"/>
+            <wp:docPr id="1172652288" name="图片 2"/>
             <wp:cNvGraphicFramePr>
               <a:graphicFrameLocks xmlns:a="http://schemas.openxmlformats.org/drawingml/2006/main" noChangeAspect="1"/>
             </wp:cNvGraphicFramePr>
@@ -1968,7 +1982,7 @@
               <a:graphicData uri="http://schemas.openxmlformats.org/drawingml/2006/picture">
                 <pic:pic xmlns:pic="http://schemas.openxmlformats.org/drawingml/2006/picture">
                   <pic:nvPicPr>
-                    <pic:cNvPr id="0" name="Picture 4"/>
+                    <pic:cNvPr id="0" name="Picture 2"/>
                     <pic:cNvPicPr>
                       <a:picLocks noChangeAspect="1" noChangeArrowheads="1"/>
                     </pic:cNvPicPr>
@@ -2010,8 +2024,11 @@
       <w:pPr>
         <w:pStyle w:val="af5"/>
         <w:jc w:val="center"/>
-      </w:pPr>
-      <w:bookmarkStart w:id="0" w:name="_Ref225172626"/>
+        <w:rPr>
+          <w:rFonts w:hint="eastAsia"/>
+        </w:rPr>
+      </w:pPr>
+      <w:bookmarkStart w:id="0" w:name="_Ref225333391"/>
       <w:r>
         <w:rPr>
           <w:rFonts w:hint="eastAsia"/>
@@ -2071,7 +2088,7 @@
         <w:rPr>
           <w:rFonts w:hint="eastAsia"/>
         </w:rPr>
-        <w:noBreakHyphen/>
+        <w:t>.</w:t>
       </w:r>
       <w:r>
         <w:rPr>
@@ -2128,7 +2145,6 @@
       <w:pPr>
         <w:spacing w:line="300" w:lineRule="auto"/>
         <w:ind w:firstLine="420"/>
-        <w:jc w:val="left"/>
         <w:rPr>
           <w:sz w:val="24"/>
         </w:rPr>
@@ -2164,7 +2180,7 @@
           <w:rFonts w:hint="eastAsia"/>
           <w:sz w:val="24"/>
         </w:rPr>
-        <w:instrText>REF _Ref225172626 \h</w:instrText>
+        <w:instrText>REF _Ref225333391 \h</w:instrText>
       </w:r>
       <w:r>
         <w:rPr>
@@ -2176,6 +2192,12 @@
         <w:rPr>
           <w:sz w:val="24"/>
         </w:rPr>
+        <w:instrText xml:space="preserve"> \* MERGEFORMAT </w:instrText>
+      </w:r>
+      <w:r>
+        <w:rPr>
+          <w:sz w:val="24"/>
+        </w:rPr>
       </w:r>
       <w:r>
         <w:rPr>
@@ -2219,7 +2241,13 @@
         <w:rPr>
           <w:rFonts w:hint="eastAsia"/>
         </w:rPr>
-        <w:t>系统功能架构图</w:t>
+        <w:t>系</w:t>
+      </w:r>
+      <w:r>
+        <w:rPr>
+          <w:rFonts w:hint="eastAsia"/>
+        </w:rPr>
+        <w:t>统功能架构图</w:t>
       </w:r>
       <w:r>
         <w:rPr>
@@ -2281,7 +2309,23 @@
           <w:rFonts w:hint="eastAsia"/>
           <w:sz w:val="24"/>
         </w:rPr>
-        <w:t>架构模式确保系统的可维护性和可扩展性</w:t>
+        <w:t>架构模式确保系统的可维护性和</w:t>
+      </w:r>
+      <w:proofErr w:type="gramStart"/>
+      <w:r>
+        <w:rPr>
+          <w:rFonts w:hint="eastAsia"/>
+          <w:sz w:val="24"/>
+        </w:rPr>
+        <w:t>可</w:t>
+      </w:r>
+      <w:proofErr w:type="gramEnd"/>
+      <w:r>
+        <w:rPr>
+          <w:rFonts w:hint="eastAsia"/>
+          <w:sz w:val="24"/>
+        </w:rPr>
+        <w:t>扩展性</w:t>
       </w:r>
       <w:r>
         <w:rPr>
@@ -2405,7 +2449,10 @@
       </w:r>
       <w:r>
         <w:rPr>
-          <w:sz w:val="24"/>
+          <w:rFonts w:ascii="Source Code Pro" w:hAnsi="Source Code Pro"/>
+          <w:color w:val="ABB2BF"/>
+          <w:szCs w:val="21"/>
+          <w:shd w:val="clear" w:color="auto" w:fill="282C34"/>
           <w:vertAlign w:val="superscript"/>
         </w:rPr>
         <w:instrText xml:space="preserve"> </w:instrText>
@@ -2415,6 +2462,19 @@
           <w:sz w:val="24"/>
           <w:vertAlign w:val="superscript"/>
         </w:rPr>
+        <w:instrText xml:space="preserve">\#"[0" </w:instrText>
+      </w:r>
+      <w:r>
+        <w:rPr>
+          <w:sz w:val="24"/>
+          <w:vertAlign w:val="superscript"/>
+        </w:rPr>
+      </w:r>
+      <w:r>
+        <w:rPr>
+          <w:sz w:val="24"/>
+          <w:vertAlign w:val="superscript"/>
+        </w:rPr>
         <w:instrText xml:space="preserve"> \* MERGEFORMAT </w:instrText>
       </w:r>
       <w:r>
@@ -2422,12 +2482,6 @@
           <w:sz w:val="24"/>
           <w:vertAlign w:val="superscript"/>
         </w:rPr>
-      </w:r>
-      <w:r>
-        <w:rPr>
-          <w:sz w:val="24"/>
-          <w:vertAlign w:val="superscript"/>
-        </w:rPr>
         <w:fldChar w:fldCharType="separate"/>
       </w:r>
       <w:r>
@@ -2439,18 +2493,320 @@
       </w:r>
       <w:r>
         <w:rPr>
-          <w:rFonts w:hint="eastAsia"/>
-          <w:sz w:val="24"/>
-          <w:vertAlign w:val="superscript"/>
-        </w:rPr>
-        <w:t>-9</w:t>
-      </w:r>
-      <w:r>
-        <w:rPr>
-          <w:sz w:val="24"/>
-          <w:vertAlign w:val="superscript"/>
-        </w:rPr>
-        <w:t>]</w:t>
+          <w:sz w:val="24"/>
+          <w:vertAlign w:val="superscript"/>
+        </w:rPr>
+        <w:fldChar w:fldCharType="end"/>
+      </w:r>
+      <w:r>
+        <w:rPr>
+          <w:rFonts w:hint="eastAsia"/>
+          <w:sz w:val="24"/>
+          <w:vertAlign w:val="superscript"/>
+        </w:rPr>
+        <w:t>-</w:t>
+      </w:r>
+      <w:r>
+        <w:rPr>
+          <w:sz w:val="24"/>
+          <w:vertAlign w:val="superscript"/>
+        </w:rPr>
+        <w:fldChar w:fldCharType="begin"/>
+      </w:r>
+      <w:r>
+        <w:rPr>
+          <w:sz w:val="24"/>
+          <w:vertAlign w:val="superscript"/>
+        </w:rPr>
+        <w:instrText xml:space="preserve"> REF _Ref223187479 \r \h </w:instrText>
+      </w:r>
+      <w:r>
+        <w:rPr>
+          <w:sz w:val="24"/>
+          <w:vertAlign w:val="superscript"/>
+        </w:rPr>
+        <w:instrText>\#""</w:instrText>
+      </w:r>
+      <w:r>
+        <w:rPr>
+          <w:sz w:val="24"/>
+          <w:vertAlign w:val="superscript"/>
+        </w:rPr>
+      </w:r>
+      <w:r>
+        <w:rPr>
+          <w:sz w:val="24"/>
+          <w:vertAlign w:val="superscript"/>
+        </w:rPr>
+        <w:instrText xml:space="preserve"> \* MERGEFORMAT </w:instrText>
+      </w:r>
+      <w:r>
+        <w:rPr>
+          <w:sz w:val="24"/>
+          <w:vertAlign w:val="superscript"/>
+        </w:rPr>
+        <w:fldChar w:fldCharType="end"/>
+      </w:r>
+      <w:r>
+        <w:rPr>
+          <w:sz w:val="24"/>
+          <w:vertAlign w:val="superscript"/>
+        </w:rPr>
+        <w:fldChar w:fldCharType="begin"/>
+      </w:r>
+      <w:r>
+        <w:rPr>
+          <w:sz w:val="24"/>
+          <w:vertAlign w:val="superscript"/>
+        </w:rPr>
+        <w:instrText xml:space="preserve"> REF _Ref223187517 \r \h </w:instrText>
+      </w:r>
+      <w:r>
+        <w:rPr>
+          <w:sz w:val="24"/>
+          <w:vertAlign w:val="superscript"/>
+        </w:rPr>
+        <w:instrText>\#""</w:instrText>
+      </w:r>
+      <w:r>
+        <w:rPr>
+          <w:sz w:val="24"/>
+          <w:vertAlign w:val="superscript"/>
+        </w:rPr>
+      </w:r>
+      <w:r>
+        <w:rPr>
+          <w:sz w:val="24"/>
+          <w:vertAlign w:val="superscript"/>
+        </w:rPr>
+        <w:instrText xml:space="preserve"> \* MERGEFORMAT </w:instrText>
+      </w:r>
+      <w:r>
+        <w:rPr>
+          <w:sz w:val="24"/>
+          <w:vertAlign w:val="superscript"/>
+        </w:rPr>
+        <w:fldChar w:fldCharType="end"/>
+      </w:r>
+      <w:r>
+        <w:rPr>
+          <w:sz w:val="24"/>
+          <w:vertAlign w:val="superscript"/>
+        </w:rPr>
+        <w:fldChar w:fldCharType="begin"/>
+      </w:r>
+      <w:r>
+        <w:rPr>
+          <w:sz w:val="24"/>
+          <w:vertAlign w:val="superscript"/>
+        </w:rPr>
+        <w:instrText xml:space="preserve"> REF _Ref225334896 \r \h </w:instrText>
+      </w:r>
+      <w:r>
+        <w:rPr>
+          <w:sz w:val="24"/>
+          <w:vertAlign w:val="superscript"/>
+        </w:rPr>
+        <w:instrText>\#""</w:instrText>
+      </w:r>
+      <w:r>
+        <w:rPr>
+          <w:sz w:val="24"/>
+          <w:vertAlign w:val="superscript"/>
+        </w:rPr>
+      </w:r>
+      <w:r>
+        <w:rPr>
+          <w:sz w:val="24"/>
+          <w:vertAlign w:val="superscript"/>
+        </w:rPr>
+        <w:instrText xml:space="preserve"> \* MERGEFORMAT </w:instrText>
+      </w:r>
+      <w:r>
+        <w:rPr>
+          <w:sz w:val="24"/>
+          <w:vertAlign w:val="superscript"/>
+        </w:rPr>
+        <w:fldChar w:fldCharType="end"/>
+      </w:r>
+      <w:r>
+        <w:rPr>
+          <w:sz w:val="24"/>
+          <w:vertAlign w:val="superscript"/>
+        </w:rPr>
+        <w:fldChar w:fldCharType="begin"/>
+      </w:r>
+      <w:r>
+        <w:rPr>
+          <w:sz w:val="24"/>
+          <w:vertAlign w:val="superscript"/>
+        </w:rPr>
+        <w:instrText xml:space="preserve"> REF _Ref225334897 \r \h</w:instrText>
+      </w:r>
+      <w:r>
+        <w:rPr>
+          <w:rFonts w:hint="eastAsia"/>
+          <w:sz w:val="24"/>
+          <w:vertAlign w:val="superscript"/>
+        </w:rPr>
+        <w:instrText>\</w:instrText>
+      </w:r>
+      <w:r>
+        <w:rPr>
+          <w:sz w:val="24"/>
+          <w:vertAlign w:val="superscript"/>
+        </w:rPr>
+        <w:instrText>#""</w:instrText>
+      </w:r>
+      <w:r>
+        <w:rPr>
+          <w:sz w:val="24"/>
+          <w:vertAlign w:val="superscript"/>
+        </w:rPr>
+      </w:r>
+      <w:r>
+        <w:rPr>
+          <w:sz w:val="24"/>
+          <w:vertAlign w:val="superscript"/>
+        </w:rPr>
+        <w:instrText xml:space="preserve"> \* MERGEFORMAT </w:instrText>
+      </w:r>
+      <w:r>
+        <w:rPr>
+          <w:sz w:val="24"/>
+          <w:vertAlign w:val="superscript"/>
+        </w:rPr>
+        <w:fldChar w:fldCharType="end"/>
+      </w:r>
+      <w:r>
+        <w:rPr>
+          <w:sz w:val="24"/>
+          <w:vertAlign w:val="superscript"/>
+        </w:rPr>
+        <w:fldChar w:fldCharType="begin"/>
+      </w:r>
+      <w:r>
+        <w:rPr>
+          <w:sz w:val="24"/>
+          <w:vertAlign w:val="superscript"/>
+        </w:rPr>
+        <w:instrText xml:space="preserve"> REF _Ref222514228 \r \h </w:instrText>
+      </w:r>
+      <w:r>
+        <w:rPr>
+          <w:sz w:val="24"/>
+          <w:vertAlign w:val="superscript"/>
+        </w:rPr>
+        <w:instrText>\#""</w:instrText>
+      </w:r>
+      <w:r>
+        <w:rPr>
+          <w:sz w:val="24"/>
+          <w:vertAlign w:val="superscript"/>
+        </w:rPr>
+      </w:r>
+      <w:r>
+        <w:rPr>
+          <w:sz w:val="24"/>
+          <w:vertAlign w:val="superscript"/>
+        </w:rPr>
+        <w:instrText xml:space="preserve"> \* MERGEFORMAT </w:instrText>
+      </w:r>
+      <w:r>
+        <w:rPr>
+          <w:sz w:val="24"/>
+          <w:vertAlign w:val="superscript"/>
+        </w:rPr>
+        <w:fldChar w:fldCharType="end"/>
+      </w:r>
+      <w:r>
+        <w:rPr>
+          <w:sz w:val="24"/>
+          <w:vertAlign w:val="superscript"/>
+        </w:rPr>
+        <w:fldChar w:fldCharType="begin"/>
+      </w:r>
+      <w:r>
+        <w:rPr>
+          <w:sz w:val="24"/>
+          <w:vertAlign w:val="superscript"/>
+        </w:rPr>
+        <w:instrText xml:space="preserve"> REF _Ref225334899 \r \h </w:instrText>
+      </w:r>
+      <w:r>
+        <w:rPr>
+          <w:sz w:val="24"/>
+          <w:vertAlign w:val="superscript"/>
+        </w:rPr>
+        <w:instrText>\#""</w:instrText>
+      </w:r>
+      <w:r>
+        <w:rPr>
+          <w:sz w:val="24"/>
+          <w:vertAlign w:val="superscript"/>
+        </w:rPr>
+      </w:r>
+      <w:r>
+        <w:rPr>
+          <w:sz w:val="24"/>
+          <w:vertAlign w:val="superscript"/>
+        </w:rPr>
+        <w:instrText xml:space="preserve"> \* MERGEFORMAT </w:instrText>
+      </w:r>
+      <w:r>
+        <w:rPr>
+          <w:sz w:val="24"/>
+          <w:vertAlign w:val="superscript"/>
+        </w:rPr>
+        <w:fldChar w:fldCharType="end"/>
+      </w:r>
+      <w:r>
+        <w:rPr>
+          <w:sz w:val="24"/>
+          <w:vertAlign w:val="superscript"/>
+        </w:rPr>
+        <w:fldChar w:fldCharType="begin"/>
+      </w:r>
+      <w:r>
+        <w:rPr>
+          <w:sz w:val="24"/>
+          <w:vertAlign w:val="superscript"/>
+        </w:rPr>
+        <w:instrText xml:space="preserve"> REF _Ref223187564 \r \h </w:instrText>
+      </w:r>
+      <w:r>
+        <w:rPr>
+          <w:sz w:val="24"/>
+          <w:vertAlign w:val="superscript"/>
+        </w:rPr>
+        <w:instrText>\#"0]"</w:instrText>
+      </w:r>
+      <w:r>
+        <w:rPr>
+          <w:sz w:val="24"/>
+          <w:vertAlign w:val="superscript"/>
+        </w:rPr>
+      </w:r>
+      <w:r>
+        <w:rPr>
+          <w:sz w:val="24"/>
+          <w:vertAlign w:val="superscript"/>
+        </w:rPr>
+        <w:instrText xml:space="preserve"> \* MERGEFORMAT </w:instrText>
+      </w:r>
+      <w:r>
+        <w:rPr>
+          <w:sz w:val="24"/>
+          <w:vertAlign w:val="superscript"/>
+        </w:rPr>
+        <w:fldChar w:fldCharType="separate"/>
+      </w:r>
+      <w:r>
+        <w:rPr>
+          <w:sz w:val="24"/>
+          <w:vertAlign w:val="superscript"/>
+        </w:rPr>
+        <w:t>9]</w:t>
       </w:r>
       <w:r>
         <w:rPr>
@@ -2575,9 +2931,9 @@
       <w:pPr>
         <w:spacing w:line="300" w:lineRule="auto"/>
         <w:ind w:firstLine="420"/>
-        <w:jc w:val="left"/>
-        <w:rPr>
-          <w:sz w:val="24"/>
+        <w:rPr>
+          <w:sz w:val="24"/>
+          <w:vertAlign w:val="superscript"/>
         </w:rPr>
       </w:pPr>
       <w:r>
@@ -2770,7 +3126,7 @@
           <w:rFonts w:hint="eastAsia"/>
           <w:sz w:val="24"/>
         </w:rPr>
-        <w:t>、界面友好的应用，确保用户操作便捷，结果展示直观，提升用户的使用体验</w:t>
+        <w:t>界面友好的应用，确保用户操作便捷，结果展示直观，提升用户的使用体验</w:t>
       </w:r>
       <w:r>
         <w:rPr>
@@ -2779,6 +3135,13 @@
           <w:vertAlign w:val="superscript"/>
         </w:rPr>
         <w:t>[3]</w:t>
+      </w:r>
+      <w:r>
+        <w:rPr>
+          <w:rFonts w:hint="eastAsia"/>
+          <w:sz w:val="24"/>
+        </w:rPr>
+        <w:t>。</w:t>
       </w:r>
     </w:p>
     <w:p>
@@ -2793,7 +3156,7 @@
         </w:tabs>
         <w:jc w:val="left"/>
         <w:rPr>
-          <w:rFonts w:ascii="黑体" w:eastAsia="黑体" w:hAnsi="黑体" w:cs="黑体"/>
+          <w:rFonts w:ascii="黑体" w:eastAsia="黑体" w:hAnsi="黑体" w:cs="黑体" w:hint="eastAsia"/>
           <w:b/>
           <w:bCs/>
           <w:sz w:val="28"/>
@@ -2965,39 +3328,39 @@
         <w:rPr>
           <w:sz w:val="24"/>
         </w:rPr>
-        <w:t>模型提供视频处理与检测服务，利用多线程与异步机制保障推理</w:t>
+        <w:t>模型提供视频处理与检测服务，利用多线程与异步机制保障推理任务不阻塞主线程；数据</w:t>
+      </w:r>
+      <w:r>
+        <w:rPr>
+          <w:rFonts w:hint="eastAsia"/>
+          <w:sz w:val="24"/>
+        </w:rPr>
+        <w:t>存储</w:t>
+      </w:r>
+      <w:r>
+        <w:rPr>
+          <w:sz w:val="24"/>
+        </w:rPr>
+        <w:t>层采用</w:t>
+      </w:r>
+      <w:r>
+        <w:rPr>
+          <w:sz w:val="24"/>
+        </w:rPr>
+        <w:t>MySQL</w:t>
+      </w:r>
+      <w:r>
+        <w:rPr>
+          <w:sz w:val="24"/>
+        </w:rPr>
+        <w:t>数据库存储视频信息、检测结果及</w:t>
       </w:r>
       <w:r>
         <w:rPr>
           <w:sz w:val="24"/>
         </w:rPr>
         <w:lastRenderedPageBreak/>
-        <w:t>任务不阻塞主线程；数据</w:t>
-      </w:r>
-      <w:r>
-        <w:rPr>
-          <w:rFonts w:hint="eastAsia"/>
-          <w:sz w:val="24"/>
-        </w:rPr>
-        <w:t>存储</w:t>
-      </w:r>
-      <w:r>
-        <w:rPr>
-          <w:sz w:val="24"/>
-        </w:rPr>
-        <w:t>层采用</w:t>
-      </w:r>
-      <w:r>
-        <w:rPr>
-          <w:sz w:val="24"/>
-        </w:rPr>
-        <w:t>MySQL</w:t>
-      </w:r>
-      <w:r>
-        <w:rPr>
-          <w:sz w:val="24"/>
-        </w:rPr>
-        <w:t>数据库存储视频信息、检测结果及系统配置，便于后续查询与管理；开发环境前端使用</w:t>
+        <w:t>系统配置，便于后续查询与管理；开发环境前端使用</w:t>
       </w:r>
       <w:r>
         <w:rPr>
@@ -3040,13 +3403,27 @@
         <w:rPr>
           <w:sz w:val="24"/>
         </w:rPr>
-        <w:t>协同；部署时前端以安装包形式分发至</w:t>
-      </w:r>
-      <w:r>
-        <w:rPr>
-          <w:sz w:val="24"/>
-        </w:rPr>
-        <w:t xml:space="preserve"> Windows </w:t>
+        <w:t>协同；部署时前端以安装</w:t>
+      </w:r>
+      <w:proofErr w:type="gramStart"/>
+      <w:r>
+        <w:rPr>
+          <w:sz w:val="24"/>
+        </w:rPr>
+        <w:t>包形式</w:t>
+      </w:r>
+      <w:proofErr w:type="gramEnd"/>
+      <w:r>
+        <w:rPr>
+          <w:sz w:val="24"/>
+        </w:rPr>
+        <w:t>分发至</w:t>
+      </w:r>
+      <w:r>
+        <w:rPr>
+          <w:sz w:val="24"/>
+        </w:rPr>
+        <w:t>Windows</w:t>
       </w:r>
       <w:r>
         <w:rPr>
@@ -3202,8 +3579,17 @@
           <w:rFonts w:hint="eastAsia"/>
           <w:sz w:val="24"/>
         </w:rPr>
-        <w:t>前端展示层用</w:t>
-      </w:r>
+        <w:t>前端</w:t>
+      </w:r>
+      <w:proofErr w:type="gramStart"/>
+      <w:r>
+        <w:rPr>
+          <w:rFonts w:hint="eastAsia"/>
+          <w:sz w:val="24"/>
+        </w:rPr>
+        <w:t>展示层用</w:t>
+      </w:r>
+      <w:proofErr w:type="gramEnd"/>
       <w:r>
         <w:rPr>
           <w:sz w:val="24"/>
@@ -3328,7 +3714,14 @@
         <w:rPr>
           <w:sz w:val="24"/>
         </w:rPr>
-        <w:t>YOLOv10</w:t>
+        <w:t>YOLOv1</w:t>
+      </w:r>
+      <w:r>
+        <w:rPr>
+          <w:rFonts w:hint="eastAsia"/>
+          <w:sz w:val="24"/>
+        </w:rPr>
+        <w:t>1</w:t>
       </w:r>
       <w:r>
         <w:rPr>
@@ -3409,7 +3802,23 @@
           <w:rFonts w:hint="eastAsia"/>
           <w:sz w:val="24"/>
         </w:rPr>
-        <w:t>性能优化措施主要包括跳帧处理、模型轻量化、异步处理、减少绘制操作以及置信度阈值过滤。跳帧处理方面，每隔</w:t>
+        <w:t>性能优化措施主要包括跳帧处理、模型轻量化、异步处理、减少绘制操作以及置信度阈值过滤。跳</w:t>
+      </w:r>
+      <w:proofErr w:type="gramStart"/>
+      <w:r>
+        <w:rPr>
+          <w:rFonts w:hint="eastAsia"/>
+          <w:sz w:val="24"/>
+        </w:rPr>
+        <w:t>帧处理</w:t>
+      </w:r>
+      <w:proofErr w:type="gramEnd"/>
+      <w:r>
+        <w:rPr>
+          <w:rFonts w:hint="eastAsia"/>
+          <w:sz w:val="24"/>
+        </w:rPr>
+        <w:t>方面，每隔</w:t>
       </w:r>
       <w:r>
         <w:rPr>
@@ -3437,7 +3846,23 @@
           <w:rFonts w:hint="eastAsia"/>
           <w:sz w:val="24"/>
         </w:rPr>
-        <w:t>推理，跳过的帧使用上一次的检测结果，减少推理次数，提高处理速度；模型轻量化方面，使用</w:t>
+        <w:t>推理，跳过的</w:t>
+      </w:r>
+      <w:proofErr w:type="gramStart"/>
+      <w:r>
+        <w:rPr>
+          <w:rFonts w:hint="eastAsia"/>
+          <w:sz w:val="24"/>
+        </w:rPr>
+        <w:t>帧使用</w:t>
+      </w:r>
+      <w:proofErr w:type="gramEnd"/>
+      <w:r>
+        <w:rPr>
+          <w:rFonts w:hint="eastAsia"/>
+          <w:sz w:val="24"/>
+        </w:rPr>
+        <w:t>上一次的检测结果，减少推理次数，提高处理速度；模型轻量化方面，使用</w:t>
       </w:r>
       <w:r>
         <w:rPr>
@@ -3607,7 +4032,21 @@
           <w:rFonts w:hint="eastAsia"/>
           <w:sz w:val="24"/>
         </w:rPr>
-        <w:t>加载后端生成的视频流，实时显</w:t>
+        <w:t>加载后端生成的视频流，实时显示检测结果；结果展示方面，在界面上显示处理状态、处理速度（</w:t>
+      </w:r>
+      <w:r>
+        <w:rPr>
+          <w:rFonts w:hint="eastAsia"/>
+          <w:sz w:val="24"/>
+        </w:rPr>
+        <w:t>FPS</w:t>
+      </w:r>
+      <w:r>
+        <w:rPr>
+          <w:rFonts w:hint="eastAsia"/>
+          <w:sz w:val="24"/>
+        </w:rPr>
+        <w:t>）、检测结</w:t>
       </w:r>
       <w:r>
         <w:rPr>
@@ -3615,21 +4054,7 @@
           <w:sz w:val="24"/>
         </w:rPr>
         <w:lastRenderedPageBreak/>
-        <w:t>示检测结果；结果展示方面，在界面上显示处理状态、处理速度（</w:t>
-      </w:r>
-      <w:r>
-        <w:rPr>
-          <w:rFonts w:hint="eastAsia"/>
-          <w:sz w:val="24"/>
-        </w:rPr>
-        <w:t>FPS</w:t>
-      </w:r>
-      <w:r>
-        <w:rPr>
-          <w:rFonts w:hint="eastAsia"/>
-          <w:sz w:val="24"/>
-        </w:rPr>
-        <w:t>）、检测结果等信息，让用户直观了解系统的运行状态；视频下载方面，处理完成后，用户可以下载处理后的视频文件，方便后续查看和使用</w:t>
+        <w:t>果等信息，让用户直观了解系统的运行状态；视频下载方面，处理完成后，用户可以下载处理后的视频文件，方便后续查看和使用</w:t>
       </w:r>
       <w:r>
         <w:rPr>
@@ -3791,7 +4216,21 @@
           <w:rFonts w:hint="eastAsia"/>
           <w:sz w:val="24"/>
         </w:rPr>
-        <w:t>此次研究内容，的执行安排分为六个步骤。</w:t>
+        <w:t>此次研究内容的执行安排分为六个</w:t>
+      </w:r>
+      <w:r>
+        <w:rPr>
+          <w:rFonts w:hint="eastAsia"/>
+          <w:sz w:val="24"/>
+        </w:rPr>
+        <w:t>阶段</w:t>
+      </w:r>
+      <w:r>
+        <w:rPr>
+          <w:rFonts w:hint="eastAsia"/>
+          <w:sz w:val="24"/>
+        </w:rPr>
+        <w:t>。</w:t>
       </w:r>
     </w:p>
     <w:p>
@@ -4051,6 +4490,7 @@
           <w:sz w:val="28"/>
         </w:rPr>
       </w:pPr>
+      <w:bookmarkStart w:id="1" w:name="_TadHea4597521499"/>
       <w:r>
         <w:rPr>
           <w:rFonts w:ascii="黑体" w:eastAsia="黑体" w:hAnsi="黑体" w:cs="黑体" w:hint="eastAsia"/>
@@ -4060,6 +4500,7 @@
         </w:rPr>
         <w:t>主要参考文献</w:t>
       </w:r>
+      <w:bookmarkEnd w:id="1"/>
     </w:p>
     <w:p>
       <w:pPr>
@@ -4081,15 +4522,31 @@
           <w:szCs w:val="21"/>
         </w:rPr>
       </w:pPr>
-      <w:bookmarkStart w:id="1" w:name="_Ref223187508"/>
-      <w:r>
-        <w:rPr>
-          <w:kern w:val="0"/>
-          <w:szCs w:val="21"/>
-        </w:rPr>
-        <w:t>Jiao L, Zhang R, Liu F, et al. New generation deep learning for video object detection: A survey[J]. IEEE Transactions on Neural Networks and Learning Systems, 2021, 33(8): 3195-3215.</w:t>
-      </w:r>
-      <w:bookmarkEnd w:id="1"/>
+      <w:bookmarkStart w:id="2" w:name="_Ref223187508"/>
+      <w:r>
+        <w:rPr>
+          <w:kern w:val="0"/>
+          <w:szCs w:val="21"/>
+        </w:rPr>
+        <w:t xml:space="preserve">Jiao L, Zhang R, Liu F, et al. </w:t>
+      </w:r>
+      <w:proofErr w:type="gramStart"/>
+      <w:r>
+        <w:rPr>
+          <w:kern w:val="0"/>
+          <w:szCs w:val="21"/>
+        </w:rPr>
+        <w:t>New</w:t>
+      </w:r>
+      <w:proofErr w:type="gramEnd"/>
+      <w:r>
+        <w:rPr>
+          <w:kern w:val="0"/>
+          <w:szCs w:val="21"/>
+        </w:rPr>
+        <w:t xml:space="preserve"> generation deep learning for video object detection: A survey[J]. IEEE Transactions on Neural Networks and Learning Systems, 2021, 33(8): 3195-3215.</w:t>
+      </w:r>
+      <w:bookmarkEnd w:id="2"/>
     </w:p>
     <w:p>
       <w:pPr>
@@ -4107,7 +4564,7 @@
           <w:szCs w:val="21"/>
         </w:rPr>
       </w:pPr>
-      <w:bookmarkStart w:id="2" w:name="_Ref222514063"/>
+      <w:bookmarkStart w:id="3" w:name="_Ref222514063"/>
       <w:r>
         <w:rPr>
           <w:kern w:val="0"/>
@@ -4179,7 +4636,7 @@
         </w:rPr>
         <w:t>. (CVPR), Jun. 2016, pp. 779–788.</w:t>
       </w:r>
-      <w:bookmarkEnd w:id="2"/>
+      <w:bookmarkEnd w:id="3"/>
     </w:p>
     <w:p>
       <w:pPr>
@@ -4201,15 +4658,40 @@
           <w:szCs w:val="21"/>
         </w:rPr>
       </w:pPr>
-      <w:bookmarkStart w:id="3" w:name="_Ref223187479"/>
-      <w:r>
-        <w:rPr>
-          <w:kern w:val="0"/>
-          <w:szCs w:val="21"/>
-        </w:rPr>
-        <w:t>Microsoft..NETMAUIdocumentation[EB/OL].https://docs.microsoft.com/en-us/dotnet/maui/ , 2023.</w:t>
-      </w:r>
-      <w:bookmarkEnd w:id="3"/>
+      <w:bookmarkStart w:id="4" w:name="_Ref223187479"/>
+      <w:proofErr w:type="gramStart"/>
+      <w:r>
+        <w:rPr>
+          <w:kern w:val="0"/>
+          <w:szCs w:val="21"/>
+        </w:rPr>
+        <w:t>Microsoft..NETMAUIdocumentation[</w:t>
+      </w:r>
+      <w:proofErr w:type="gramEnd"/>
+      <w:r>
+        <w:rPr>
+          <w:kern w:val="0"/>
+          <w:szCs w:val="21"/>
+        </w:rPr>
+        <w:t>EB/OL</w:t>
+      </w:r>
+      <w:proofErr w:type="gramStart"/>
+      <w:r>
+        <w:rPr>
+          <w:kern w:val="0"/>
+          <w:szCs w:val="21"/>
+        </w:rPr>
+        <w:t>].https://docs.microsoft.com/en-us/dotnet/maui/</w:t>
+      </w:r>
+      <w:proofErr w:type="gramEnd"/>
+      <w:r>
+        <w:rPr>
+          <w:kern w:val="0"/>
+          <w:szCs w:val="21"/>
+        </w:rPr>
+        <w:t xml:space="preserve"> , 2023.</w:t>
+      </w:r>
+      <w:bookmarkEnd w:id="4"/>
     </w:p>
     <w:p>
       <w:pPr>
@@ -4231,7 +4713,7 @@
           <w:szCs w:val="21"/>
         </w:rPr>
       </w:pPr>
-      <w:bookmarkStart w:id="4" w:name="_Ref223187517"/>
+      <w:bookmarkStart w:id="5" w:name="_Ref223187517"/>
       <w:proofErr w:type="spellStart"/>
       <w:r>
         <w:rPr>
@@ -4264,7 +4746,7 @@
         </w:rPr>
         <w:t xml:space="preserve"> preprint arXiv:2004.10934, 2020.</w:t>
       </w:r>
-      <w:bookmarkEnd w:id="4"/>
+      <w:bookmarkEnd w:id="5"/>
     </w:p>
     <w:p>
       <w:pPr>
@@ -4286,6 +4768,7 @@
           <w:szCs w:val="21"/>
         </w:rPr>
       </w:pPr>
+      <w:bookmarkStart w:id="6" w:name="_Ref225334896"/>
       <w:r>
         <w:rPr>
           <w:kern w:val="0"/>
@@ -4309,6 +4792,7 @@
         </w:rPr>
         <w:t xml:space="preserve"> preprint arXiv:1704.04861, 2017.</w:t>
       </w:r>
+      <w:bookmarkEnd w:id="6"/>
     </w:p>
     <w:p>
       <w:pPr>
@@ -4330,6 +4814,7 @@
           <w:szCs w:val="21"/>
         </w:rPr>
       </w:pPr>
+      <w:bookmarkStart w:id="7" w:name="_Ref225334897"/>
       <w:r>
         <w:rPr>
           <w:kern w:val="0"/>
@@ -4337,6 +4822,7 @@
         </w:rPr>
         <w:t>Zou Z, Chen K, Shi Z, et al. Object detection in 20 years: A survey[J]. Proceedings of the IEEE, 2023, 111(3): 257-276.</w:t>
       </w:r>
+      <w:bookmarkEnd w:id="7"/>
     </w:p>
     <w:p>
       <w:pPr>
@@ -4354,7 +4840,7 @@
           <w:szCs w:val="21"/>
         </w:rPr>
       </w:pPr>
-      <w:bookmarkStart w:id="5" w:name="_Ref222514228"/>
+      <w:bookmarkStart w:id="8" w:name="_Ref222514228"/>
       <w:r>
         <w:rPr>
           <w:kern w:val="0"/>
@@ -4363,6 +4849,7 @@
         <w:t xml:space="preserve">Chen </w:t>
       </w:r>
       <w:proofErr w:type="spellStart"/>
+      <w:proofErr w:type="gramStart"/>
       <w:r>
         <w:rPr>
           <w:kern w:val="0"/>
@@ -4371,6 +4858,7 @@
         <w:t>K,Wang</w:t>
       </w:r>
       <w:proofErr w:type="spellEnd"/>
+      <w:proofErr w:type="gramEnd"/>
       <w:r>
         <w:rPr>
           <w:kern w:val="0"/>
@@ -4426,7 +4914,7 @@
         </w:rPr>
         <w:t xml:space="preserve"> preprint arXiv:1906.07155, 2019.</w:t>
       </w:r>
-      <w:bookmarkEnd w:id="5"/>
+      <w:bookmarkEnd w:id="8"/>
     </w:p>
     <w:p>
       <w:pPr>
@@ -4444,6 +4932,7 @@
           <w:szCs w:val="21"/>
         </w:rPr>
       </w:pPr>
+      <w:bookmarkStart w:id="9" w:name="_Ref225334899"/>
       <w:r>
         <w:rPr>
           <w:kern w:val="0"/>
@@ -4467,6 +4956,7 @@
         </w:rPr>
         <w:t>: An extremely efficient convolutional neural network for mobile devices[C]//Proceedings of the IEEE conference on computer vision and pattern recognition. 2018: 6848-6856.</w:t>
       </w:r>
+      <w:bookmarkEnd w:id="9"/>
     </w:p>
     <w:p>
       <w:pPr>
@@ -4482,14 +4972,70 @@
           <w:szCs w:val="21"/>
         </w:rPr>
       </w:pPr>
-      <w:bookmarkStart w:id="6" w:name="_Ref223187564"/>
-      <w:r>
-        <w:rPr>
-          <w:szCs w:val="21"/>
-        </w:rPr>
-        <w:t>Wang A , Chen H , Liu L ,et al.YOLOv10: Real-Time End-to-End Object Detection[J]. 2024.</w:t>
-      </w:r>
-      <w:bookmarkEnd w:id="6"/>
+      <w:bookmarkStart w:id="10" w:name="_Ref223187564"/>
+      <w:r>
+        <w:rPr>
+          <w:szCs w:val="21"/>
+        </w:rPr>
+        <w:t xml:space="preserve">Wang </w:t>
+      </w:r>
+      <w:proofErr w:type="gramStart"/>
+      <w:r>
+        <w:rPr>
+          <w:szCs w:val="21"/>
+        </w:rPr>
+        <w:t>A ,</w:t>
+      </w:r>
+      <w:proofErr w:type="gramEnd"/>
+      <w:r>
+        <w:rPr>
+          <w:szCs w:val="21"/>
+        </w:rPr>
+        <w:t xml:space="preserve"> Chen </w:t>
+      </w:r>
+      <w:proofErr w:type="gramStart"/>
+      <w:r>
+        <w:rPr>
+          <w:szCs w:val="21"/>
+        </w:rPr>
+        <w:t>H ,</w:t>
+      </w:r>
+      <w:proofErr w:type="gramEnd"/>
+      <w:r>
+        <w:rPr>
+          <w:szCs w:val="21"/>
+        </w:rPr>
+        <w:t xml:space="preserve"> Liu </w:t>
+      </w:r>
+      <w:proofErr w:type="gramStart"/>
+      <w:r>
+        <w:rPr>
+          <w:szCs w:val="21"/>
+        </w:rPr>
+        <w:t>L ,et</w:t>
+      </w:r>
+      <w:proofErr w:type="gramEnd"/>
+      <w:r>
+        <w:rPr>
+          <w:szCs w:val="21"/>
+        </w:rPr>
+        <w:t xml:space="preserve"> </w:t>
+      </w:r>
+      <w:proofErr w:type="gramStart"/>
+      <w:r>
+        <w:rPr>
+          <w:szCs w:val="21"/>
+        </w:rPr>
+        <w:t>al.YOLOv</w:t>
+      </w:r>
+      <w:proofErr w:type="gramEnd"/>
+      <w:r>
+        <w:rPr>
+          <w:szCs w:val="21"/>
+        </w:rPr>
+        <w:t>10: Real-Time End-to-End Object Detection[J]. 2024.</w:t>
+      </w:r>
+      <w:bookmarkEnd w:id="10"/>
     </w:p>
     <w:p>
       <w:pPr>
@@ -4507,7 +5053,7 @@
           <w:szCs w:val="21"/>
         </w:rPr>
       </w:pPr>
-      <w:bookmarkStart w:id="7" w:name="_Ref222514164"/>
+      <w:bookmarkStart w:id="11" w:name="_Ref222514164"/>
       <w:r>
         <w:rPr>
           <w:kern w:val="0"/>
@@ -4531,7 +5077,7 @@
         </w:rPr>
         <w:t xml:space="preserve"> preprint arXiv:1902.09104, 2019.</w:t>
       </w:r>
-      <w:bookmarkEnd w:id="7"/>
+      <w:bookmarkEnd w:id="11"/>
     </w:p>
     <w:p>
       <w:pPr>
@@ -4549,16 +5095,15 @@
           <w:szCs w:val="21"/>
         </w:rPr>
       </w:pPr>
-      <w:bookmarkStart w:id="8" w:name="_Ref222514171"/>
-      <w:r>
-        <w:rPr>
-          <w:kern w:val="0"/>
-          <w:szCs w:val="21"/>
-        </w:rPr>
-        <w:lastRenderedPageBreak/>
+      <w:bookmarkStart w:id="12" w:name="_Ref222514171"/>
+      <w:r>
+        <w:rPr>
+          <w:kern w:val="0"/>
+          <w:szCs w:val="21"/>
+        </w:rPr>
         <w:t>Alexey Bochkovskiy, Chien-Yao Wang, and Hong-Yuan Mark Liao. Yolov4: Optimal speed and accuracy of object detection, 2020.</w:t>
       </w:r>
-      <w:bookmarkEnd w:id="8"/>
+      <w:bookmarkEnd w:id="12"/>
     </w:p>
     <w:p>
       <w:pPr>
@@ -4576,12 +5121,13 @@
           <w:szCs w:val="21"/>
         </w:rPr>
       </w:pPr>
-      <w:bookmarkStart w:id="9" w:name="_Ref222514011"/>
-      <w:r>
-        <w:rPr>
-          <w:kern w:val="0"/>
-          <w:szCs w:val="21"/>
-        </w:rPr>
+      <w:bookmarkStart w:id="13" w:name="_Ref222514011"/>
+      <w:r>
+        <w:rPr>
+          <w:kern w:val="0"/>
+          <w:szCs w:val="21"/>
+        </w:rPr>
+        <w:lastRenderedPageBreak/>
         <w:t xml:space="preserve">K. He, G. </w:t>
       </w:r>
       <w:proofErr w:type="spellStart"/>
@@ -4648,7 +5194,7 @@
         </w:rPr>
         <w:t>. Vis., Oct. 2017, pp. 2961–2969.</w:t>
       </w:r>
-      <w:bookmarkEnd w:id="9"/>
+      <w:bookmarkEnd w:id="13"/>
     </w:p>
     <w:p>
       <w:pPr>
@@ -4760,7 +5306,25 @@
           <w:kern w:val="0"/>
           <w:szCs w:val="21"/>
         </w:rPr>
-        <w:t>,2026,47(01):56-63.DOI:10.14016/j.cnki.jgzz.2026.01.056.</w:t>
+        <w:t>,2026,47(01):</w:t>
+      </w:r>
+      <w:proofErr w:type="gramStart"/>
+      <w:r>
+        <w:rPr>
+          <w:rFonts w:hint="eastAsia"/>
+          <w:kern w:val="0"/>
+          <w:szCs w:val="21"/>
+        </w:rPr>
+        <w:t>56-63.DOI:10.14016/j.cnki.jgzz</w:t>
+      </w:r>
+      <w:proofErr w:type="gramEnd"/>
+      <w:r>
+        <w:rPr>
+          <w:rFonts w:hint="eastAsia"/>
+          <w:kern w:val="0"/>
+          <w:szCs w:val="21"/>
+        </w:rPr>
+        <w:t>.2026.01.056.</w:t>
       </w:r>
     </w:p>
     <w:p>
@@ -4779,6 +5343,7 @@
           <w:szCs w:val="21"/>
         </w:rPr>
       </w:pPr>
+      <w:proofErr w:type="gramStart"/>
       <w:r>
         <w:rPr>
           <w:rFonts w:hint="eastAsia"/>
@@ -4803,6 +5368,7 @@
         </w:rPr>
         <w:t>毛力</w:t>
       </w:r>
+      <w:proofErr w:type="gramEnd"/>
       <w:r>
         <w:rPr>
           <w:rFonts w:hint="eastAsia"/>
@@ -4954,7 +5520,25 @@
           <w:kern w:val="0"/>
           <w:szCs w:val="21"/>
         </w:rPr>
-        <w:t>,2026,(02):128-130.DOI:10.16184/j.cnki.comprg.2026.02.028.</w:t>
+        <w:t>,2026,(02):</w:t>
+      </w:r>
+      <w:proofErr w:type="gramStart"/>
+      <w:r>
+        <w:rPr>
+          <w:rFonts w:hint="eastAsia"/>
+          <w:kern w:val="0"/>
+          <w:szCs w:val="21"/>
+        </w:rPr>
+        <w:t>128-130.DOI:10.16184/j.cnki.comprg</w:t>
+      </w:r>
+      <w:proofErr w:type="gramEnd"/>
+      <w:r>
+        <w:rPr>
+          <w:rFonts w:hint="eastAsia"/>
+          <w:kern w:val="0"/>
+          <w:szCs w:val="21"/>
+        </w:rPr>
+        <w:t>.2026.02.028.</w:t>
       </w:r>
     </w:p>
     <w:p>
@@ -6851,6 +7435,74 @@
       <w:shd w:val="clear" w:color="auto" w:fill="E1DFDD"/>
     </w:rPr>
   </w:style>
+  <w:style w:type="paragraph" w:styleId="af8">
+    <w:name w:val="footnote text"/>
+    <w:basedOn w:val="a"/>
+    <w:link w:val="af9"/>
+    <w:uiPriority w:val="99"/>
+    <w:semiHidden/>
+    <w:unhideWhenUsed/>
+    <w:rsid w:val="00414742"/>
+    <w:pPr>
+      <w:snapToGrid w:val="0"/>
+      <w:jc w:val="left"/>
+    </w:pPr>
+    <w:rPr>
+      <w:sz w:val="18"/>
+      <w:szCs w:val="18"/>
+    </w:rPr>
+  </w:style>
+  <w:style w:type="character" w:customStyle="1" w:styleId="af9">
+    <w:name w:val="脚注文本 字符"/>
+    <w:basedOn w:val="a0"/>
+    <w:link w:val="af8"/>
+    <w:uiPriority w:val="99"/>
+    <w:semiHidden/>
+    <w:rsid w:val="00414742"/>
+    <w:rPr>
+      <w:rFonts w:ascii="Times New Roman" w:eastAsia="宋体" w:hAnsi="Times New Roman" w:cs="Times New Roman"/>
+      <w:sz w:val="18"/>
+      <w:szCs w:val="18"/>
+      <w14:ligatures w14:val="none"/>
+    </w:rPr>
+  </w:style>
+  <w:style w:type="paragraph" w:styleId="afa">
+    <w:name w:val="endnote text"/>
+    <w:basedOn w:val="a"/>
+    <w:link w:val="afb"/>
+    <w:uiPriority w:val="99"/>
+    <w:semiHidden/>
+    <w:unhideWhenUsed/>
+    <w:rsid w:val="00414742"/>
+    <w:pPr>
+      <w:snapToGrid w:val="0"/>
+      <w:jc w:val="left"/>
+    </w:pPr>
+  </w:style>
+  <w:style w:type="character" w:customStyle="1" w:styleId="afb">
+    <w:name w:val="尾注文本 字符"/>
+    <w:basedOn w:val="a0"/>
+    <w:link w:val="afa"/>
+    <w:uiPriority w:val="99"/>
+    <w:semiHidden/>
+    <w:rsid w:val="00414742"/>
+    <w:rPr>
+      <w:rFonts w:ascii="Times New Roman" w:eastAsia="宋体" w:hAnsi="Times New Roman" w:cs="Times New Roman"/>
+      <w:sz w:val="21"/>
+      <w14:ligatures w14:val="none"/>
+    </w:rPr>
+  </w:style>
+  <w:style w:type="character" w:styleId="afc">
+    <w:name w:val="footnote reference"/>
+    <w:basedOn w:val="a0"/>
+    <w:uiPriority w:val="99"/>
+    <w:semiHidden/>
+    <w:unhideWhenUsed/>
+    <w:rsid w:val="00414742"/>
+    <w:rPr>
+      <w:vertAlign w:val="superscript"/>
+    </w:rPr>
+  </w:style>
 </w:styles>
 </file>
 

--- a/开题报告.docx
+++ b/开题报告.docx
@@ -1827,23 +1827,7 @@
           <w:rFonts w:hint="eastAsia"/>
           <w:sz w:val="24"/>
         </w:rPr>
-        <w:t>架构模式确保系统的可维护性和</w:t>
-      </w:r>
-      <w:proofErr w:type="gramStart"/>
-      <w:r>
-        <w:rPr>
-          <w:rFonts w:hint="eastAsia"/>
-          <w:sz w:val="24"/>
-        </w:rPr>
-        <w:t>可</w:t>
-      </w:r>
-      <w:proofErr w:type="gramEnd"/>
-      <w:r>
-        <w:rPr>
-          <w:rFonts w:hint="eastAsia"/>
-          <w:sz w:val="24"/>
-        </w:rPr>
-        <w:t>扩展性</w:t>
+        <w:t>架构模式确保系统的可维护性和可扩展性</w:t>
       </w:r>
       <w:r>
         <w:rPr>
@@ -2241,13 +2225,7 @@
         <w:rPr>
           <w:rFonts w:hint="eastAsia"/>
         </w:rPr>
-        <w:t>系</w:t>
-      </w:r>
-      <w:r>
-        <w:rPr>
-          <w:rFonts w:hint="eastAsia"/>
-        </w:rPr>
-        <w:t>统功能架构图</w:t>
+        <w:t>系统功能架构图</w:t>
       </w:r>
       <w:r>
         <w:rPr>
@@ -2309,23 +2287,7 @@
           <w:rFonts w:hint="eastAsia"/>
           <w:sz w:val="24"/>
         </w:rPr>
-        <w:t>架构模式确保系统的可维护性和</w:t>
-      </w:r>
-      <w:proofErr w:type="gramStart"/>
-      <w:r>
-        <w:rPr>
-          <w:rFonts w:hint="eastAsia"/>
-          <w:sz w:val="24"/>
-        </w:rPr>
-        <w:t>可</w:t>
-      </w:r>
-      <w:proofErr w:type="gramEnd"/>
-      <w:r>
-        <w:rPr>
-          <w:rFonts w:hint="eastAsia"/>
-          <w:sz w:val="24"/>
-        </w:rPr>
-        <w:t>扩展性</w:t>
+        <w:t>架构模式确保系统的可维护性和可扩展性</w:t>
       </w:r>
       <w:r>
         <w:rPr>
@@ -2469,12 +2431,6 @@
           <w:sz w:val="24"/>
           <w:vertAlign w:val="superscript"/>
         </w:rPr>
-      </w:r>
-      <w:r>
-        <w:rPr>
-          <w:sz w:val="24"/>
-          <w:vertAlign w:val="superscript"/>
-        </w:rPr>
         <w:instrText xml:space="preserve"> \* MERGEFORMAT </w:instrText>
       </w:r>
       <w:r>
@@ -2482,6 +2438,12 @@
           <w:sz w:val="24"/>
           <w:vertAlign w:val="superscript"/>
         </w:rPr>
+      </w:r>
+      <w:r>
+        <w:rPr>
+          <w:sz w:val="24"/>
+          <w:vertAlign w:val="superscript"/>
+        </w:rPr>
         <w:fldChar w:fldCharType="separate"/>
       </w:r>
       <w:r>
@@ -2518,7 +2480,41 @@
           <w:sz w:val="24"/>
           <w:vertAlign w:val="superscript"/>
         </w:rPr>
-        <w:instrText xml:space="preserve"> REF _Ref223187479 \r \h </w:instrText>
+        <w:instrText xml:space="preserve"> REF _Ref223187479 \r \h \#""</w:instrText>
+      </w:r>
+      <w:r>
+        <w:rPr>
+          <w:sz w:val="24"/>
+          <w:vertAlign w:val="superscript"/>
+        </w:rPr>
+        <w:instrText xml:space="preserve"> \* MERGEFORMAT </w:instrText>
+      </w:r>
+      <w:r>
+        <w:rPr>
+          <w:sz w:val="24"/>
+          <w:vertAlign w:val="superscript"/>
+        </w:rPr>
+      </w:r>
+      <w:r>
+        <w:rPr>
+          <w:sz w:val="24"/>
+          <w:vertAlign w:val="superscript"/>
+        </w:rPr>
+        <w:fldChar w:fldCharType="end"/>
+      </w:r>
+      <w:r>
+        <w:rPr>
+          <w:sz w:val="24"/>
+          <w:vertAlign w:val="superscript"/>
+        </w:rPr>
+        <w:fldChar w:fldCharType="begin"/>
+      </w:r>
+      <w:r>
+        <w:rPr>
+          <w:sz w:val="24"/>
+          <w:vertAlign w:val="superscript"/>
+        </w:rPr>
+        <w:instrText xml:space="preserve"> REF _Ref223187517 \r \h </w:instrText>
       </w:r>
       <w:r>
         <w:rPr>
@@ -2532,12 +2528,6 @@
           <w:sz w:val="24"/>
           <w:vertAlign w:val="superscript"/>
         </w:rPr>
-      </w:r>
-      <w:r>
-        <w:rPr>
-          <w:sz w:val="24"/>
-          <w:vertAlign w:val="superscript"/>
-        </w:rPr>
         <w:instrText xml:space="preserve"> \* MERGEFORMAT </w:instrText>
       </w:r>
       <w:r>
@@ -2545,6 +2535,12 @@
           <w:sz w:val="24"/>
           <w:vertAlign w:val="superscript"/>
         </w:rPr>
+      </w:r>
+      <w:r>
+        <w:rPr>
+          <w:sz w:val="24"/>
+          <w:vertAlign w:val="superscript"/>
+        </w:rPr>
         <w:fldChar w:fldCharType="end"/>
       </w:r>
       <w:r>
@@ -2559,7 +2555,7 @@
           <w:sz w:val="24"/>
           <w:vertAlign w:val="superscript"/>
         </w:rPr>
-        <w:instrText xml:space="preserve"> REF _Ref223187517 \r \h </w:instrText>
+        <w:instrText xml:space="preserve"> REF _Ref225334896 \r \h </w:instrText>
       </w:r>
       <w:r>
         <w:rPr>
@@ -2573,12 +2569,6 @@
           <w:sz w:val="24"/>
           <w:vertAlign w:val="superscript"/>
         </w:rPr>
-      </w:r>
-      <w:r>
-        <w:rPr>
-          <w:sz w:val="24"/>
-          <w:vertAlign w:val="superscript"/>
-        </w:rPr>
         <w:instrText xml:space="preserve"> \* MERGEFORMAT </w:instrText>
       </w:r>
       <w:r>
@@ -2586,6 +2576,12 @@
           <w:sz w:val="24"/>
           <w:vertAlign w:val="superscript"/>
         </w:rPr>
+      </w:r>
+      <w:r>
+        <w:rPr>
+          <w:sz w:val="24"/>
+          <w:vertAlign w:val="superscript"/>
+        </w:rPr>
         <w:fldChar w:fldCharType="end"/>
       </w:r>
       <w:r>
@@ -2600,7 +2596,56 @@
           <w:sz w:val="24"/>
           <w:vertAlign w:val="superscript"/>
         </w:rPr>
-        <w:instrText xml:space="preserve"> REF _Ref225334896 \r \h </w:instrText>
+        <w:instrText xml:space="preserve"> REF _Ref225334897 \r \h</w:instrText>
+      </w:r>
+      <w:r>
+        <w:rPr>
+          <w:rFonts w:hint="eastAsia"/>
+          <w:sz w:val="24"/>
+          <w:vertAlign w:val="superscript"/>
+        </w:rPr>
+        <w:instrText>\</w:instrText>
+      </w:r>
+      <w:r>
+        <w:rPr>
+          <w:sz w:val="24"/>
+          <w:vertAlign w:val="superscript"/>
+        </w:rPr>
+        <w:instrText>#""</w:instrText>
+      </w:r>
+      <w:r>
+        <w:rPr>
+          <w:sz w:val="24"/>
+          <w:vertAlign w:val="superscript"/>
+        </w:rPr>
+        <w:instrText xml:space="preserve"> \* MERGEFORMAT </w:instrText>
+      </w:r>
+      <w:r>
+        <w:rPr>
+          <w:sz w:val="24"/>
+          <w:vertAlign w:val="superscript"/>
+        </w:rPr>
+      </w:r>
+      <w:r>
+        <w:rPr>
+          <w:sz w:val="24"/>
+          <w:vertAlign w:val="superscript"/>
+        </w:rPr>
+        <w:fldChar w:fldCharType="end"/>
+      </w:r>
+      <w:r>
+        <w:rPr>
+          <w:sz w:val="24"/>
+          <w:vertAlign w:val="superscript"/>
+        </w:rPr>
+        <w:fldChar w:fldCharType="begin"/>
+      </w:r>
+      <w:r>
+        <w:rPr>
+          <w:sz w:val="24"/>
+          <w:vertAlign w:val="superscript"/>
+        </w:rPr>
+        <w:instrText xml:space="preserve"> REF _Ref222514228 \r \h </w:instrText>
       </w:r>
       <w:r>
         <w:rPr>
@@ -2614,12 +2659,6 @@
           <w:sz w:val="24"/>
           <w:vertAlign w:val="superscript"/>
         </w:rPr>
-      </w:r>
-      <w:r>
-        <w:rPr>
-          <w:sz w:val="24"/>
-          <w:vertAlign w:val="superscript"/>
-        </w:rPr>
         <w:instrText xml:space="preserve"> \* MERGEFORMAT </w:instrText>
       </w:r>
       <w:r>
@@ -2627,6 +2666,12 @@
           <w:sz w:val="24"/>
           <w:vertAlign w:val="superscript"/>
         </w:rPr>
+      </w:r>
+      <w:r>
+        <w:rPr>
+          <w:sz w:val="24"/>
+          <w:vertAlign w:val="superscript"/>
+        </w:rPr>
         <w:fldChar w:fldCharType="end"/>
       </w:r>
       <w:r>
@@ -2641,28 +2686,14 @@
           <w:sz w:val="24"/>
           <w:vertAlign w:val="superscript"/>
         </w:rPr>
-        <w:instrText xml:space="preserve"> REF _Ref225334897 \r \h</w:instrText>
-      </w:r>
-      <w:r>
-        <w:rPr>
-          <w:rFonts w:hint="eastAsia"/>
-          <w:sz w:val="24"/>
-          <w:vertAlign w:val="superscript"/>
-        </w:rPr>
-        <w:instrText>\</w:instrText>
-      </w:r>
-      <w:r>
-        <w:rPr>
-          <w:sz w:val="24"/>
-          <w:vertAlign w:val="superscript"/>
-        </w:rPr>
-        <w:instrText>#""</w:instrText>
-      </w:r>
-      <w:r>
-        <w:rPr>
-          <w:sz w:val="24"/>
-          <w:vertAlign w:val="superscript"/>
-        </w:rPr>
+        <w:instrText xml:space="preserve"> REF _Ref225334899 \r \h </w:instrText>
+      </w:r>
+      <w:r>
+        <w:rPr>
+          <w:sz w:val="24"/>
+          <w:vertAlign w:val="superscript"/>
+        </w:rPr>
+        <w:instrText>\#""</w:instrText>
       </w:r>
       <w:r>
         <w:rPr>
@@ -2676,6 +2707,12 @@
           <w:sz w:val="24"/>
           <w:vertAlign w:val="superscript"/>
         </w:rPr>
+      </w:r>
+      <w:r>
+        <w:rPr>
+          <w:sz w:val="24"/>
+          <w:vertAlign w:val="superscript"/>
+        </w:rPr>
         <w:fldChar w:fldCharType="end"/>
       </w:r>
       <w:r>
@@ -2690,20 +2727,14 @@
           <w:sz w:val="24"/>
           <w:vertAlign w:val="superscript"/>
         </w:rPr>
-        <w:instrText xml:space="preserve"> REF _Ref222514228 \r \h </w:instrText>
-      </w:r>
-      <w:r>
-        <w:rPr>
-          <w:sz w:val="24"/>
-          <w:vertAlign w:val="superscript"/>
-        </w:rPr>
-        <w:instrText>\#""</w:instrText>
-      </w:r>
-      <w:r>
-        <w:rPr>
-          <w:sz w:val="24"/>
-          <w:vertAlign w:val="superscript"/>
-        </w:rPr>
+        <w:instrText xml:space="preserve"> REF _Ref223187564 \r \h </w:instrText>
+      </w:r>
+      <w:r>
+        <w:rPr>
+          <w:sz w:val="24"/>
+          <w:vertAlign w:val="superscript"/>
+        </w:rPr>
+        <w:instrText>\#"0]"</w:instrText>
       </w:r>
       <w:r>
         <w:rPr>
@@ -2717,82 +2748,6 @@
           <w:sz w:val="24"/>
           <w:vertAlign w:val="superscript"/>
         </w:rPr>
-        <w:fldChar w:fldCharType="end"/>
-      </w:r>
-      <w:r>
-        <w:rPr>
-          <w:sz w:val="24"/>
-          <w:vertAlign w:val="superscript"/>
-        </w:rPr>
-        <w:fldChar w:fldCharType="begin"/>
-      </w:r>
-      <w:r>
-        <w:rPr>
-          <w:sz w:val="24"/>
-          <w:vertAlign w:val="superscript"/>
-        </w:rPr>
-        <w:instrText xml:space="preserve"> REF _Ref225334899 \r \h </w:instrText>
-      </w:r>
-      <w:r>
-        <w:rPr>
-          <w:sz w:val="24"/>
-          <w:vertAlign w:val="superscript"/>
-        </w:rPr>
-        <w:instrText>\#""</w:instrText>
-      </w:r>
-      <w:r>
-        <w:rPr>
-          <w:sz w:val="24"/>
-          <w:vertAlign w:val="superscript"/>
-        </w:rPr>
-      </w:r>
-      <w:r>
-        <w:rPr>
-          <w:sz w:val="24"/>
-          <w:vertAlign w:val="superscript"/>
-        </w:rPr>
-        <w:instrText xml:space="preserve"> \* MERGEFORMAT </w:instrText>
-      </w:r>
-      <w:r>
-        <w:rPr>
-          <w:sz w:val="24"/>
-          <w:vertAlign w:val="superscript"/>
-        </w:rPr>
-        <w:fldChar w:fldCharType="end"/>
-      </w:r>
-      <w:r>
-        <w:rPr>
-          <w:sz w:val="24"/>
-          <w:vertAlign w:val="superscript"/>
-        </w:rPr>
-        <w:fldChar w:fldCharType="begin"/>
-      </w:r>
-      <w:r>
-        <w:rPr>
-          <w:sz w:val="24"/>
-          <w:vertAlign w:val="superscript"/>
-        </w:rPr>
-        <w:instrText xml:space="preserve"> REF _Ref223187564 \r \h </w:instrText>
-      </w:r>
-      <w:r>
-        <w:rPr>
-          <w:sz w:val="24"/>
-          <w:vertAlign w:val="superscript"/>
-        </w:rPr>
-        <w:instrText>\#"0]"</w:instrText>
-      </w:r>
-      <w:r>
-        <w:rPr>
-          <w:sz w:val="24"/>
-          <w:vertAlign w:val="superscript"/>
-        </w:rPr>
-      </w:r>
-      <w:r>
-        <w:rPr>
-          <w:sz w:val="24"/>
-          <w:vertAlign w:val="superscript"/>
-        </w:rPr>
-        <w:instrText xml:space="preserve"> \* MERGEFORMAT </w:instrText>
       </w:r>
       <w:r>
         <w:rPr>
@@ -3403,21 +3358,7 @@
         <w:rPr>
           <w:sz w:val="24"/>
         </w:rPr>
-        <w:t>协同；部署时前端以安装</w:t>
-      </w:r>
-      <w:proofErr w:type="gramStart"/>
-      <w:r>
-        <w:rPr>
-          <w:sz w:val="24"/>
-        </w:rPr>
-        <w:t>包形式</w:t>
-      </w:r>
-      <w:proofErr w:type="gramEnd"/>
-      <w:r>
-        <w:rPr>
-          <w:sz w:val="24"/>
-        </w:rPr>
-        <w:t>分发至</w:t>
+        <w:t>协同；部署时前端以安装包形式分发至</w:t>
       </w:r>
       <w:r>
         <w:rPr>
@@ -3579,17 +3520,8 @@
           <w:rFonts w:hint="eastAsia"/>
           <w:sz w:val="24"/>
         </w:rPr>
-        <w:t>前端</w:t>
-      </w:r>
-      <w:proofErr w:type="gramStart"/>
-      <w:r>
-        <w:rPr>
-          <w:rFonts w:hint="eastAsia"/>
-          <w:sz w:val="24"/>
-        </w:rPr>
-        <w:t>展示层用</w:t>
-      </w:r>
-      <w:proofErr w:type="gramEnd"/>
+        <w:t>前端展示层用</w:t>
+      </w:r>
       <w:r>
         <w:rPr>
           <w:sz w:val="24"/>
@@ -3802,23 +3734,7 @@
           <w:rFonts w:hint="eastAsia"/>
           <w:sz w:val="24"/>
         </w:rPr>
-        <w:t>性能优化措施主要包括跳帧处理、模型轻量化、异步处理、减少绘制操作以及置信度阈值过滤。跳</w:t>
-      </w:r>
-      <w:proofErr w:type="gramStart"/>
-      <w:r>
-        <w:rPr>
-          <w:rFonts w:hint="eastAsia"/>
-          <w:sz w:val="24"/>
-        </w:rPr>
-        <w:t>帧处理</w:t>
-      </w:r>
-      <w:proofErr w:type="gramEnd"/>
-      <w:r>
-        <w:rPr>
-          <w:rFonts w:hint="eastAsia"/>
-          <w:sz w:val="24"/>
-        </w:rPr>
-        <w:t>方面，每隔</w:t>
+        <w:t>性能优化措施主要包括跳帧处理、模型轻量化、异步处理、减少绘制操作以及置信度阈值过滤。跳帧处理方面，每隔</w:t>
       </w:r>
       <w:r>
         <w:rPr>
@@ -3846,23 +3762,7 @@
           <w:rFonts w:hint="eastAsia"/>
           <w:sz w:val="24"/>
         </w:rPr>
-        <w:t>推理，跳过的</w:t>
-      </w:r>
-      <w:proofErr w:type="gramStart"/>
-      <w:r>
-        <w:rPr>
-          <w:rFonts w:hint="eastAsia"/>
-          <w:sz w:val="24"/>
-        </w:rPr>
-        <w:t>帧使用</w:t>
-      </w:r>
-      <w:proofErr w:type="gramEnd"/>
-      <w:r>
-        <w:rPr>
-          <w:rFonts w:hint="eastAsia"/>
-          <w:sz w:val="24"/>
-        </w:rPr>
-        <w:t>上一次的检测结果，减少推理次数，提高处理速度；模型轻量化方面，使用</w:t>
+        <w:t>推理，跳过的帧使用上一次的检测结果，减少推理次数，提高处理速度；模型轻量化方面，使用</w:t>
       </w:r>
       <w:r>
         <w:rPr>
@@ -4083,14 +3983,7 @@
           <w:sz w:val="24"/>
           <w:vertAlign w:val="superscript"/>
         </w:rPr>
-        <w:instrText xml:space="preserve"> </w:instrText>
-      </w:r>
-      <w:r>
-        <w:rPr>
-          <w:sz w:val="24"/>
-          <w:vertAlign w:val="superscript"/>
-        </w:rPr>
-        <w:instrText xml:space="preserve"> \* MERGEFORMAT </w:instrText>
+        <w:instrText xml:space="preserve">\#"[0" </w:instrText>
       </w:r>
       <w:r>
         <w:rPr>
@@ -4110,7 +4003,14 @@
           <w:sz w:val="24"/>
           <w:vertAlign w:val="superscript"/>
         </w:rPr>
-        <w:t>[2]</w:t>
+        <w:t>[</w:t>
+      </w:r>
+      <w:r>
+        <w:rPr>
+          <w:sz w:val="24"/>
+          <w:vertAlign w:val="superscript"/>
+        </w:rPr>
+        <w:t>2</w:t>
       </w:r>
       <w:r>
         <w:rPr>
@@ -4121,6 +4021,14 @@
       </w:r>
       <w:r>
         <w:rPr>
+          <w:rFonts w:hint="eastAsia"/>
+          <w:sz w:val="24"/>
+          <w:vertAlign w:val="superscript"/>
+        </w:rPr>
+        <w:t>-</w:t>
+      </w:r>
+      <w:r>
+        <w:rPr>
           <w:sz w:val="24"/>
           <w:vertAlign w:val="superscript"/>
         </w:rPr>
@@ -4131,14 +4039,14 @@
           <w:sz w:val="24"/>
           <w:vertAlign w:val="superscript"/>
         </w:rPr>
-        <w:instrText xml:space="preserve"> REF _Ref223187479 \r \h </w:instrText>
-      </w:r>
-      <w:r>
-        <w:rPr>
-          <w:sz w:val="24"/>
-          <w:vertAlign w:val="superscript"/>
-        </w:rPr>
-        <w:instrText xml:space="preserve"> \* MERGEFORMAT </w:instrText>
+        <w:instrText xml:space="preserve"> REF _Ref223187479 \r \h</w:instrText>
+      </w:r>
+      <w:r>
+        <w:rPr>
+          <w:sz w:val="24"/>
+          <w:vertAlign w:val="superscript"/>
+        </w:rPr>
+        <w:instrText xml:space="preserve">\#"0]" </w:instrText>
       </w:r>
       <w:r>
         <w:rPr>
@@ -4158,7 +4066,14 @@
           <w:sz w:val="24"/>
           <w:vertAlign w:val="superscript"/>
         </w:rPr>
-        <w:t>[3]</w:t>
+        <w:t>3</w:t>
+      </w:r>
+      <w:r>
+        <w:rPr>
+          <w:sz w:val="24"/>
+          <w:vertAlign w:val="superscript"/>
+        </w:rPr>
+        <w:t>]</w:t>
       </w:r>
       <w:r>
         <w:rPr>
@@ -4528,23 +4443,7 @@
           <w:kern w:val="0"/>
           <w:szCs w:val="21"/>
         </w:rPr>
-        <w:t xml:space="preserve">Jiao L, Zhang R, Liu F, et al. </w:t>
-      </w:r>
-      <w:proofErr w:type="gramStart"/>
-      <w:r>
-        <w:rPr>
-          <w:kern w:val="0"/>
-          <w:szCs w:val="21"/>
-        </w:rPr>
-        <w:t>New</w:t>
-      </w:r>
-      <w:proofErr w:type="gramEnd"/>
-      <w:r>
-        <w:rPr>
-          <w:kern w:val="0"/>
-          <w:szCs w:val="21"/>
-        </w:rPr>
-        <w:t xml:space="preserve"> generation deep learning for video object detection: A survey[J]. IEEE Transactions on Neural Networks and Learning Systems, 2021, 33(8): 3195-3215.</w:t>
+        <w:t>Jiao L, Zhang R, Liu F, et al. New generation deep learning for video object detection: A survey[J]. IEEE Transactions on Neural Networks and Learning Systems, 2021, 33(8): 3195-3215.</w:t>
       </w:r>
       <w:bookmarkEnd w:id="2"/>
     </w:p>
@@ -4659,37 +4558,12 @@
         </w:rPr>
       </w:pPr>
       <w:bookmarkStart w:id="4" w:name="_Ref223187479"/>
-      <w:proofErr w:type="gramStart"/>
-      <w:r>
-        <w:rPr>
-          <w:kern w:val="0"/>
-          <w:szCs w:val="21"/>
-        </w:rPr>
-        <w:t>Microsoft..NETMAUIdocumentation[</w:t>
-      </w:r>
-      <w:proofErr w:type="gramEnd"/>
-      <w:r>
-        <w:rPr>
-          <w:kern w:val="0"/>
-          <w:szCs w:val="21"/>
-        </w:rPr>
-        <w:t>EB/OL</w:t>
-      </w:r>
-      <w:proofErr w:type="gramStart"/>
-      <w:r>
-        <w:rPr>
-          <w:kern w:val="0"/>
-          <w:szCs w:val="21"/>
-        </w:rPr>
-        <w:t>].https://docs.microsoft.com/en-us/dotnet/maui/</w:t>
-      </w:r>
-      <w:proofErr w:type="gramEnd"/>
-      <w:r>
-        <w:rPr>
-          <w:kern w:val="0"/>
-          <w:szCs w:val="21"/>
-        </w:rPr>
-        <w:t xml:space="preserve"> , 2023.</w:t>
+      <w:r>
+        <w:rPr>
+          <w:kern w:val="0"/>
+          <w:szCs w:val="21"/>
+        </w:rPr>
+        <w:t>Microsoft..NETMAUIdocumentation[EB/OL].https://docs.microsoft.com/en-us/dotnet/maui/ , 2023.</w:t>
       </w:r>
       <w:bookmarkEnd w:id="4"/>
     </w:p>
@@ -4849,7 +4723,6 @@
         <w:t xml:space="preserve">Chen </w:t>
       </w:r>
       <w:proofErr w:type="spellStart"/>
-      <w:proofErr w:type="gramStart"/>
       <w:r>
         <w:rPr>
           <w:kern w:val="0"/>
@@ -4858,7 +4731,6 @@
         <w:t>K,Wang</w:t>
       </w:r>
       <w:proofErr w:type="spellEnd"/>
-      <w:proofErr w:type="gramEnd"/>
       <w:r>
         <w:rPr>
           <w:kern w:val="0"/>
@@ -4977,63 +4849,7 @@
         <w:rPr>
           <w:szCs w:val="21"/>
         </w:rPr>
-        <w:t xml:space="preserve">Wang </w:t>
-      </w:r>
-      <w:proofErr w:type="gramStart"/>
-      <w:r>
-        <w:rPr>
-          <w:szCs w:val="21"/>
-        </w:rPr>
-        <w:t>A ,</w:t>
-      </w:r>
-      <w:proofErr w:type="gramEnd"/>
-      <w:r>
-        <w:rPr>
-          <w:szCs w:val="21"/>
-        </w:rPr>
-        <w:t xml:space="preserve"> Chen </w:t>
-      </w:r>
-      <w:proofErr w:type="gramStart"/>
-      <w:r>
-        <w:rPr>
-          <w:szCs w:val="21"/>
-        </w:rPr>
-        <w:t>H ,</w:t>
-      </w:r>
-      <w:proofErr w:type="gramEnd"/>
-      <w:r>
-        <w:rPr>
-          <w:szCs w:val="21"/>
-        </w:rPr>
-        <w:t xml:space="preserve"> Liu </w:t>
-      </w:r>
-      <w:proofErr w:type="gramStart"/>
-      <w:r>
-        <w:rPr>
-          <w:szCs w:val="21"/>
-        </w:rPr>
-        <w:t>L ,et</w:t>
-      </w:r>
-      <w:proofErr w:type="gramEnd"/>
-      <w:r>
-        <w:rPr>
-          <w:szCs w:val="21"/>
-        </w:rPr>
-        <w:t xml:space="preserve"> </w:t>
-      </w:r>
-      <w:proofErr w:type="gramStart"/>
-      <w:r>
-        <w:rPr>
-          <w:szCs w:val="21"/>
-        </w:rPr>
-        <w:t>al.YOLOv</w:t>
-      </w:r>
-      <w:proofErr w:type="gramEnd"/>
-      <w:r>
-        <w:rPr>
-          <w:szCs w:val="21"/>
-        </w:rPr>
-        <w:t>10: Real-Time End-to-End Object Detection[J]. 2024.</w:t>
+        <w:t>Wang A , Chen H , Liu L ,et al.YOLOv10: Real-Time End-to-End Object Detection[J]. 2024.</w:t>
       </w:r>
       <w:bookmarkEnd w:id="10"/>
     </w:p>
@@ -5306,25 +5122,7 @@
           <w:kern w:val="0"/>
           <w:szCs w:val="21"/>
         </w:rPr>
-        <w:t>,2026,47(01):</w:t>
-      </w:r>
-      <w:proofErr w:type="gramStart"/>
-      <w:r>
-        <w:rPr>
-          <w:rFonts w:hint="eastAsia"/>
-          <w:kern w:val="0"/>
-          <w:szCs w:val="21"/>
-        </w:rPr>
-        <w:t>56-63.DOI:10.14016/j.cnki.jgzz</w:t>
-      </w:r>
-      <w:proofErr w:type="gramEnd"/>
-      <w:r>
-        <w:rPr>
-          <w:rFonts w:hint="eastAsia"/>
-          <w:kern w:val="0"/>
-          <w:szCs w:val="21"/>
-        </w:rPr>
-        <w:t>.2026.01.056.</w:t>
+        <w:t>,2026,47(01):56-63.DOI:10.14016/j.cnki.jgzz.2026.01.056.</w:t>
       </w:r>
     </w:p>
     <w:p>
@@ -5343,7 +5141,6 @@
           <w:szCs w:val="21"/>
         </w:rPr>
       </w:pPr>
-      <w:proofErr w:type="gramStart"/>
       <w:r>
         <w:rPr>
           <w:rFonts w:hint="eastAsia"/>
@@ -5368,7 +5165,6 @@
         </w:rPr>
         <w:t>毛力</w:t>
       </w:r>
-      <w:proofErr w:type="gramEnd"/>
       <w:r>
         <w:rPr>
           <w:rFonts w:hint="eastAsia"/>
@@ -5520,25 +5316,7 @@
           <w:kern w:val="0"/>
           <w:szCs w:val="21"/>
         </w:rPr>
-        <w:t>,2026,(02):</w:t>
-      </w:r>
-      <w:proofErr w:type="gramStart"/>
-      <w:r>
-        <w:rPr>
-          <w:rFonts w:hint="eastAsia"/>
-          <w:kern w:val="0"/>
-          <w:szCs w:val="21"/>
-        </w:rPr>
-        <w:t>128-130.DOI:10.16184/j.cnki.comprg</w:t>
-      </w:r>
-      <w:proofErr w:type="gramEnd"/>
-      <w:r>
-        <w:rPr>
-          <w:rFonts w:hint="eastAsia"/>
-          <w:kern w:val="0"/>
-          <w:szCs w:val="21"/>
-        </w:rPr>
-        <w:t>.2026.02.028.</w:t>
+        <w:t>,2026,(02):128-130.DOI:10.16184/j.cnki.comprg.2026.02.028.</w:t>
       </w:r>
     </w:p>
     <w:p>

--- a/开题报告.docx
+++ b/开题报告.docx
@@ -1827,7 +1827,23 @@
           <w:rFonts w:hint="eastAsia"/>
           <w:sz w:val="24"/>
         </w:rPr>
-        <w:t>架构模式确保系统的可维护性和可扩展性</w:t>
+        <w:t>架构模式确保系统的可维护性和</w:t>
+      </w:r>
+      <w:proofErr w:type="gramStart"/>
+      <w:r>
+        <w:rPr>
+          <w:rFonts w:hint="eastAsia"/>
+          <w:sz w:val="24"/>
+        </w:rPr>
+        <w:t>可</w:t>
+      </w:r>
+      <w:proofErr w:type="gramEnd"/>
+      <w:r>
+        <w:rPr>
+          <w:rFonts w:hint="eastAsia"/>
+          <w:sz w:val="24"/>
+        </w:rPr>
+        <w:t>扩展性</w:t>
       </w:r>
       <w:r>
         <w:rPr>
@@ -2287,7 +2303,23 @@
           <w:rFonts w:hint="eastAsia"/>
           <w:sz w:val="24"/>
         </w:rPr>
-        <w:t>架构模式确保系统的可维护性和可扩展性</w:t>
+        <w:t>架构模式确保系统的可维护性和</w:t>
+      </w:r>
+      <w:proofErr w:type="gramStart"/>
+      <w:r>
+        <w:rPr>
+          <w:rFonts w:hint="eastAsia"/>
+          <w:sz w:val="24"/>
+        </w:rPr>
+        <w:t>可</w:t>
+      </w:r>
+      <w:proofErr w:type="gramEnd"/>
+      <w:r>
+        <w:rPr>
+          <w:rFonts w:hint="eastAsia"/>
+          <w:sz w:val="24"/>
+        </w:rPr>
+        <w:t>扩展性</w:t>
       </w:r>
       <w:r>
         <w:rPr>
@@ -3358,7 +3390,21 @@
         <w:rPr>
           <w:sz w:val="24"/>
         </w:rPr>
-        <w:t>协同；部署时前端以安装包形式分发至</w:t>
+        <w:t>协同；部署时前端以安装</w:t>
+      </w:r>
+      <w:proofErr w:type="gramStart"/>
+      <w:r>
+        <w:rPr>
+          <w:sz w:val="24"/>
+        </w:rPr>
+        <w:t>包形式</w:t>
+      </w:r>
+      <w:proofErr w:type="gramEnd"/>
+      <w:r>
+        <w:rPr>
+          <w:sz w:val="24"/>
+        </w:rPr>
+        <w:t>分发至</w:t>
       </w:r>
       <w:r>
         <w:rPr>
@@ -3520,8 +3566,17 @@
           <w:rFonts w:hint="eastAsia"/>
           <w:sz w:val="24"/>
         </w:rPr>
-        <w:t>前端展示层用</w:t>
-      </w:r>
+        <w:t>前端</w:t>
+      </w:r>
+      <w:proofErr w:type="gramStart"/>
+      <w:r>
+        <w:rPr>
+          <w:rFonts w:hint="eastAsia"/>
+          <w:sz w:val="24"/>
+        </w:rPr>
+        <w:t>展示层用</w:t>
+      </w:r>
+      <w:proofErr w:type="gramEnd"/>
       <w:r>
         <w:rPr>
           <w:sz w:val="24"/>
@@ -3734,7 +3789,23 @@
           <w:rFonts w:hint="eastAsia"/>
           <w:sz w:val="24"/>
         </w:rPr>
-        <w:t>性能优化措施主要包括跳帧处理、模型轻量化、异步处理、减少绘制操作以及置信度阈值过滤。跳帧处理方面，每隔</w:t>
+        <w:t>性能优化措施主要包括跳帧处理、模型轻量化、异步处理、减少绘制操作以及置信度阈值过滤。跳</w:t>
+      </w:r>
+      <w:proofErr w:type="gramStart"/>
+      <w:r>
+        <w:rPr>
+          <w:rFonts w:hint="eastAsia"/>
+          <w:sz w:val="24"/>
+        </w:rPr>
+        <w:t>帧处理</w:t>
+      </w:r>
+      <w:proofErr w:type="gramEnd"/>
+      <w:r>
+        <w:rPr>
+          <w:rFonts w:hint="eastAsia"/>
+          <w:sz w:val="24"/>
+        </w:rPr>
+        <w:t>方面，每隔</w:t>
       </w:r>
       <w:r>
         <w:rPr>
@@ -3762,7 +3833,23 @@
           <w:rFonts w:hint="eastAsia"/>
           <w:sz w:val="24"/>
         </w:rPr>
-        <w:t>推理，跳过的帧使用上一次的检测结果，减少推理次数，提高处理速度；模型轻量化方面，使用</w:t>
+        <w:t>推理，跳过的</w:t>
+      </w:r>
+      <w:proofErr w:type="gramStart"/>
+      <w:r>
+        <w:rPr>
+          <w:rFonts w:hint="eastAsia"/>
+          <w:sz w:val="24"/>
+        </w:rPr>
+        <w:t>帧使用</w:t>
+      </w:r>
+      <w:proofErr w:type="gramEnd"/>
+      <w:r>
+        <w:rPr>
+          <w:rFonts w:hint="eastAsia"/>
+          <w:sz w:val="24"/>
+        </w:rPr>
+        <w:t>上一次的检测结果，减少推理次数，提高处理速度；模型轻量化方面，使用</w:t>
       </w:r>
       <w:r>
         <w:rPr>
@@ -4443,7 +4530,23 @@
           <w:kern w:val="0"/>
           <w:szCs w:val="21"/>
         </w:rPr>
-        <w:t>Jiao L, Zhang R, Liu F, et al. New generation deep learning for video object detection: A survey[J]. IEEE Transactions on Neural Networks and Learning Systems, 2021, 33(8): 3195-3215.</w:t>
+        <w:t xml:space="preserve">Jiao L, Zhang R, Liu F, et al. </w:t>
+      </w:r>
+      <w:proofErr w:type="gramStart"/>
+      <w:r>
+        <w:rPr>
+          <w:kern w:val="0"/>
+          <w:szCs w:val="21"/>
+        </w:rPr>
+        <w:t>New</w:t>
+      </w:r>
+      <w:proofErr w:type="gramEnd"/>
+      <w:r>
+        <w:rPr>
+          <w:kern w:val="0"/>
+          <w:szCs w:val="21"/>
+        </w:rPr>
+        <w:t xml:space="preserve"> generation deep learning for video object detection: A survey[J]. IEEE Transactions on Neural Networks and Learning Systems, 2021, 33(8): 3195-3215.</w:t>
       </w:r>
       <w:bookmarkEnd w:id="2"/>
     </w:p>
@@ -4558,12 +4661,37 @@
         </w:rPr>
       </w:pPr>
       <w:bookmarkStart w:id="4" w:name="_Ref223187479"/>
-      <w:r>
-        <w:rPr>
-          <w:kern w:val="0"/>
-          <w:szCs w:val="21"/>
-        </w:rPr>
-        <w:t>Microsoft..NETMAUIdocumentation[EB/OL].https://docs.microsoft.com/en-us/dotnet/maui/ , 2023.</w:t>
+      <w:proofErr w:type="gramStart"/>
+      <w:r>
+        <w:rPr>
+          <w:kern w:val="0"/>
+          <w:szCs w:val="21"/>
+        </w:rPr>
+        <w:t>Microsoft..NETMAUIdocumentation[</w:t>
+      </w:r>
+      <w:proofErr w:type="gramEnd"/>
+      <w:r>
+        <w:rPr>
+          <w:kern w:val="0"/>
+          <w:szCs w:val="21"/>
+        </w:rPr>
+        <w:t>EB/OL</w:t>
+      </w:r>
+      <w:proofErr w:type="gramStart"/>
+      <w:r>
+        <w:rPr>
+          <w:kern w:val="0"/>
+          <w:szCs w:val="21"/>
+        </w:rPr>
+        <w:t>].https://docs.microsoft.com/en-us/dotnet/maui/</w:t>
+      </w:r>
+      <w:proofErr w:type="gramEnd"/>
+      <w:r>
+        <w:rPr>
+          <w:kern w:val="0"/>
+          <w:szCs w:val="21"/>
+        </w:rPr>
+        <w:t xml:space="preserve"> , 2023.</w:t>
       </w:r>
       <w:bookmarkEnd w:id="4"/>
     </w:p>
@@ -4723,6 +4851,7 @@
         <w:t xml:space="preserve">Chen </w:t>
       </w:r>
       <w:proofErr w:type="spellStart"/>
+      <w:proofErr w:type="gramStart"/>
       <w:r>
         <w:rPr>
           <w:kern w:val="0"/>
@@ -4731,6 +4860,7 @@
         <w:t>K,Wang</w:t>
       </w:r>
       <w:proofErr w:type="spellEnd"/>
+      <w:proofErr w:type="gramEnd"/>
       <w:r>
         <w:rPr>
           <w:kern w:val="0"/>
@@ -4849,7 +4979,63 @@
         <w:rPr>
           <w:szCs w:val="21"/>
         </w:rPr>
-        <w:t>Wang A , Chen H , Liu L ,et al.YOLOv10: Real-Time End-to-End Object Detection[J]. 2024.</w:t>
+        <w:t xml:space="preserve">Wang </w:t>
+      </w:r>
+      <w:proofErr w:type="gramStart"/>
+      <w:r>
+        <w:rPr>
+          <w:szCs w:val="21"/>
+        </w:rPr>
+        <w:t>A ,</w:t>
+      </w:r>
+      <w:proofErr w:type="gramEnd"/>
+      <w:r>
+        <w:rPr>
+          <w:szCs w:val="21"/>
+        </w:rPr>
+        <w:t xml:space="preserve"> Chen </w:t>
+      </w:r>
+      <w:proofErr w:type="gramStart"/>
+      <w:r>
+        <w:rPr>
+          <w:szCs w:val="21"/>
+        </w:rPr>
+        <w:t>H ,</w:t>
+      </w:r>
+      <w:proofErr w:type="gramEnd"/>
+      <w:r>
+        <w:rPr>
+          <w:szCs w:val="21"/>
+        </w:rPr>
+        <w:t xml:space="preserve"> Liu </w:t>
+      </w:r>
+      <w:proofErr w:type="gramStart"/>
+      <w:r>
+        <w:rPr>
+          <w:szCs w:val="21"/>
+        </w:rPr>
+        <w:t>L ,et</w:t>
+      </w:r>
+      <w:proofErr w:type="gramEnd"/>
+      <w:r>
+        <w:rPr>
+          <w:szCs w:val="21"/>
+        </w:rPr>
+        <w:t xml:space="preserve"> </w:t>
+      </w:r>
+      <w:proofErr w:type="gramStart"/>
+      <w:r>
+        <w:rPr>
+          <w:szCs w:val="21"/>
+        </w:rPr>
+        <w:t>al.YOLOv</w:t>
+      </w:r>
+      <w:proofErr w:type="gramEnd"/>
+      <w:r>
+        <w:rPr>
+          <w:szCs w:val="21"/>
+        </w:rPr>
+        <w:t>10: Real-Time End-to-End Object Detection[J]. 2024.</w:t>
       </w:r>
       <w:bookmarkEnd w:id="10"/>
     </w:p>
@@ -5122,7 +5308,25 @@
           <w:kern w:val="0"/>
           <w:szCs w:val="21"/>
         </w:rPr>
-        <w:t>,2026,47(01):56-63.DOI:10.14016/j.cnki.jgzz.2026.01.056.</w:t>
+        <w:t>,2026,47(01):</w:t>
+      </w:r>
+      <w:proofErr w:type="gramStart"/>
+      <w:r>
+        <w:rPr>
+          <w:rFonts w:hint="eastAsia"/>
+          <w:kern w:val="0"/>
+          <w:szCs w:val="21"/>
+        </w:rPr>
+        <w:t>56-63.DOI:10.14016/j.cnki.jgzz</w:t>
+      </w:r>
+      <w:proofErr w:type="gramEnd"/>
+      <w:r>
+        <w:rPr>
+          <w:rFonts w:hint="eastAsia"/>
+          <w:kern w:val="0"/>
+          <w:szCs w:val="21"/>
+        </w:rPr>
+        <w:t>.2026.01.056.</w:t>
       </w:r>
     </w:p>
     <w:p>
@@ -5141,6 +5345,7 @@
           <w:szCs w:val="21"/>
         </w:rPr>
       </w:pPr>
+      <w:proofErr w:type="gramStart"/>
       <w:r>
         <w:rPr>
           <w:rFonts w:hint="eastAsia"/>
@@ -5165,6 +5370,7 @@
         </w:rPr>
         <w:t>毛力</w:t>
       </w:r>
+      <w:proofErr w:type="gramEnd"/>
       <w:r>
         <w:rPr>
           <w:rFonts w:hint="eastAsia"/>
@@ -5316,7 +5522,25 @@
           <w:kern w:val="0"/>
           <w:szCs w:val="21"/>
         </w:rPr>
-        <w:t>,2026,(02):128-130.DOI:10.16184/j.cnki.comprg.2026.02.028.</w:t>
+        <w:t>,2026,(02):</w:t>
+      </w:r>
+      <w:proofErr w:type="gramStart"/>
+      <w:r>
+        <w:rPr>
+          <w:rFonts w:hint="eastAsia"/>
+          <w:kern w:val="0"/>
+          <w:szCs w:val="21"/>
+        </w:rPr>
+        <w:t>128-130.DOI:10.16184/j.cnki.comprg</w:t>
+      </w:r>
+      <w:proofErr w:type="gramEnd"/>
+      <w:r>
+        <w:rPr>
+          <w:rFonts w:hint="eastAsia"/>
+          <w:kern w:val="0"/>
+          <w:szCs w:val="21"/>
+        </w:rPr>
+        <w:t>.2026.02.028.</w:t>
       </w:r>
     </w:p>
     <w:p>
@@ -5338,350 +5562,11 @@
     </w:p>
     <w:p>
       <w:pPr>
-        <w:jc w:val="center"/>
-        <w:rPr>
-          <w:rFonts w:eastAsia="黑体"/>
-          <w:sz w:val="36"/>
-        </w:rPr>
-      </w:pPr>
-    </w:p>
-    <w:p>
-      <w:pPr>
-        <w:pageBreakBefore/>
-        <w:jc w:val="center"/>
-        <w:rPr>
-          <w:rFonts w:ascii="黑体" w:eastAsia="黑体"/>
-          <w:sz w:val="36"/>
-        </w:rPr>
-      </w:pPr>
-      <w:r>
-        <w:rPr>
-          <w:rFonts w:eastAsia="黑体" w:hint="eastAsia"/>
-          <w:sz w:val="36"/>
-        </w:rPr>
-        <w:lastRenderedPageBreak/>
-        <w:t>中国计量大学</w:t>
-      </w:r>
-      <w:r>
-        <w:rPr>
-          <w:rFonts w:ascii="黑体" w:eastAsia="黑体" w:hint="eastAsia"/>
-          <w:sz w:val="36"/>
-        </w:rPr>
-        <w:t>毕业设计（论文）开题意见表</w:t>
-      </w:r>
-    </w:p>
-    <w:p>
-      <w:pPr>
-        <w:ind w:firstLine="750"/>
-        <w:rPr>
-          <w:rFonts w:eastAsia="黑体"/>
-          <w:sz w:val="44"/>
-        </w:rPr>
-      </w:pPr>
-    </w:p>
-    <w:tbl>
-      <w:tblPr>
-        <w:tblW w:w="0" w:type="auto"/>
-        <w:jc w:val="center"/>
-        <w:tblBorders>
-          <w:top w:val="single" w:sz="4" w:space="0" w:color="auto"/>
-          <w:left w:val="single" w:sz="4" w:space="0" w:color="auto"/>
-          <w:bottom w:val="single" w:sz="4" w:space="0" w:color="auto"/>
-          <w:right w:val="single" w:sz="4" w:space="0" w:color="auto"/>
-          <w:insideH w:val="single" w:sz="4" w:space="0" w:color="auto"/>
-          <w:insideV w:val="single" w:sz="4" w:space="0" w:color="auto"/>
-        </w:tblBorders>
-        <w:tblLayout w:type="fixed"/>
-        <w:tblLook w:val="04A0" w:firstRow="1" w:lastRow="0" w:firstColumn="1" w:lastColumn="0" w:noHBand="0" w:noVBand="1"/>
-      </w:tblPr>
-      <w:tblGrid>
-        <w:gridCol w:w="9180"/>
-      </w:tblGrid>
-      <w:tr>
-        <w:trPr>
-          <w:trHeight w:val="7467"/>
-          <w:jc w:val="center"/>
-        </w:trPr>
-        <w:tc>
-          <w:tcPr>
-            <w:tcW w:w="9180" w:type="dxa"/>
-            <w:tcBorders>
-              <w:top w:val="single" w:sz="4" w:space="0" w:color="auto"/>
-              <w:left w:val="single" w:sz="12" w:space="0" w:color="auto"/>
-              <w:bottom w:val="single" w:sz="12" w:space="0" w:color="auto"/>
-              <w:right w:val="single" w:sz="12" w:space="0" w:color="auto"/>
-            </w:tcBorders>
-          </w:tcPr>
-          <w:p>
-            <w:pPr>
-              <w:spacing w:line="360" w:lineRule="auto"/>
-              <w:jc w:val="left"/>
-              <w:rPr>
-                <w:rFonts w:ascii="黑体" w:eastAsia="黑体" w:hAnsi="宋体" w:hint="eastAsia"/>
-                <w:bCs/>
-                <w:sz w:val="24"/>
-              </w:rPr>
-            </w:pPr>
-            <w:r>
-              <w:rPr>
-                <w:rFonts w:ascii="黑体" w:eastAsia="黑体" w:hAnsi="宋体" w:hint="eastAsia"/>
-                <w:bCs/>
-                <w:sz w:val="24"/>
-              </w:rPr>
-              <w:t>指导教师意见：</w:t>
-            </w:r>
-          </w:p>
-          <w:p/>
-          <w:p/>
-          <w:p/>
-          <w:p/>
-          <w:p>
-            <w:pPr>
-              <w:spacing w:line="360" w:lineRule="auto"/>
-              <w:jc w:val="left"/>
-              <w:rPr>
-                <w:rFonts w:ascii="宋体" w:hAnsi="宋体" w:hint="eastAsia"/>
-                <w:bCs/>
-              </w:rPr>
-            </w:pPr>
-          </w:p>
-          <w:p/>
-          <w:p/>
-          <w:p/>
-          <w:p/>
-          <w:p/>
-          <w:p/>
-          <w:p/>
-          <w:p/>
-          <w:p/>
-          <w:p/>
-          <w:p/>
-          <w:p/>
-          <w:p/>
-          <w:p>
-            <w:r>
-              <w:rPr>
-                <w:rFonts w:hint="eastAsia"/>
-              </w:rPr>
-              <w:t xml:space="preserve">                                                 </w:t>
-            </w:r>
-          </w:p>
-          <w:p>
-            <w:pPr>
-              <w:ind w:firstLineChars="2213" w:firstLine="4647"/>
-            </w:pPr>
-            <w:r>
-              <w:rPr>
-                <w:rFonts w:hint="eastAsia"/>
-              </w:rPr>
-              <w:t>指导教师：</w:t>
-            </w:r>
-            <w:r>
-              <w:rPr>
-                <w:rFonts w:hint="eastAsia"/>
-                <w:u w:val="single"/>
-              </w:rPr>
-              <w:t xml:space="preserve">            </w:t>
-            </w:r>
-          </w:p>
-          <w:p>
-            <w:pPr>
-              <w:spacing w:line="360" w:lineRule="auto"/>
-              <w:ind w:firstLineChars="2800" w:firstLine="5880"/>
-              <w:jc w:val="left"/>
-              <w:rPr>
-                <w:rFonts w:ascii="宋体" w:hAnsi="宋体" w:hint="eastAsia"/>
-                <w:bCs/>
-              </w:rPr>
-            </w:pPr>
-            <w:r>
-              <w:rPr>
-                <w:rFonts w:hint="eastAsia"/>
-              </w:rPr>
-              <w:t xml:space="preserve">  </w:t>
-            </w:r>
-            <w:r>
-              <w:rPr>
-                <w:rFonts w:hint="eastAsia"/>
-              </w:rPr>
-              <w:t>年</w:t>
-            </w:r>
-            <w:r>
-              <w:rPr>
-                <w:rFonts w:hint="eastAsia"/>
-              </w:rPr>
-              <w:t xml:space="preserve">     </w:t>
-            </w:r>
-            <w:r>
-              <w:rPr>
-                <w:rFonts w:hint="eastAsia"/>
-              </w:rPr>
-              <w:t>月</w:t>
-            </w:r>
-            <w:r>
-              <w:rPr>
-                <w:rFonts w:hint="eastAsia"/>
-              </w:rPr>
-              <w:t xml:space="preserve">     </w:t>
-            </w:r>
-            <w:r>
-              <w:rPr>
-                <w:rFonts w:hint="eastAsia"/>
-              </w:rPr>
-              <w:t>日</w:t>
-            </w:r>
-          </w:p>
-        </w:tc>
-      </w:tr>
-      <w:tr>
-        <w:trPr>
-          <w:trHeight w:val="4323"/>
-          <w:jc w:val="center"/>
-        </w:trPr>
-        <w:tc>
-          <w:tcPr>
-            <w:tcW w:w="9180" w:type="dxa"/>
-            <w:tcBorders>
-              <w:top w:val="single" w:sz="12" w:space="0" w:color="auto"/>
-              <w:left w:val="single" w:sz="12" w:space="0" w:color="auto"/>
-              <w:bottom w:val="single" w:sz="4" w:space="0" w:color="auto"/>
-              <w:right w:val="single" w:sz="12" w:space="0" w:color="auto"/>
-            </w:tcBorders>
-          </w:tcPr>
-          <w:p>
-            <w:pPr>
-              <w:spacing w:line="360" w:lineRule="auto"/>
-              <w:jc w:val="left"/>
-              <w:rPr>
-                <w:rFonts w:ascii="黑体" w:eastAsia="黑体" w:hAnsi="宋体" w:hint="eastAsia"/>
-                <w:bCs/>
-                <w:sz w:val="24"/>
-              </w:rPr>
-            </w:pPr>
-            <w:r>
-              <w:rPr>
-                <w:rFonts w:ascii="黑体" w:eastAsia="黑体" w:hAnsi="宋体" w:hint="eastAsia"/>
-                <w:bCs/>
-                <w:sz w:val="24"/>
-              </w:rPr>
-              <w:t>专业审查意见：</w:t>
-            </w:r>
-          </w:p>
-          <w:p>
-            <w:pPr>
-              <w:spacing w:line="360" w:lineRule="auto"/>
-              <w:jc w:val="left"/>
-              <w:rPr>
-                <w:rFonts w:ascii="宋体" w:hAnsi="宋体" w:hint="eastAsia"/>
-                <w:bCs/>
-              </w:rPr>
-            </w:pPr>
-          </w:p>
-          <w:p>
-            <w:pPr>
-              <w:spacing w:line="360" w:lineRule="auto"/>
-              <w:jc w:val="left"/>
-              <w:rPr>
-                <w:rFonts w:ascii="宋体" w:hAnsi="宋体" w:hint="eastAsia"/>
-                <w:bCs/>
-              </w:rPr>
-            </w:pPr>
-          </w:p>
-          <w:p>
-            <w:pPr>
-              <w:spacing w:line="360" w:lineRule="auto"/>
-              <w:jc w:val="left"/>
-              <w:rPr>
-                <w:rFonts w:ascii="宋体" w:hAnsi="宋体" w:hint="eastAsia"/>
-                <w:bCs/>
-              </w:rPr>
-            </w:pPr>
-          </w:p>
-          <w:p>
-            <w:pPr>
-              <w:spacing w:line="360" w:lineRule="auto"/>
-              <w:jc w:val="left"/>
-              <w:rPr>
-                <w:rFonts w:ascii="宋体" w:hAnsi="宋体" w:hint="eastAsia"/>
-                <w:bCs/>
-              </w:rPr>
-            </w:pPr>
-          </w:p>
-          <w:p>
-            <w:pPr>
-              <w:spacing w:line="360" w:lineRule="auto"/>
-              <w:jc w:val="left"/>
-              <w:rPr>
-                <w:rFonts w:ascii="宋体" w:hAnsi="宋体" w:hint="eastAsia"/>
-                <w:bCs/>
-              </w:rPr>
-            </w:pPr>
-          </w:p>
-          <w:p>
-            <w:pPr>
-              <w:spacing w:line="360" w:lineRule="auto"/>
-              <w:jc w:val="left"/>
-              <w:rPr>
-                <w:rFonts w:ascii="宋体" w:hAnsi="宋体" w:hint="eastAsia"/>
-                <w:bCs/>
-              </w:rPr>
-            </w:pPr>
-          </w:p>
-          <w:p>
-            <w:pPr>
-              <w:spacing w:line="360" w:lineRule="auto"/>
-              <w:jc w:val="left"/>
-              <w:rPr>
-                <w:rFonts w:ascii="宋体" w:hAnsi="宋体" w:hint="eastAsia"/>
-                <w:bCs/>
-              </w:rPr>
-            </w:pPr>
-            <w:r>
-              <w:rPr>
-                <w:rFonts w:ascii="宋体" w:hAnsi="宋体" w:hint="eastAsia"/>
-                <w:bCs/>
-              </w:rPr>
-              <w:t xml:space="preserve">                                             </w:t>
-            </w:r>
-            <w:r>
-              <w:rPr>
-                <w:rFonts w:ascii="黑体" w:eastAsia="黑体" w:hAnsi="宋体" w:hint="eastAsia"/>
-                <w:bCs/>
-                <w:sz w:val="24"/>
-              </w:rPr>
-              <w:t>专业负责人：</w:t>
-            </w:r>
-            <w:r>
-              <w:rPr>
-                <w:rFonts w:ascii="宋体" w:hAnsi="宋体" w:hint="eastAsia"/>
-                <w:bCs/>
-                <w:u w:val="single"/>
-              </w:rPr>
-              <w:t xml:space="preserve">              </w:t>
-            </w:r>
-          </w:p>
-          <w:p>
-            <w:pPr>
-              <w:spacing w:line="360" w:lineRule="auto"/>
-              <w:jc w:val="left"/>
-              <w:rPr>
-                <w:rFonts w:ascii="宋体" w:hAnsi="宋体" w:hint="eastAsia"/>
-                <w:bCs/>
-              </w:rPr>
-            </w:pPr>
-            <w:r>
-              <w:rPr>
-                <w:rFonts w:ascii="宋体" w:hAnsi="宋体" w:hint="eastAsia"/>
-                <w:bCs/>
-              </w:rPr>
-              <w:t xml:space="preserve">                                                             年     月     日</w:t>
-            </w:r>
-          </w:p>
-        </w:tc>
-      </w:tr>
-    </w:tbl>
-    <w:p/>
-    <w:p/>
+        <w:rPr>
+          <w:rFonts w:hint="eastAsia"/>
+        </w:rPr>
+      </w:pPr>
+    </w:p>
     <w:sectPr>
       <w:pgSz w:w="11906" w:h="16838"/>
       <w:pgMar w:top="1440" w:right="1800" w:bottom="1440" w:left="1800" w:header="851" w:footer="992" w:gutter="0"/>
@@ -6739,6 +6624,7 @@
   <w:style w:type="character" w:default="1" w:styleId="a0">
     <w:name w:val="Default Paragraph Font"/>
     <w:uiPriority w:val="1"/>
+    <w:semiHidden/>
     <w:unhideWhenUsed/>
   </w:style>
   <w:style w:type="table" w:default="1" w:styleId="a1">
